--- a/Course/7 Weekly Plan - Homework and Consolidation (Year 12)/Week 26 (12 Apr) - Mock revision/1 Mock Paper 1B (extra practice) (typeable).docx
+++ b/Course/7 Weekly Plan - Homework and Consolidation (Year 12)/Week 26 (12 Apr) - Mock revision/1 Mock Paper 1B (extra practice) (typeable).docx
@@ -232,224 +232,214 @@
         <w:t>(AO1)</w:t>
       </w:r>
     </w:p>
+    <w:tbl>
+      <w:tblPr>
+        <w:tblStyle w:val="TableGrid"/>
+        <w:tblW w:type="auto" w:w="0"/>
+        <w:tblLook w:firstColumn="1" w:firstRow="1" w:lastColumn="0" w:lastRow="0" w:noHBand="0" w:noVBand="1" w:val="04A0"/>
+      </w:tblPr>
+      <w:tblGrid>
+        <w:gridCol w:w="8640"/>
+      </w:tblGrid>
+      <w:tr>
+        <w:trPr>
+          <w:trHeight w:val="1020" w:hRule="atLeast"/>
+        </w:trPr>
+        <w:tc>
+          <w:tcPr>
+            <w:tcW w:type="dxa" w:w="8640"/>
+          </w:tcPr>
+          <w:p>
+            <w:pPr>
+              <w:spacing w:before="40"/>
+            </w:pPr>
+          </w:p>
+        </w:tc>
+      </w:tr>
+    </w:tbl>
+    <w:p/>
     <w:p>
-      <w:pPr>
-        <w:spacing w:before="260"/>
-        <w:pBdr>
-          <w:bottom w:val="single" w:sz="4" w:space="1" w:color="AAB4C0"/>
-        </w:pBdr>
-      </w:pPr>
+      <w:r>
+        <w:rPr>
+          <w:b/>
+          <w:i w:val="0"/>
+        </w:rPr>
+        <w:t>1(b)</w:t>
+      </w:r>
+      <w:r>
+        <w:rPr>
+          <w:b w:val="0"/>
+          <w:i w:val="0"/>
+        </w:rPr>
+        <w:t xml:space="preserve"> Explain how </w:t>
+      </w:r>
+      <w:r>
+        <w:rPr>
+          <w:b/>
+          <w:i w:val="0"/>
+        </w:rPr>
+        <w:t>pipelining</w:t>
+      </w:r>
+      <w:r>
+        <w:rPr>
+          <w:b w:val="0"/>
+          <w:i w:val="0"/>
+        </w:rPr>
+        <w:t xml:space="preserve"> can increase the number of instructions completed per second, and state </w:t>
+      </w:r>
+      <w:r>
+        <w:rPr>
+          <w:b/>
+          <w:i w:val="0"/>
+        </w:rPr>
+        <w:t>one</w:t>
+      </w:r>
+      <w:r>
+        <w:rPr>
+          <w:b w:val="0"/>
+          <w:i w:val="0"/>
+        </w:rPr>
+        <w:t xml:space="preserve"> situation in which the pipeline must be flushed. </w:t>
+      </w:r>
+      <w:r>
+        <w:rPr>
+          <w:b/>
+          <w:i w:val="0"/>
+        </w:rPr>
+        <w:t>[3]</w:t>
+      </w:r>
+      <w:r>
+        <w:rPr>
+          <w:b w:val="0"/>
+          <w:i w:val="0"/>
+        </w:rPr>
+        <w:t xml:space="preserve"> </w:t>
+      </w:r>
+      <w:r>
+        <w:rPr>
+          <w:b w:val="0"/>
+          <w:i/>
+        </w:rPr>
+        <w:t>(AO2)</w:t>
+      </w:r>
     </w:p>
+    <w:tbl>
+      <w:tblPr>
+        <w:tblStyle w:val="TableGrid"/>
+        <w:tblW w:type="auto" w:w="0"/>
+        <w:tblLook w:firstColumn="1" w:firstRow="1" w:lastColumn="0" w:lastRow="0" w:noHBand="0" w:noVBand="1" w:val="04A0"/>
+      </w:tblPr>
+      <w:tblGrid>
+        <w:gridCol w:w="8640"/>
+      </w:tblGrid>
+      <w:tr>
+        <w:trPr>
+          <w:trHeight w:val="1360" w:hRule="atLeast"/>
+        </w:trPr>
+        <w:tc>
+          <w:tcPr>
+            <w:tcW w:type="dxa" w:w="8640"/>
+          </w:tcPr>
+          <w:p>
+            <w:pPr>
+              <w:spacing w:before="40"/>
+            </w:pPr>
+          </w:p>
+        </w:tc>
+      </w:tr>
+    </w:tbl>
+    <w:p/>
     <w:p>
-      <w:pPr>
-        <w:spacing w:before="260"/>
-        <w:pBdr>
-          <w:bottom w:val="single" w:sz="4" w:space="1" w:color="AAB4C0"/>
-        </w:pBdr>
-      </w:pPr>
+      <w:r>
+        <w:rPr>
+          <w:b/>
+          <w:i w:val="0"/>
+        </w:rPr>
+        <w:t>1(c)</w:t>
+      </w:r>
+      <w:r>
+        <w:rPr>
+          <w:b w:val="0"/>
+          <w:i w:val="0"/>
+        </w:rPr>
+        <w:t xml:space="preserve"> The processor's clock speed is </w:t>
+      </w:r>
+      <w:r>
+        <w:rPr>
+          <w:b/>
+          <w:i w:val="0"/>
+        </w:rPr>
+        <w:t>3.2 GHz</w:t>
+      </w:r>
+      <w:r>
+        <w:rPr>
+          <w:b w:val="0"/>
+          <w:i w:val="0"/>
+        </w:rPr>
+        <w:t xml:space="preserve">. State what this value means and explain why simply increasing the clock speed is </w:t>
+      </w:r>
+      <w:r>
+        <w:rPr>
+          <w:b/>
+          <w:i w:val="0"/>
+        </w:rPr>
+        <w:t>not</w:t>
+      </w:r>
+      <w:r>
+        <w:rPr>
+          <w:b w:val="0"/>
+          <w:i w:val="0"/>
+        </w:rPr>
+        <w:t xml:space="preserve"> always the best way to improve performance. </w:t>
+      </w:r>
+      <w:r>
+        <w:rPr>
+          <w:b/>
+          <w:i w:val="0"/>
+        </w:rPr>
+        <w:t>[3]</w:t>
+      </w:r>
+      <w:r>
+        <w:rPr>
+          <w:b w:val="0"/>
+          <w:i w:val="0"/>
+        </w:rPr>
+        <w:t xml:space="preserve"> </w:t>
+      </w:r>
+      <w:r>
+        <w:rPr>
+          <w:b w:val="0"/>
+          <w:i/>
+        </w:rPr>
+        <w:t>(AO2)</w:t>
+      </w:r>
     </w:p>
-    <w:p>
-      <w:pPr>
-        <w:spacing w:before="260"/>
-        <w:pBdr>
-          <w:bottom w:val="single" w:sz="4" w:space="1" w:color="AAB4C0"/>
-        </w:pBdr>
-      </w:pPr>
-    </w:p>
-    <w:p>
-      <w:r>
-        <w:rPr>
-          <w:b/>
-          <w:i w:val="0"/>
-        </w:rPr>
-        <w:t>1(b)</w:t>
-      </w:r>
-      <w:r>
-        <w:rPr>
-          <w:b w:val="0"/>
-          <w:i w:val="0"/>
-        </w:rPr>
-        <w:t xml:space="preserve"> Explain how </w:t>
-      </w:r>
-      <w:r>
-        <w:rPr>
-          <w:b/>
-          <w:i w:val="0"/>
-        </w:rPr>
-        <w:t>pipelining</w:t>
-      </w:r>
-      <w:r>
-        <w:rPr>
-          <w:b w:val="0"/>
-          <w:i w:val="0"/>
-        </w:rPr>
-        <w:t xml:space="preserve"> can increase the number of instructions completed per second, and state </w:t>
-      </w:r>
-      <w:r>
-        <w:rPr>
-          <w:b/>
-          <w:i w:val="0"/>
-        </w:rPr>
-        <w:t>one</w:t>
-      </w:r>
-      <w:r>
-        <w:rPr>
-          <w:b w:val="0"/>
-          <w:i w:val="0"/>
-        </w:rPr>
-        <w:t xml:space="preserve"> situation in which the pipeline must be flushed. </w:t>
-      </w:r>
-      <w:r>
-        <w:rPr>
-          <w:b/>
-          <w:i w:val="0"/>
-        </w:rPr>
-        <w:t>[3]</w:t>
-      </w:r>
-      <w:r>
-        <w:rPr>
-          <w:b w:val="0"/>
-          <w:i w:val="0"/>
-        </w:rPr>
-        <w:t xml:space="preserve"> </w:t>
-      </w:r>
-      <w:r>
-        <w:rPr>
-          <w:b w:val="0"/>
-          <w:i/>
-        </w:rPr>
-        <w:t>(AO2)</w:t>
-      </w:r>
-    </w:p>
-    <w:p>
-      <w:pPr>
-        <w:spacing w:before="260"/>
-        <w:pBdr>
-          <w:bottom w:val="single" w:sz="4" w:space="1" w:color="AAB4C0"/>
-        </w:pBdr>
-      </w:pPr>
-    </w:p>
-    <w:p>
-      <w:pPr>
-        <w:spacing w:before="260"/>
-        <w:pBdr>
-          <w:bottom w:val="single" w:sz="4" w:space="1" w:color="AAB4C0"/>
-        </w:pBdr>
-      </w:pPr>
-    </w:p>
-    <w:p>
-      <w:pPr>
-        <w:spacing w:before="260"/>
-        <w:pBdr>
-          <w:bottom w:val="single" w:sz="4" w:space="1" w:color="AAB4C0"/>
-        </w:pBdr>
-      </w:pPr>
-    </w:p>
-    <w:p>
-      <w:pPr>
-        <w:spacing w:before="260"/>
-        <w:pBdr>
-          <w:bottom w:val="single" w:sz="4" w:space="1" w:color="AAB4C0"/>
-        </w:pBdr>
-      </w:pPr>
-    </w:p>
-    <w:p>
-      <w:r>
-        <w:rPr>
-          <w:b/>
-          <w:i w:val="0"/>
-        </w:rPr>
-        <w:t>1(c)</w:t>
-      </w:r>
-      <w:r>
-        <w:rPr>
-          <w:b w:val="0"/>
-          <w:i w:val="0"/>
-        </w:rPr>
-        <w:t xml:space="preserve"> The processor's clock speed is </w:t>
-      </w:r>
-      <w:r>
-        <w:rPr>
-          <w:b/>
-          <w:i w:val="0"/>
-        </w:rPr>
-        <w:t>3.2 GHz</w:t>
-      </w:r>
-      <w:r>
-        <w:rPr>
-          <w:b w:val="0"/>
-          <w:i w:val="0"/>
-        </w:rPr>
-        <w:t xml:space="preserve">. State what this value means and explain why simply increasing the clock speed is </w:t>
-      </w:r>
-      <w:r>
-        <w:rPr>
-          <w:b/>
-          <w:i w:val="0"/>
-        </w:rPr>
-        <w:t>not</w:t>
-      </w:r>
-      <w:r>
-        <w:rPr>
-          <w:b w:val="0"/>
-          <w:i w:val="0"/>
-        </w:rPr>
-        <w:t xml:space="preserve"> always the best way to improve performance. </w:t>
-      </w:r>
-      <w:r>
-        <w:rPr>
-          <w:b/>
-          <w:i w:val="0"/>
-        </w:rPr>
-        <w:t>[3]</w:t>
-      </w:r>
-      <w:r>
-        <w:rPr>
-          <w:b w:val="0"/>
-          <w:i w:val="0"/>
-        </w:rPr>
-        <w:t xml:space="preserve"> </w:t>
-      </w:r>
-      <w:r>
-        <w:rPr>
-          <w:b w:val="0"/>
-          <w:i/>
-        </w:rPr>
-        <w:t>(AO2)</w:t>
-      </w:r>
-    </w:p>
-    <w:p>
-      <w:pPr>
-        <w:spacing w:before="260"/>
-        <w:pBdr>
-          <w:bottom w:val="single" w:sz="4" w:space="1" w:color="AAB4C0"/>
-        </w:pBdr>
-      </w:pPr>
-    </w:p>
-    <w:p>
-      <w:pPr>
-        <w:spacing w:before="260"/>
-        <w:pBdr>
-          <w:bottom w:val="single" w:sz="4" w:space="1" w:color="AAB4C0"/>
-        </w:pBdr>
-      </w:pPr>
-    </w:p>
-    <w:p>
-      <w:pPr>
-        <w:spacing w:before="260"/>
-        <w:pBdr>
-          <w:bottom w:val="single" w:sz="4" w:space="1" w:color="AAB4C0"/>
-        </w:pBdr>
-      </w:pPr>
-    </w:p>
-    <w:p>
-      <w:pPr>
-        <w:spacing w:before="260"/>
-        <w:pBdr>
-          <w:bottom w:val="single" w:sz="4" w:space="1" w:color="AAB4C0"/>
-        </w:pBdr>
-      </w:pPr>
-    </w:p>
+    <w:tbl>
+      <w:tblPr>
+        <w:tblStyle w:val="TableGrid"/>
+        <w:tblW w:type="auto" w:w="0"/>
+        <w:tblLook w:firstColumn="1" w:firstRow="1" w:lastColumn="0" w:lastRow="0" w:noHBand="0" w:noVBand="1" w:val="04A0"/>
+      </w:tblPr>
+      <w:tblGrid>
+        <w:gridCol w:w="8640"/>
+      </w:tblGrid>
+      <w:tr>
+        <w:trPr>
+          <w:trHeight w:val="1360" w:hRule="atLeast"/>
+        </w:trPr>
+        <w:tc>
+          <w:tcPr>
+            <w:tcW w:type="dxa" w:w="8640"/>
+          </w:tcPr>
+          <w:p>
+            <w:pPr>
+              <w:spacing w:before="40"/>
+            </w:pPr>
+          </w:p>
+        </w:tc>
+      </w:tr>
+    </w:tbl>
+    <w:p/>
     <w:p>
       <w:r>
         <w:rPr>
@@ -564,202 +554,200 @@
         <w:t>(AO1)</w:t>
       </w:r>
     </w:p>
+    <w:tbl>
+      <w:tblPr>
+        <w:tblStyle w:val="TableGrid"/>
+        <w:tblW w:type="auto" w:w="0"/>
+        <w:tblLook w:firstColumn="1" w:firstRow="1" w:lastColumn="0" w:lastRow="0" w:noHBand="0" w:noVBand="1" w:val="04A0"/>
+      </w:tblPr>
+      <w:tblGrid>
+        <w:gridCol w:w="8640"/>
+      </w:tblGrid>
+      <w:tr>
+        <w:trPr>
+          <w:trHeight w:val="1360" w:hRule="atLeast"/>
+        </w:trPr>
+        <w:tc>
+          <w:tcPr>
+            <w:tcW w:type="dxa" w:w="8640"/>
+          </w:tcPr>
+          <w:p>
+            <w:pPr>
+              <w:spacing w:before="40"/>
+            </w:pPr>
+          </w:p>
+        </w:tc>
+      </w:tr>
+    </w:tbl>
+    <w:p/>
     <w:p>
-      <w:pPr>
-        <w:spacing w:before="260"/>
-        <w:pBdr>
-          <w:bottom w:val="single" w:sz="4" w:space="1" w:color="AAB4C0"/>
-        </w:pBdr>
-      </w:pPr>
+      <w:r>
+        <w:rPr>
+          <w:b/>
+          <w:i w:val="0"/>
+        </w:rPr>
+        <w:t>2(b)</w:t>
+      </w:r>
+      <w:r>
+        <w:rPr>
+          <w:b w:val="0"/>
+          <w:i w:val="0"/>
+        </w:rPr>
+        <w:t xml:space="preserve"> A data centre must archive large volumes of data that are accessed only rarely but must be retained for many years at the lowest possible cost per gigabyte. State the </w:t>
+      </w:r>
+      <w:r>
+        <w:rPr>
+          <w:b/>
+          <w:i w:val="0"/>
+        </w:rPr>
+        <w:t>most appropriate</w:t>
+      </w:r>
+      <w:r>
+        <w:rPr>
+          <w:b w:val="0"/>
+          <w:i w:val="0"/>
+        </w:rPr>
+        <w:t xml:space="preserve"> storage technology and justify your choice. </w:t>
+      </w:r>
+      <w:r>
+        <w:rPr>
+          <w:b/>
+          <w:i w:val="0"/>
+        </w:rPr>
+        <w:t>[2]</w:t>
+      </w:r>
+      <w:r>
+        <w:rPr>
+          <w:b w:val="0"/>
+          <w:i w:val="0"/>
+        </w:rPr>
+        <w:t xml:space="preserve"> </w:t>
+      </w:r>
+      <w:r>
+        <w:rPr>
+          <w:b w:val="0"/>
+          <w:i/>
+        </w:rPr>
+        <w:t>(AO2)</w:t>
+      </w:r>
     </w:p>
+    <w:tbl>
+      <w:tblPr>
+        <w:tblStyle w:val="TableGrid"/>
+        <w:tblW w:type="auto" w:w="0"/>
+        <w:tblLook w:firstColumn="1" w:firstRow="1" w:lastColumn="0" w:lastRow="0" w:noHBand="0" w:noVBand="1" w:val="04A0"/>
+      </w:tblPr>
+      <w:tblGrid>
+        <w:gridCol w:w="8640"/>
+      </w:tblGrid>
+      <w:tr>
+        <w:trPr>
+          <w:trHeight w:val="1020" w:hRule="atLeast"/>
+        </w:trPr>
+        <w:tc>
+          <w:tcPr>
+            <w:tcW w:type="dxa" w:w="8640"/>
+          </w:tcPr>
+          <w:p>
+            <w:pPr>
+              <w:spacing w:before="40"/>
+            </w:pPr>
+          </w:p>
+        </w:tc>
+      </w:tr>
+    </w:tbl>
+    <w:p/>
     <w:p>
-      <w:pPr>
-        <w:spacing w:before="260"/>
-        <w:pBdr>
-          <w:bottom w:val="single" w:sz="4" w:space="1" w:color="AAB4C0"/>
-        </w:pBdr>
-      </w:pPr>
+      <w:r>
+        <w:rPr>
+          <w:b/>
+          <w:i w:val="0"/>
+        </w:rPr>
+        <w:t>2(c)</w:t>
+      </w:r>
+      <w:r>
+        <w:rPr>
+          <w:b w:val="0"/>
+          <w:i w:val="0"/>
+        </w:rPr>
+        <w:t xml:space="preserve"> Explain why </w:t>
+      </w:r>
+      <w:r>
+        <w:rPr>
+          <w:b/>
+          <w:i w:val="0"/>
+        </w:rPr>
+        <w:t>virtual storage</w:t>
+      </w:r>
+      <w:r>
+        <w:rPr>
+          <w:b w:val="0"/>
+          <w:i w:val="0"/>
+        </w:rPr>
+        <w:t xml:space="preserve"> (e.g. cloud storage) is described as a form of secondary storage, and state </w:t>
+      </w:r>
+      <w:r>
+        <w:rPr>
+          <w:b/>
+          <w:i w:val="0"/>
+        </w:rPr>
+        <w:t>one</w:t>
+      </w:r>
+      <w:r>
+        <w:rPr>
+          <w:b w:val="0"/>
+          <w:i w:val="0"/>
+        </w:rPr>
+        <w:t xml:space="preserve"> disadvantage of relying on it. </w:t>
+      </w:r>
+      <w:r>
+        <w:rPr>
+          <w:b/>
+          <w:i w:val="0"/>
+        </w:rPr>
+        <w:t>[2]</w:t>
+      </w:r>
+      <w:r>
+        <w:rPr>
+          <w:b w:val="0"/>
+          <w:i w:val="0"/>
+        </w:rPr>
+        <w:t xml:space="preserve"> </w:t>
+      </w:r>
+      <w:r>
+        <w:rPr>
+          <w:b w:val="0"/>
+          <w:i/>
+        </w:rPr>
+        <w:t>(AO2)</w:t>
+      </w:r>
     </w:p>
-    <w:p>
-      <w:pPr>
-        <w:spacing w:before="260"/>
-        <w:pBdr>
-          <w:bottom w:val="single" w:sz="4" w:space="1" w:color="AAB4C0"/>
-        </w:pBdr>
-      </w:pPr>
-    </w:p>
-    <w:p>
-      <w:pPr>
-        <w:spacing w:before="260"/>
-        <w:pBdr>
-          <w:bottom w:val="single" w:sz="4" w:space="1" w:color="AAB4C0"/>
-        </w:pBdr>
-      </w:pPr>
-    </w:p>
-    <w:p>
-      <w:r>
-        <w:rPr>
-          <w:b/>
-          <w:i w:val="0"/>
-        </w:rPr>
-        <w:t>2(b)</w:t>
-      </w:r>
-      <w:r>
-        <w:rPr>
-          <w:b w:val="0"/>
-          <w:i w:val="0"/>
-        </w:rPr>
-        <w:t xml:space="preserve"> A data centre must archive large volumes of data that are accessed only rarely but must be retained for many years at the lowest possible cost per gigabyte. State the </w:t>
-      </w:r>
-      <w:r>
-        <w:rPr>
-          <w:b/>
-          <w:i w:val="0"/>
-        </w:rPr>
-        <w:t>most appropriate</w:t>
-      </w:r>
-      <w:r>
-        <w:rPr>
-          <w:b w:val="0"/>
-          <w:i w:val="0"/>
-        </w:rPr>
-        <w:t xml:space="preserve"> storage technology and justify your choice. </w:t>
-      </w:r>
-      <w:r>
-        <w:rPr>
-          <w:b/>
-          <w:i w:val="0"/>
-        </w:rPr>
-        <w:t>[2]</w:t>
-      </w:r>
-      <w:r>
-        <w:rPr>
-          <w:b w:val="0"/>
-          <w:i w:val="0"/>
-        </w:rPr>
-        <w:t xml:space="preserve"> </w:t>
-      </w:r>
-      <w:r>
-        <w:rPr>
-          <w:b w:val="0"/>
-          <w:i/>
-        </w:rPr>
-        <w:t>(AO2)</w:t>
-      </w:r>
-    </w:p>
-    <w:p>
-      <w:pPr>
-        <w:spacing w:before="260"/>
-        <w:pBdr>
-          <w:bottom w:val="single" w:sz="4" w:space="1" w:color="AAB4C0"/>
-        </w:pBdr>
-      </w:pPr>
-    </w:p>
-    <w:p>
-      <w:pPr>
-        <w:spacing w:before="260"/>
-        <w:pBdr>
-          <w:bottom w:val="single" w:sz="4" w:space="1" w:color="AAB4C0"/>
-        </w:pBdr>
-      </w:pPr>
-    </w:p>
-    <w:p>
-      <w:pPr>
-        <w:spacing w:before="260"/>
-        <w:pBdr>
-          <w:bottom w:val="single" w:sz="4" w:space="1" w:color="AAB4C0"/>
-        </w:pBdr>
-      </w:pPr>
-    </w:p>
-    <w:p>
-      <w:r>
-        <w:rPr>
-          <w:b/>
-          <w:i w:val="0"/>
-        </w:rPr>
-        <w:t>2(c)</w:t>
-      </w:r>
-      <w:r>
-        <w:rPr>
-          <w:b w:val="0"/>
-          <w:i w:val="0"/>
-        </w:rPr>
-        <w:t xml:space="preserve"> Explain why </w:t>
-      </w:r>
-      <w:r>
-        <w:rPr>
-          <w:b/>
-          <w:i w:val="0"/>
-        </w:rPr>
-        <w:t>virtual storage</w:t>
-      </w:r>
-      <w:r>
-        <w:rPr>
-          <w:b w:val="0"/>
-          <w:i w:val="0"/>
-        </w:rPr>
-        <w:t xml:space="preserve"> (e.g. cloud storage) is described as a form of secondary storage, and state </w:t>
-      </w:r>
-      <w:r>
-        <w:rPr>
-          <w:b/>
-          <w:i w:val="0"/>
-        </w:rPr>
-        <w:t>one</w:t>
-      </w:r>
-      <w:r>
-        <w:rPr>
-          <w:b w:val="0"/>
-          <w:i w:val="0"/>
-        </w:rPr>
-        <w:t xml:space="preserve"> disadvantage of relying on it. </w:t>
-      </w:r>
-      <w:r>
-        <w:rPr>
-          <w:b/>
-          <w:i w:val="0"/>
-        </w:rPr>
-        <w:t>[2]</w:t>
-      </w:r>
-      <w:r>
-        <w:rPr>
-          <w:b w:val="0"/>
-          <w:i w:val="0"/>
-        </w:rPr>
-        <w:t xml:space="preserve"> </w:t>
-      </w:r>
-      <w:r>
-        <w:rPr>
-          <w:b w:val="0"/>
-          <w:i/>
-        </w:rPr>
-        <w:t>(AO2)</w:t>
-      </w:r>
-    </w:p>
-    <w:p>
-      <w:pPr>
-        <w:spacing w:before="260"/>
-        <w:pBdr>
-          <w:bottom w:val="single" w:sz="4" w:space="1" w:color="AAB4C0"/>
-        </w:pBdr>
-      </w:pPr>
-    </w:p>
-    <w:p>
-      <w:pPr>
-        <w:spacing w:before="260"/>
-        <w:pBdr>
-          <w:bottom w:val="single" w:sz="4" w:space="1" w:color="AAB4C0"/>
-        </w:pBdr>
-      </w:pPr>
-    </w:p>
-    <w:p>
-      <w:pPr>
-        <w:spacing w:before="260"/>
-        <w:pBdr>
-          <w:bottom w:val="single" w:sz="4" w:space="1" w:color="AAB4C0"/>
-        </w:pBdr>
-      </w:pPr>
-    </w:p>
+    <w:tbl>
+      <w:tblPr>
+        <w:tblStyle w:val="TableGrid"/>
+        <w:tblW w:type="auto" w:w="0"/>
+        <w:tblLook w:firstColumn="1" w:firstRow="1" w:lastColumn="0" w:lastRow="0" w:noHBand="0" w:noVBand="1" w:val="04A0"/>
+      </w:tblPr>
+      <w:tblGrid>
+        <w:gridCol w:w="8640"/>
+      </w:tblGrid>
+      <w:tr>
+        <w:trPr>
+          <w:trHeight w:val="1020" w:hRule="atLeast"/>
+        </w:trPr>
+        <w:tc>
+          <w:tcPr>
+            <w:tcW w:type="dxa" w:w="8640"/>
+          </w:tcPr>
+          <w:p>
+            <w:pPr>
+              <w:spacing w:before="40"/>
+            </w:pPr>
+          </w:p>
+        </w:tc>
+      </w:tr>
+    </w:tbl>
+    <w:p/>
     <w:p>
       <w:r>
         <w:rPr>
@@ -874,226 +862,200 @@
         <w:t>(AO2)</w:t>
       </w:r>
     </w:p>
+    <w:tbl>
+      <w:tblPr>
+        <w:tblStyle w:val="TableGrid"/>
+        <w:tblW w:type="auto" w:w="0"/>
+        <w:tblLook w:firstColumn="1" w:firstRow="1" w:lastColumn="0" w:lastRow="0" w:noHBand="0" w:noVBand="1" w:val="04A0"/>
+      </w:tblPr>
+      <w:tblGrid>
+        <w:gridCol w:w="8640"/>
+      </w:tblGrid>
+      <w:tr>
+        <w:trPr>
+          <w:trHeight w:val="2040" w:hRule="atLeast"/>
+        </w:trPr>
+        <w:tc>
+          <w:tcPr>
+            <w:tcW w:type="dxa" w:w="8640"/>
+          </w:tcPr>
+          <w:p>
+            <w:pPr>
+              <w:spacing w:before="40"/>
+            </w:pPr>
+          </w:p>
+        </w:tc>
+      </w:tr>
+    </w:tbl>
+    <w:p/>
     <w:p>
-      <w:pPr>
-        <w:spacing w:before="260"/>
-        <w:pBdr>
-          <w:bottom w:val="single" w:sz="4" w:space="1" w:color="AAB4C0"/>
-        </w:pBdr>
-      </w:pPr>
+      <w:r>
+        <w:rPr>
+          <w:b/>
+          <w:i w:val="0"/>
+        </w:rPr>
+        <w:t>3(b)</w:t>
+      </w:r>
+      <w:r>
+        <w:rPr>
+          <w:b w:val="0"/>
+          <w:i w:val="0"/>
+        </w:rPr>
+        <w:t xml:space="preserve"> Describe how the operating system uses an </w:t>
+      </w:r>
+      <w:r>
+        <w:rPr>
+          <w:b/>
+          <w:i w:val="0"/>
+        </w:rPr>
+        <w:t>interrupt</w:t>
+      </w:r>
+      <w:r>
+        <w:rPr>
+          <w:b w:val="0"/>
+          <w:i w:val="0"/>
+        </w:rPr>
+        <w:t xml:space="preserve"> to handle input arriving from a keyboard while a program is running, referring to the role of the </w:t>
+      </w:r>
+      <w:r>
+        <w:rPr>
+          <w:b/>
+          <w:i w:val="0"/>
+        </w:rPr>
+        <w:t>stack</w:t>
+      </w:r>
+      <w:r>
+        <w:rPr>
+          <w:b w:val="0"/>
+          <w:i w:val="0"/>
+        </w:rPr>
+        <w:t xml:space="preserve">. </w:t>
+      </w:r>
+      <w:r>
+        <w:rPr>
+          <w:b/>
+          <w:i w:val="0"/>
+        </w:rPr>
+        <w:t>[3]</w:t>
+      </w:r>
+      <w:r>
+        <w:rPr>
+          <w:b w:val="0"/>
+          <w:i w:val="0"/>
+        </w:rPr>
+        <w:t xml:space="preserve"> </w:t>
+      </w:r>
+      <w:r>
+        <w:rPr>
+          <w:b w:val="0"/>
+          <w:i/>
+        </w:rPr>
+        <w:t>(AO1)</w:t>
+      </w:r>
     </w:p>
+    <w:tbl>
+      <w:tblPr>
+        <w:tblStyle w:val="TableGrid"/>
+        <w:tblW w:type="auto" w:w="0"/>
+        <w:tblLook w:firstColumn="1" w:firstRow="1" w:lastColumn="0" w:lastRow="0" w:noHBand="0" w:noVBand="1" w:val="04A0"/>
+      </w:tblPr>
+      <w:tblGrid>
+        <w:gridCol w:w="8640"/>
+      </w:tblGrid>
+      <w:tr>
+        <w:trPr>
+          <w:trHeight w:val="1360" w:hRule="atLeast"/>
+        </w:trPr>
+        <w:tc>
+          <w:tcPr>
+            <w:tcW w:type="dxa" w:w="8640"/>
+          </w:tcPr>
+          <w:p>
+            <w:pPr>
+              <w:spacing w:before="40"/>
+            </w:pPr>
+          </w:p>
+        </w:tc>
+      </w:tr>
+    </w:tbl>
+    <w:p/>
     <w:p>
-      <w:pPr>
-        <w:spacing w:before="260"/>
-        <w:pBdr>
-          <w:bottom w:val="single" w:sz="4" w:space="1" w:color="AAB4C0"/>
-        </w:pBdr>
-      </w:pPr>
+      <w:r>
+        <w:rPr>
+          <w:b/>
+          <w:i w:val="0"/>
+        </w:rPr>
+        <w:t>3(c)</w:t>
+      </w:r>
+      <w:r>
+        <w:rPr>
+          <w:b w:val="0"/>
+          <w:i w:val="0"/>
+        </w:rPr>
+        <w:t xml:space="preserve"> State what is meant by a </w:t>
+      </w:r>
+      <w:r>
+        <w:rPr>
+          <w:b/>
+          <w:i w:val="0"/>
+        </w:rPr>
+        <w:t>device driver</w:t>
+      </w:r>
+      <w:r>
+        <w:rPr>
+          <w:b w:val="0"/>
+          <w:i w:val="0"/>
+        </w:rPr>
+        <w:t xml:space="preserve"> and explain why an operating system needs them. </w:t>
+      </w:r>
+      <w:r>
+        <w:rPr>
+          <w:b/>
+          <w:i w:val="0"/>
+        </w:rPr>
+        <w:t>[2]</w:t>
+      </w:r>
+      <w:r>
+        <w:rPr>
+          <w:b w:val="0"/>
+          <w:i w:val="0"/>
+        </w:rPr>
+        <w:t xml:space="preserve"> </w:t>
+      </w:r>
+      <w:r>
+        <w:rPr>
+          <w:b w:val="0"/>
+          <w:i/>
+        </w:rPr>
+        <w:t>(AO1)</w:t>
+      </w:r>
     </w:p>
-    <w:p>
-      <w:pPr>
-        <w:spacing w:before="260"/>
-        <w:pBdr>
-          <w:bottom w:val="single" w:sz="4" w:space="1" w:color="AAB4C0"/>
-        </w:pBdr>
-      </w:pPr>
-    </w:p>
-    <w:p>
-      <w:pPr>
-        <w:spacing w:before="260"/>
-        <w:pBdr>
-          <w:bottom w:val="single" w:sz="4" w:space="1" w:color="AAB4C0"/>
-        </w:pBdr>
-      </w:pPr>
-    </w:p>
-    <w:p>
-      <w:pPr>
-        <w:spacing w:before="260"/>
-        <w:pBdr>
-          <w:bottom w:val="single" w:sz="4" w:space="1" w:color="AAB4C0"/>
-        </w:pBdr>
-      </w:pPr>
-    </w:p>
-    <w:p>
-      <w:pPr>
-        <w:spacing w:before="260"/>
-        <w:pBdr>
-          <w:bottom w:val="single" w:sz="4" w:space="1" w:color="AAB4C0"/>
-        </w:pBdr>
-      </w:pPr>
-    </w:p>
-    <w:p>
-      <w:r>
-        <w:rPr>
-          <w:b/>
-          <w:i w:val="0"/>
-        </w:rPr>
-        <w:t>3(b)</w:t>
-      </w:r>
-      <w:r>
-        <w:rPr>
-          <w:b w:val="0"/>
-          <w:i w:val="0"/>
-        </w:rPr>
-        <w:t xml:space="preserve"> Describe how the operating system uses an </w:t>
-      </w:r>
-      <w:r>
-        <w:rPr>
-          <w:b/>
-          <w:i w:val="0"/>
-        </w:rPr>
-        <w:t>interrupt</w:t>
-      </w:r>
-      <w:r>
-        <w:rPr>
-          <w:b w:val="0"/>
-          <w:i w:val="0"/>
-        </w:rPr>
-        <w:t xml:space="preserve"> to handle input arriving from a keyboard while a program is running, referring to the role of the </w:t>
-      </w:r>
-      <w:r>
-        <w:rPr>
-          <w:b/>
-          <w:i w:val="0"/>
-        </w:rPr>
-        <w:t>stack</w:t>
-      </w:r>
-      <w:r>
-        <w:rPr>
-          <w:b w:val="0"/>
-          <w:i w:val="0"/>
-        </w:rPr>
-        <w:t xml:space="preserve">. </w:t>
-      </w:r>
-      <w:r>
-        <w:rPr>
-          <w:b/>
-          <w:i w:val="0"/>
-        </w:rPr>
-        <w:t>[3]</w:t>
-      </w:r>
-      <w:r>
-        <w:rPr>
-          <w:b w:val="0"/>
-          <w:i w:val="0"/>
-        </w:rPr>
-        <w:t xml:space="preserve"> </w:t>
-      </w:r>
-      <w:r>
-        <w:rPr>
-          <w:b w:val="0"/>
-          <w:i/>
-        </w:rPr>
-        <w:t>(AO1)</w:t>
-      </w:r>
-    </w:p>
-    <w:p>
-      <w:pPr>
-        <w:spacing w:before="260"/>
-        <w:pBdr>
-          <w:bottom w:val="single" w:sz="4" w:space="1" w:color="AAB4C0"/>
-        </w:pBdr>
-      </w:pPr>
-    </w:p>
-    <w:p>
-      <w:pPr>
-        <w:spacing w:before="260"/>
-        <w:pBdr>
-          <w:bottom w:val="single" w:sz="4" w:space="1" w:color="AAB4C0"/>
-        </w:pBdr>
-      </w:pPr>
-    </w:p>
-    <w:p>
-      <w:pPr>
-        <w:spacing w:before="260"/>
-        <w:pBdr>
-          <w:bottom w:val="single" w:sz="4" w:space="1" w:color="AAB4C0"/>
-        </w:pBdr>
-      </w:pPr>
-    </w:p>
-    <w:p>
-      <w:pPr>
-        <w:spacing w:before="260"/>
-        <w:pBdr>
-          <w:bottom w:val="single" w:sz="4" w:space="1" w:color="AAB4C0"/>
-        </w:pBdr>
-      </w:pPr>
-    </w:p>
-    <w:p>
-      <w:r>
-        <w:rPr>
-          <w:b/>
-          <w:i w:val="0"/>
-        </w:rPr>
-        <w:t>3(c)</w:t>
-      </w:r>
-      <w:r>
-        <w:rPr>
-          <w:b w:val="0"/>
-          <w:i w:val="0"/>
-        </w:rPr>
-        <w:t xml:space="preserve"> State what is meant by a </w:t>
-      </w:r>
-      <w:r>
-        <w:rPr>
-          <w:b/>
-          <w:i w:val="0"/>
-        </w:rPr>
-        <w:t>device driver</w:t>
-      </w:r>
-      <w:r>
-        <w:rPr>
-          <w:b w:val="0"/>
-          <w:i w:val="0"/>
-        </w:rPr>
-        <w:t xml:space="preserve"> and explain why an operating system needs them. </w:t>
-      </w:r>
-      <w:r>
-        <w:rPr>
-          <w:b/>
-          <w:i w:val="0"/>
-        </w:rPr>
-        <w:t>[2]</w:t>
-      </w:r>
-      <w:r>
-        <w:rPr>
-          <w:b w:val="0"/>
-          <w:i w:val="0"/>
-        </w:rPr>
-        <w:t xml:space="preserve"> </w:t>
-      </w:r>
-      <w:r>
-        <w:rPr>
-          <w:b w:val="0"/>
-          <w:i/>
-        </w:rPr>
-        <w:t>(AO1)</w:t>
-      </w:r>
-    </w:p>
-    <w:p>
-      <w:pPr>
-        <w:spacing w:before="260"/>
-        <w:pBdr>
-          <w:bottom w:val="single" w:sz="4" w:space="1" w:color="AAB4C0"/>
-        </w:pBdr>
-      </w:pPr>
-    </w:p>
-    <w:p>
-      <w:pPr>
-        <w:spacing w:before="260"/>
-        <w:pBdr>
-          <w:bottom w:val="single" w:sz="4" w:space="1" w:color="AAB4C0"/>
-        </w:pBdr>
-      </w:pPr>
-    </w:p>
-    <w:p>
-      <w:pPr>
-        <w:spacing w:before="260"/>
-        <w:pBdr>
-          <w:bottom w:val="single" w:sz="4" w:space="1" w:color="AAB4C0"/>
-        </w:pBdr>
-      </w:pPr>
-    </w:p>
+    <w:tbl>
+      <w:tblPr>
+        <w:tblStyle w:val="TableGrid"/>
+        <w:tblW w:type="auto" w:w="0"/>
+        <w:tblLook w:firstColumn="1" w:firstRow="1" w:lastColumn="0" w:lastRow="0" w:noHBand="0" w:noVBand="1" w:val="04A0"/>
+      </w:tblPr>
+      <w:tblGrid>
+        <w:gridCol w:w="8640"/>
+      </w:tblGrid>
+      <w:tr>
+        <w:trPr>
+          <w:trHeight w:val="1020" w:hRule="atLeast"/>
+        </w:trPr>
+        <w:tc>
+          <w:tcPr>
+            <w:tcW w:type="dxa" w:w="8640"/>
+          </w:tcPr>
+          <w:p>
+            <w:pPr>
+              <w:spacing w:before="40"/>
+            </w:pPr>
+          </w:p>
+        </w:tc>
+      </w:tr>
+    </w:tbl>
+    <w:p/>
     <w:p>
       <w:r>
         <w:rPr>
@@ -1194,240 +1156,214 @@
         <w:t>(AO1)</w:t>
       </w:r>
     </w:p>
+    <w:tbl>
+      <w:tblPr>
+        <w:tblStyle w:val="TableGrid"/>
+        <w:tblW w:type="auto" w:w="0"/>
+        <w:tblLook w:firstColumn="1" w:firstRow="1" w:lastColumn="0" w:lastRow="0" w:noHBand="0" w:noVBand="1" w:val="04A0"/>
+      </w:tblPr>
+      <w:tblGrid>
+        <w:gridCol w:w="8640"/>
+      </w:tblGrid>
+      <w:tr>
+        <w:trPr>
+          <w:trHeight w:val="1360" w:hRule="atLeast"/>
+        </w:trPr>
+        <w:tc>
+          <w:tcPr>
+            <w:tcW w:type="dxa" w:w="8640"/>
+          </w:tcPr>
+          <w:p>
+            <w:pPr>
+              <w:spacing w:before="40"/>
+            </w:pPr>
+          </w:p>
+        </w:tc>
+      </w:tr>
+    </w:tbl>
+    <w:p/>
     <w:p>
-      <w:pPr>
-        <w:spacing w:before="260"/>
-        <w:pBdr>
-          <w:bottom w:val="single" w:sz="4" w:space="1" w:color="AAB4C0"/>
-        </w:pBdr>
-      </w:pPr>
+      <w:r>
+        <w:rPr>
+          <w:b/>
+          <w:i w:val="0"/>
+        </w:rPr>
+        <w:t>4(b)</w:t>
+      </w:r>
+      <w:r>
+        <w:rPr>
+          <w:b w:val="0"/>
+          <w:i w:val="0"/>
+        </w:rPr>
+        <w:t xml:space="preserve"> During compilation, </w:t>
+      </w:r>
+      <w:r>
+        <w:rPr>
+          <w:b/>
+          <w:i w:val="0"/>
+        </w:rPr>
+        <w:t>code generation</w:t>
+      </w:r>
+      <w:r>
+        <w:rPr>
+          <w:b w:val="0"/>
+          <w:i w:val="0"/>
+        </w:rPr>
+        <w:t xml:space="preserve"> and </w:t>
+      </w:r>
+      <w:r>
+        <w:rPr>
+          <w:b/>
+          <w:i w:val="0"/>
+        </w:rPr>
+        <w:t>optimisation</w:t>
+      </w:r>
+      <w:r>
+        <w:rPr>
+          <w:b w:val="0"/>
+          <w:i w:val="0"/>
+        </w:rPr>
+        <w:t xml:space="preserve"> are the final two stages. Describe what happens during each. </w:t>
+      </w:r>
+      <w:r>
+        <w:rPr>
+          <w:b/>
+          <w:i w:val="0"/>
+        </w:rPr>
+        <w:t>[4]</w:t>
+      </w:r>
+      <w:r>
+        <w:rPr>
+          <w:b w:val="0"/>
+          <w:i w:val="0"/>
+        </w:rPr>
+        <w:t xml:space="preserve"> </w:t>
+      </w:r>
+      <w:r>
+        <w:rPr>
+          <w:b w:val="0"/>
+          <w:i/>
+        </w:rPr>
+        <w:t>(AO1)</w:t>
+      </w:r>
     </w:p>
+    <w:tbl>
+      <w:tblPr>
+        <w:tblStyle w:val="TableGrid"/>
+        <w:tblW w:type="auto" w:w="0"/>
+        <w:tblLook w:firstColumn="1" w:firstRow="1" w:lastColumn="0" w:lastRow="0" w:noHBand="0" w:noVBand="1" w:val="04A0"/>
+      </w:tblPr>
+      <w:tblGrid>
+        <w:gridCol w:w="8640"/>
+      </w:tblGrid>
+      <w:tr>
+        <w:trPr>
+          <w:trHeight w:val="2040" w:hRule="atLeast"/>
+        </w:trPr>
+        <w:tc>
+          <w:tcPr>
+            <w:tcW w:type="dxa" w:w="8640"/>
+          </w:tcPr>
+          <w:p>
+            <w:pPr>
+              <w:spacing w:before="40"/>
+            </w:pPr>
+          </w:p>
+        </w:tc>
+      </w:tr>
+    </w:tbl>
+    <w:p/>
     <w:p>
-      <w:pPr>
-        <w:spacing w:before="260"/>
-        <w:pBdr>
-          <w:bottom w:val="single" w:sz="4" w:space="1" w:color="AAB4C0"/>
-        </w:pBdr>
-      </w:pPr>
+      <w:r>
+        <w:rPr>
+          <w:b/>
+          <w:i w:val="0"/>
+        </w:rPr>
+        <w:t>4(c)</w:t>
+      </w:r>
+      <w:r>
+        <w:rPr>
+          <w:b w:val="0"/>
+          <w:i w:val="0"/>
+        </w:rPr>
+        <w:t xml:space="preserve"> A team is developing in a language that is compiled to an intermediate form and run by a virtual machine. Explain </w:t>
+      </w:r>
+      <w:r>
+        <w:rPr>
+          <w:b/>
+          <w:i w:val="0"/>
+        </w:rPr>
+        <w:t>one</w:t>
+      </w:r>
+      <w:r>
+        <w:rPr>
+          <w:b w:val="0"/>
+          <w:i w:val="0"/>
+        </w:rPr>
+        <w:t xml:space="preserve"> advantage and </w:t>
+      </w:r>
+      <w:r>
+        <w:rPr>
+          <w:b/>
+          <w:i w:val="0"/>
+        </w:rPr>
+        <w:t>one</w:t>
+      </w:r>
+      <w:r>
+        <w:rPr>
+          <w:b w:val="0"/>
+          <w:i w:val="0"/>
+        </w:rPr>
+        <w:t xml:space="preserve"> disadvantage of this approach compared with compiling directly to native machine code. </w:t>
+      </w:r>
+      <w:r>
+        <w:rPr>
+          <w:b/>
+          <w:i w:val="0"/>
+        </w:rPr>
+        <w:t>[2]</w:t>
+      </w:r>
+      <w:r>
+        <w:rPr>
+          <w:b w:val="0"/>
+          <w:i w:val="0"/>
+        </w:rPr>
+        <w:t xml:space="preserve"> </w:t>
+      </w:r>
+      <w:r>
+        <w:rPr>
+          <w:b w:val="0"/>
+          <w:i/>
+        </w:rPr>
+        <w:t>(AO2)</w:t>
+      </w:r>
     </w:p>
-    <w:p>
-      <w:pPr>
-        <w:spacing w:before="260"/>
-        <w:pBdr>
-          <w:bottom w:val="single" w:sz="4" w:space="1" w:color="AAB4C0"/>
-        </w:pBdr>
-      </w:pPr>
-    </w:p>
-    <w:p>
-      <w:pPr>
-        <w:spacing w:before="260"/>
-        <w:pBdr>
-          <w:bottom w:val="single" w:sz="4" w:space="1" w:color="AAB4C0"/>
-        </w:pBdr>
-      </w:pPr>
-    </w:p>
-    <w:p>
-      <w:r>
-        <w:rPr>
-          <w:b/>
-          <w:i w:val="0"/>
-        </w:rPr>
-        <w:t>4(b)</w:t>
-      </w:r>
-      <w:r>
-        <w:rPr>
-          <w:b w:val="0"/>
-          <w:i w:val="0"/>
-        </w:rPr>
-        <w:t xml:space="preserve"> During compilation, </w:t>
-      </w:r>
-      <w:r>
-        <w:rPr>
-          <w:b/>
-          <w:i w:val="0"/>
-        </w:rPr>
-        <w:t>code generation</w:t>
-      </w:r>
-      <w:r>
-        <w:rPr>
-          <w:b w:val="0"/>
-          <w:i w:val="0"/>
-        </w:rPr>
-        <w:t xml:space="preserve"> and </w:t>
-      </w:r>
-      <w:r>
-        <w:rPr>
-          <w:b/>
-          <w:i w:val="0"/>
-        </w:rPr>
-        <w:t>optimisation</w:t>
-      </w:r>
-      <w:r>
-        <w:rPr>
-          <w:b w:val="0"/>
-          <w:i w:val="0"/>
-        </w:rPr>
-        <w:t xml:space="preserve"> are the final two stages. Describe what happens during each. </w:t>
-      </w:r>
-      <w:r>
-        <w:rPr>
-          <w:b/>
-          <w:i w:val="0"/>
-        </w:rPr>
-        <w:t>[4]</w:t>
-      </w:r>
-      <w:r>
-        <w:rPr>
-          <w:b w:val="0"/>
-          <w:i w:val="0"/>
-        </w:rPr>
-        <w:t xml:space="preserve"> </w:t>
-      </w:r>
-      <w:r>
-        <w:rPr>
-          <w:b w:val="0"/>
-          <w:i/>
-        </w:rPr>
-        <w:t>(AO1)</w:t>
-      </w:r>
-    </w:p>
-    <w:p>
-      <w:pPr>
-        <w:spacing w:before="260"/>
-        <w:pBdr>
-          <w:bottom w:val="single" w:sz="4" w:space="1" w:color="AAB4C0"/>
-        </w:pBdr>
-      </w:pPr>
-    </w:p>
-    <w:p>
-      <w:pPr>
-        <w:spacing w:before="260"/>
-        <w:pBdr>
-          <w:bottom w:val="single" w:sz="4" w:space="1" w:color="AAB4C0"/>
-        </w:pBdr>
-      </w:pPr>
-    </w:p>
-    <w:p>
-      <w:pPr>
-        <w:spacing w:before="260"/>
-        <w:pBdr>
-          <w:bottom w:val="single" w:sz="4" w:space="1" w:color="AAB4C0"/>
-        </w:pBdr>
-      </w:pPr>
-    </w:p>
-    <w:p>
-      <w:pPr>
-        <w:spacing w:before="260"/>
-        <w:pBdr>
-          <w:bottom w:val="single" w:sz="4" w:space="1" w:color="AAB4C0"/>
-        </w:pBdr>
-      </w:pPr>
-    </w:p>
-    <w:p>
-      <w:pPr>
-        <w:spacing w:before="260"/>
-        <w:pBdr>
-          <w:bottom w:val="single" w:sz="4" w:space="1" w:color="AAB4C0"/>
-        </w:pBdr>
-      </w:pPr>
-    </w:p>
-    <w:p>
-      <w:pPr>
-        <w:spacing w:before="260"/>
-        <w:pBdr>
-          <w:bottom w:val="single" w:sz="4" w:space="1" w:color="AAB4C0"/>
-        </w:pBdr>
-      </w:pPr>
-    </w:p>
-    <w:p>
-      <w:r>
-        <w:rPr>
-          <w:b/>
-          <w:i w:val="0"/>
-        </w:rPr>
-        <w:t>4(c)</w:t>
-      </w:r>
-      <w:r>
-        <w:rPr>
-          <w:b w:val="0"/>
-          <w:i w:val="0"/>
-        </w:rPr>
-        <w:t xml:space="preserve"> A team is developing in a language that is compiled to an intermediate form and run by a virtual machine. Explain </w:t>
-      </w:r>
-      <w:r>
-        <w:rPr>
-          <w:b/>
-          <w:i w:val="0"/>
-        </w:rPr>
-        <w:t>one</w:t>
-      </w:r>
-      <w:r>
-        <w:rPr>
-          <w:b w:val="0"/>
-          <w:i w:val="0"/>
-        </w:rPr>
-        <w:t xml:space="preserve"> advantage and </w:t>
-      </w:r>
-      <w:r>
-        <w:rPr>
-          <w:b/>
-          <w:i w:val="0"/>
-        </w:rPr>
-        <w:t>one</w:t>
-      </w:r>
-      <w:r>
-        <w:rPr>
-          <w:b w:val="0"/>
-          <w:i w:val="0"/>
-        </w:rPr>
-        <w:t xml:space="preserve"> disadvantage of this approach compared with compiling directly to native machine code. </w:t>
-      </w:r>
-      <w:r>
-        <w:rPr>
-          <w:b/>
-          <w:i w:val="0"/>
-        </w:rPr>
-        <w:t>[2]</w:t>
-      </w:r>
-      <w:r>
-        <w:rPr>
-          <w:b w:val="0"/>
-          <w:i w:val="0"/>
-        </w:rPr>
-        <w:t xml:space="preserve"> </w:t>
-      </w:r>
-      <w:r>
-        <w:rPr>
-          <w:b w:val="0"/>
-          <w:i/>
-        </w:rPr>
-        <w:t>(AO2)</w:t>
-      </w:r>
-    </w:p>
-    <w:p>
-      <w:pPr>
-        <w:spacing w:before="260"/>
-        <w:pBdr>
-          <w:bottom w:val="single" w:sz="4" w:space="1" w:color="AAB4C0"/>
-        </w:pBdr>
-      </w:pPr>
-    </w:p>
-    <w:p>
-      <w:pPr>
-        <w:spacing w:before="260"/>
-        <w:pBdr>
-          <w:bottom w:val="single" w:sz="4" w:space="1" w:color="AAB4C0"/>
-        </w:pBdr>
-      </w:pPr>
-    </w:p>
-    <w:p>
-      <w:pPr>
-        <w:spacing w:before="260"/>
-        <w:pBdr>
-          <w:bottom w:val="single" w:sz="4" w:space="1" w:color="AAB4C0"/>
-        </w:pBdr>
-      </w:pPr>
-    </w:p>
+    <w:tbl>
+      <w:tblPr>
+        <w:tblStyle w:val="TableGrid"/>
+        <w:tblW w:type="auto" w:w="0"/>
+        <w:tblLook w:firstColumn="1" w:firstRow="1" w:lastColumn="0" w:lastRow="0" w:noHBand="0" w:noVBand="1" w:val="04A0"/>
+      </w:tblPr>
+      <w:tblGrid>
+        <w:gridCol w:w="8640"/>
+      </w:tblGrid>
+      <w:tr>
+        <w:trPr>
+          <w:trHeight w:val="1020" w:hRule="atLeast"/>
+        </w:trPr>
+        <w:tc>
+          <w:tcPr>
+            <w:tcW w:type="dxa" w:w="8640"/>
+          </w:tcPr>
+          <w:p>
+            <w:pPr>
+              <w:spacing w:before="40"/>
+            </w:pPr>
+          </w:p>
+        </w:tc>
+      </w:tr>
+    </w:tbl>
+    <w:p/>
     <w:p>
       <w:r>
         <w:rPr>
@@ -1528,151 +1464,123 @@
         <w:t>(AO1)</w:t>
       </w:r>
     </w:p>
+    <w:tbl>
+      <w:tblPr>
+        <w:tblStyle w:val="TableGrid"/>
+        <w:tblW w:type="auto" w:w="0"/>
+        <w:tblLook w:firstColumn="1" w:firstRow="1" w:lastColumn="0" w:lastRow="0" w:noHBand="0" w:noVBand="1" w:val="04A0"/>
+      </w:tblPr>
+      <w:tblGrid>
+        <w:gridCol w:w="8640"/>
+      </w:tblGrid>
+      <w:tr>
+        <w:trPr>
+          <w:trHeight w:val="2040" w:hRule="atLeast"/>
+        </w:trPr>
+        <w:tc>
+          <w:tcPr>
+            <w:tcW w:type="dxa" w:w="8640"/>
+          </w:tcPr>
+          <w:p>
+            <w:pPr>
+              <w:spacing w:before="40"/>
+            </w:pPr>
+          </w:p>
+        </w:tc>
+      </w:tr>
+    </w:tbl>
+    <w:p/>
     <w:p>
-      <w:pPr>
-        <w:spacing w:before="260"/>
-        <w:pBdr>
-          <w:bottom w:val="single" w:sz="4" w:space="1" w:color="AAB4C0"/>
-        </w:pBdr>
-      </w:pPr>
+      <w:r>
+        <w:rPr>
+          <w:b/>
+          <w:i w:val="0"/>
+        </w:rPr>
+        <w:t>5(b)</w:t>
+      </w:r>
+      <w:r>
+        <w:rPr>
+          <w:b w:val="0"/>
+          <w:i w:val="0"/>
+        </w:rPr>
+        <w:t xml:space="preserve"> A company is developing safety-critical control software for a medical device, where requirements are fixed by regulation and full documentation is required. Justify why a </w:t>
+      </w:r>
+      <w:r>
+        <w:rPr>
+          <w:b/>
+          <w:i w:val="0"/>
+        </w:rPr>
+        <w:t>Waterfall</w:t>
+      </w:r>
+      <w:r>
+        <w:rPr>
+          <w:b w:val="0"/>
+          <w:i w:val="0"/>
+        </w:rPr>
+        <w:t xml:space="preserve"> approach may be more suitable than </w:t>
+      </w:r>
+      <w:r>
+        <w:rPr>
+          <w:b/>
+          <w:i w:val="0"/>
+        </w:rPr>
+        <w:t>Rapid Application Development (RAD)</w:t>
+      </w:r>
+      <w:r>
+        <w:rPr>
+          <w:b w:val="0"/>
+          <w:i w:val="0"/>
+        </w:rPr>
+        <w:t xml:space="preserve"> in this case. </w:t>
+      </w:r>
+      <w:r>
+        <w:rPr>
+          <w:b/>
+          <w:i w:val="0"/>
+        </w:rPr>
+        <w:t>[3]</w:t>
+      </w:r>
+      <w:r>
+        <w:rPr>
+          <w:b w:val="0"/>
+          <w:i w:val="0"/>
+        </w:rPr>
+        <w:t xml:space="preserve"> </w:t>
+      </w:r>
+      <w:r>
+        <w:rPr>
+          <w:b w:val="0"/>
+          <w:i/>
+        </w:rPr>
+        <w:t>(AO2)</w:t>
+      </w:r>
     </w:p>
-    <w:p>
-      <w:pPr>
-        <w:spacing w:before="260"/>
-        <w:pBdr>
-          <w:bottom w:val="single" w:sz="4" w:space="1" w:color="AAB4C0"/>
-        </w:pBdr>
-      </w:pPr>
-    </w:p>
-    <w:p>
-      <w:pPr>
-        <w:spacing w:before="260"/>
-        <w:pBdr>
-          <w:bottom w:val="single" w:sz="4" w:space="1" w:color="AAB4C0"/>
-        </w:pBdr>
-      </w:pPr>
-    </w:p>
-    <w:p>
-      <w:pPr>
-        <w:spacing w:before="260"/>
-        <w:pBdr>
-          <w:bottom w:val="single" w:sz="4" w:space="1" w:color="AAB4C0"/>
-        </w:pBdr>
-      </w:pPr>
-    </w:p>
-    <w:p>
-      <w:pPr>
-        <w:spacing w:before="260"/>
-        <w:pBdr>
-          <w:bottom w:val="single" w:sz="4" w:space="1" w:color="AAB4C0"/>
-        </w:pBdr>
-      </w:pPr>
-    </w:p>
-    <w:p>
-      <w:pPr>
-        <w:spacing w:before="260"/>
-        <w:pBdr>
-          <w:bottom w:val="single" w:sz="4" w:space="1" w:color="AAB4C0"/>
-        </w:pBdr>
-      </w:pPr>
-    </w:p>
-    <w:p>
-      <w:r>
-        <w:rPr>
-          <w:b/>
-          <w:i w:val="0"/>
-        </w:rPr>
-        <w:t>5(b)</w:t>
-      </w:r>
-      <w:r>
-        <w:rPr>
-          <w:b w:val="0"/>
-          <w:i w:val="0"/>
-        </w:rPr>
-        <w:t xml:space="preserve"> A company is developing safety-critical control software for a medical device, where requirements are fixed by regulation and full documentation is required. Justify why a </w:t>
-      </w:r>
-      <w:r>
-        <w:rPr>
-          <w:b/>
-          <w:i w:val="0"/>
-        </w:rPr>
-        <w:t>Waterfall</w:t>
-      </w:r>
-      <w:r>
-        <w:rPr>
-          <w:b w:val="0"/>
-          <w:i w:val="0"/>
-        </w:rPr>
-        <w:t xml:space="preserve"> approach may be more suitable than </w:t>
-      </w:r>
-      <w:r>
-        <w:rPr>
-          <w:b/>
-          <w:i w:val="0"/>
-        </w:rPr>
-        <w:t>Rapid Application Development (RAD)</w:t>
-      </w:r>
-      <w:r>
-        <w:rPr>
-          <w:b w:val="0"/>
-          <w:i w:val="0"/>
-        </w:rPr>
-        <w:t xml:space="preserve"> in this case. </w:t>
-      </w:r>
-      <w:r>
-        <w:rPr>
-          <w:b/>
-          <w:i w:val="0"/>
-        </w:rPr>
-        <w:t>[3]</w:t>
-      </w:r>
-      <w:r>
-        <w:rPr>
-          <w:b w:val="0"/>
-          <w:i w:val="0"/>
-        </w:rPr>
-        <w:t xml:space="preserve"> </w:t>
-      </w:r>
-      <w:r>
-        <w:rPr>
-          <w:b w:val="0"/>
-          <w:i/>
-        </w:rPr>
-        <w:t>(AO2)</w:t>
-      </w:r>
-    </w:p>
-    <w:p>
-      <w:pPr>
-        <w:spacing w:before="260"/>
-        <w:pBdr>
-          <w:bottom w:val="single" w:sz="4" w:space="1" w:color="AAB4C0"/>
-        </w:pBdr>
-      </w:pPr>
-    </w:p>
-    <w:p>
-      <w:pPr>
-        <w:spacing w:before="260"/>
-        <w:pBdr>
-          <w:bottom w:val="single" w:sz="4" w:space="1" w:color="AAB4C0"/>
-        </w:pBdr>
-      </w:pPr>
-    </w:p>
-    <w:p>
-      <w:pPr>
-        <w:spacing w:before="260"/>
-        <w:pBdr>
-          <w:bottom w:val="single" w:sz="4" w:space="1" w:color="AAB4C0"/>
-        </w:pBdr>
-      </w:pPr>
-    </w:p>
-    <w:p>
-      <w:pPr>
-        <w:spacing w:before="260"/>
-        <w:pBdr>
-          <w:bottom w:val="single" w:sz="4" w:space="1" w:color="AAB4C0"/>
-        </w:pBdr>
-      </w:pPr>
-    </w:p>
+    <w:tbl>
+      <w:tblPr>
+        <w:tblStyle w:val="TableGrid"/>
+        <w:tblW w:type="auto" w:w="0"/>
+        <w:tblLook w:firstColumn="1" w:firstRow="1" w:lastColumn="0" w:lastRow="0" w:noHBand="0" w:noVBand="1" w:val="04A0"/>
+      </w:tblPr>
+      <w:tblGrid>
+        <w:gridCol w:w="8640"/>
+      </w:tblGrid>
+      <w:tr>
+        <w:trPr>
+          <w:trHeight w:val="1360" w:hRule="atLeast"/>
+        </w:trPr>
+        <w:tc>
+          <w:tcPr>
+            <w:tcW w:type="dxa" w:w="8640"/>
+          </w:tcPr>
+          <w:p>
+            <w:pPr>
+              <w:spacing w:before="40"/>
+            </w:pPr>
+          </w:p>
+        </w:tc>
+      </w:tr>
+    </w:tbl>
+    <w:p/>
     <w:p>
       <w:r>
         <w:rPr>
@@ -1878,276 +1786,250 @@
         <w:t>(AO2)</w:t>
       </w:r>
     </w:p>
+    <w:tbl>
+      <w:tblPr>
+        <w:tblStyle w:val="TableGrid"/>
+        <w:tblW w:type="auto" w:w="0"/>
+        <w:tblLook w:firstColumn="1" w:firstRow="1" w:lastColumn="0" w:lastRow="0" w:noHBand="0" w:noVBand="1" w:val="04A0"/>
+      </w:tblPr>
+      <w:tblGrid>
+        <w:gridCol w:w="8640"/>
+      </w:tblGrid>
+      <w:tr>
+        <w:trPr>
+          <w:trHeight w:val="1020" w:hRule="atLeast"/>
+        </w:trPr>
+        <w:tc>
+          <w:tcPr>
+            <w:tcW w:type="dxa" w:w="8640"/>
+          </w:tcPr>
+          <w:p>
+            <w:pPr>
+              <w:spacing w:before="40"/>
+            </w:pPr>
+          </w:p>
+        </w:tc>
+      </w:tr>
+    </w:tbl>
+    <w:p/>
     <w:p>
-      <w:pPr>
-        <w:spacing w:before="260"/>
-        <w:pBdr>
-          <w:bottom w:val="single" w:sz="4" w:space="1" w:color="AAB4C0"/>
-        </w:pBdr>
-      </w:pPr>
+      <w:r>
+        <w:rPr>
+          <w:b/>
+          <w:i w:val="0"/>
+        </w:rPr>
+        <w:t>6(b)</w:t>
+      </w:r>
+      <w:r>
+        <w:rPr>
+          <w:b w:val="0"/>
+          <w:i w:val="0"/>
+        </w:rPr>
+        <w:t xml:space="preserve"> Write the class definition for </w:t>
+      </w:r>
+      <w:r>
+        <w:rPr>
+          <w:rFonts w:ascii="Consolas" w:hAnsi="Consolas"/>
+          <w:b w:val="0"/>
+          <w:i w:val="0"/>
+          <w:sz w:val="19"/>
+        </w:rPr>
+        <w:t>Vehicle</w:t>
+      </w:r>
+      <w:r>
+        <w:rPr>
+          <w:b w:val="0"/>
+          <w:i w:val="0"/>
+        </w:rPr>
+        <w:t xml:space="preserve"> in pseudocode (or a language of your choice). Include a constructor, private attributes, a public getter for </w:t>
+      </w:r>
+      <w:r>
+        <w:rPr>
+          <w:rFonts w:ascii="Consolas" w:hAnsi="Consolas"/>
+          <w:b w:val="0"/>
+          <w:i w:val="0"/>
+          <w:sz w:val="19"/>
+        </w:rPr>
+        <w:t>maxSpeed</w:t>
+      </w:r>
+      <w:r>
+        <w:rPr>
+          <w:b w:val="0"/>
+          <w:i w:val="0"/>
+        </w:rPr>
+        <w:t xml:space="preserve">, and a </w:t>
+      </w:r>
+      <w:r>
+        <w:rPr>
+          <w:rFonts w:ascii="Consolas" w:hAnsi="Consolas"/>
+          <w:b w:val="0"/>
+          <w:i w:val="0"/>
+          <w:sz w:val="19"/>
+        </w:rPr>
+        <w:t>describe()</w:t>
+      </w:r>
+      <w:r>
+        <w:rPr>
+          <w:b w:val="0"/>
+          <w:i w:val="0"/>
+        </w:rPr>
+        <w:t xml:space="preserve"> method that returns a string containing both attributes. </w:t>
+      </w:r>
+      <w:r>
+        <w:rPr>
+          <w:b/>
+          <w:i w:val="0"/>
+        </w:rPr>
+        <w:t>[4]</w:t>
+      </w:r>
+      <w:r>
+        <w:rPr>
+          <w:b w:val="0"/>
+          <w:i w:val="0"/>
+        </w:rPr>
+        <w:t xml:space="preserve"> </w:t>
+      </w:r>
+      <w:r>
+        <w:rPr>
+          <w:b w:val="0"/>
+          <w:i/>
+        </w:rPr>
+        <w:t>(AO3)</w:t>
+      </w:r>
     </w:p>
+    <w:tbl>
+      <w:tblPr>
+        <w:tblStyle w:val="TableGrid"/>
+        <w:tblW w:type="auto" w:w="0"/>
+        <w:tblLook w:firstColumn="1" w:firstRow="1" w:lastColumn="0" w:lastRow="0" w:noHBand="0" w:noVBand="1" w:val="04A0"/>
+      </w:tblPr>
+      <w:tblGrid>
+        <w:gridCol w:w="8640"/>
+      </w:tblGrid>
+      <w:tr>
+        <w:trPr>
+          <w:trHeight w:val="2040" w:hRule="atLeast"/>
+        </w:trPr>
+        <w:tc>
+          <w:tcPr>
+            <w:tcW w:type="dxa" w:w="8640"/>
+          </w:tcPr>
+          <w:p>
+            <w:pPr>
+              <w:spacing w:before="40"/>
+            </w:pPr>
+          </w:p>
+        </w:tc>
+      </w:tr>
+    </w:tbl>
+    <w:p/>
     <w:p>
-      <w:pPr>
-        <w:spacing w:before="260"/>
-        <w:pBdr>
-          <w:bottom w:val="single" w:sz="4" w:space="1" w:color="AAB4C0"/>
-        </w:pBdr>
-      </w:pPr>
+      <w:r>
+        <w:rPr>
+          <w:b/>
+          <w:i w:val="0"/>
+        </w:rPr>
+        <w:t>6(c)</w:t>
+      </w:r>
+      <w:r>
+        <w:rPr>
+          <w:b w:val="0"/>
+          <w:i w:val="0"/>
+        </w:rPr>
+        <w:t xml:space="preserve"> Explain how </w:t>
+      </w:r>
+      <w:r>
+        <w:rPr>
+          <w:b/>
+          <w:i w:val="0"/>
+        </w:rPr>
+        <w:t>inheritance</w:t>
+      </w:r>
+      <w:r>
+        <w:rPr>
+          <w:b w:val="0"/>
+          <w:i w:val="0"/>
+        </w:rPr>
+        <w:t xml:space="preserve"> would be used to define </w:t>
+      </w:r>
+      <w:r>
+        <w:rPr>
+          <w:rFonts w:ascii="Consolas" w:hAnsi="Consolas"/>
+          <w:b w:val="0"/>
+          <w:i w:val="0"/>
+          <w:sz w:val="19"/>
+        </w:rPr>
+        <w:t>Minibus</w:t>
+      </w:r>
+      <w:r>
+        <w:rPr>
+          <w:b w:val="0"/>
+          <w:i w:val="0"/>
+        </w:rPr>
+        <w:t xml:space="preserve">, and state </w:t>
+      </w:r>
+      <w:r>
+        <w:rPr>
+          <w:b/>
+          <w:i w:val="0"/>
+        </w:rPr>
+        <w:t>one</w:t>
+      </w:r>
+      <w:r>
+        <w:rPr>
+          <w:b w:val="0"/>
+          <w:i w:val="0"/>
+        </w:rPr>
+        <w:t xml:space="preserve"> benefit of inheritance to the programmer. </w:t>
+      </w:r>
+      <w:r>
+        <w:rPr>
+          <w:b/>
+          <w:i w:val="0"/>
+        </w:rPr>
+        <w:t>[3]</w:t>
+      </w:r>
+      <w:r>
+        <w:rPr>
+          <w:b w:val="0"/>
+          <w:i w:val="0"/>
+        </w:rPr>
+        <w:t xml:space="preserve"> </w:t>
+      </w:r>
+      <w:r>
+        <w:rPr>
+          <w:b w:val="0"/>
+          <w:i/>
+        </w:rPr>
+        <w:t>(AO2)</w:t>
+      </w:r>
     </w:p>
-    <w:p>
-      <w:pPr>
-        <w:spacing w:before="260"/>
-        <w:pBdr>
-          <w:bottom w:val="single" w:sz="4" w:space="1" w:color="AAB4C0"/>
-        </w:pBdr>
-      </w:pPr>
-    </w:p>
-    <w:p>
-      <w:r>
-        <w:rPr>
-          <w:b/>
-          <w:i w:val="0"/>
-        </w:rPr>
-        <w:t>6(b)</w:t>
-      </w:r>
-      <w:r>
-        <w:rPr>
-          <w:b w:val="0"/>
-          <w:i w:val="0"/>
-        </w:rPr>
-        <w:t xml:space="preserve"> Write the class definition for </w:t>
-      </w:r>
-      <w:r>
-        <w:rPr>
-          <w:rFonts w:ascii="Consolas" w:hAnsi="Consolas"/>
-          <w:b w:val="0"/>
-          <w:i w:val="0"/>
-          <w:sz w:val="19"/>
-        </w:rPr>
-        <w:t>Vehicle</w:t>
-      </w:r>
-      <w:r>
-        <w:rPr>
-          <w:b w:val="0"/>
-          <w:i w:val="0"/>
-        </w:rPr>
-        <w:t xml:space="preserve"> in pseudocode (or a language of your choice). Include a constructor, private attributes, a public getter for </w:t>
-      </w:r>
-      <w:r>
-        <w:rPr>
-          <w:rFonts w:ascii="Consolas" w:hAnsi="Consolas"/>
-          <w:b w:val="0"/>
-          <w:i w:val="0"/>
-          <w:sz w:val="19"/>
-        </w:rPr>
-        <w:t>maxSpeed</w:t>
-      </w:r>
-      <w:r>
-        <w:rPr>
-          <w:b w:val="0"/>
-          <w:i w:val="0"/>
-        </w:rPr>
-        <w:t xml:space="preserve">, and a </w:t>
-      </w:r>
-      <w:r>
-        <w:rPr>
-          <w:rFonts w:ascii="Consolas" w:hAnsi="Consolas"/>
-          <w:b w:val="0"/>
-          <w:i w:val="0"/>
-          <w:sz w:val="19"/>
-        </w:rPr>
-        <w:t>describe()</w:t>
-      </w:r>
-      <w:r>
-        <w:rPr>
-          <w:b w:val="0"/>
-          <w:i w:val="0"/>
-        </w:rPr>
-        <w:t xml:space="preserve"> method that returns a string containing both attributes. </w:t>
-      </w:r>
-      <w:r>
-        <w:rPr>
-          <w:b/>
-          <w:i w:val="0"/>
-        </w:rPr>
-        <w:t>[4]</w:t>
-      </w:r>
-      <w:r>
-        <w:rPr>
-          <w:b w:val="0"/>
-          <w:i w:val="0"/>
-        </w:rPr>
-        <w:t xml:space="preserve"> </w:t>
-      </w:r>
-      <w:r>
-        <w:rPr>
-          <w:b w:val="0"/>
-          <w:i/>
-        </w:rPr>
-        <w:t>(AO3)</w:t>
-      </w:r>
-    </w:p>
-    <w:p>
-      <w:pPr>
-        <w:spacing w:before="260"/>
-        <w:pBdr>
-          <w:bottom w:val="single" w:sz="4" w:space="1" w:color="AAB4C0"/>
-        </w:pBdr>
-      </w:pPr>
-    </w:p>
-    <w:p>
-      <w:pPr>
-        <w:spacing w:before="260"/>
-        <w:pBdr>
-          <w:bottom w:val="single" w:sz="4" w:space="1" w:color="AAB4C0"/>
-        </w:pBdr>
-      </w:pPr>
-    </w:p>
-    <w:p>
-      <w:pPr>
-        <w:spacing w:before="260"/>
-        <w:pBdr>
-          <w:bottom w:val="single" w:sz="4" w:space="1" w:color="AAB4C0"/>
-        </w:pBdr>
-      </w:pPr>
-    </w:p>
-    <w:p>
-      <w:pPr>
-        <w:spacing w:before="260"/>
-        <w:pBdr>
-          <w:bottom w:val="single" w:sz="4" w:space="1" w:color="AAB4C0"/>
-        </w:pBdr>
-      </w:pPr>
-    </w:p>
-    <w:p>
-      <w:pPr>
-        <w:spacing w:before="260"/>
-        <w:pBdr>
-          <w:bottom w:val="single" w:sz="4" w:space="1" w:color="AAB4C0"/>
-        </w:pBdr>
-      </w:pPr>
-    </w:p>
-    <w:p>
-      <w:pPr>
-        <w:spacing w:before="260"/>
-        <w:pBdr>
-          <w:bottom w:val="single" w:sz="4" w:space="1" w:color="AAB4C0"/>
-        </w:pBdr>
-      </w:pPr>
-    </w:p>
-    <w:p>
-      <w:r>
-        <w:rPr>
-          <w:b/>
-          <w:i w:val="0"/>
-        </w:rPr>
-        <w:t>6(c)</w:t>
-      </w:r>
-      <w:r>
-        <w:rPr>
-          <w:b w:val="0"/>
-          <w:i w:val="0"/>
-        </w:rPr>
-        <w:t xml:space="preserve"> Explain how </w:t>
-      </w:r>
-      <w:r>
-        <w:rPr>
-          <w:b/>
-          <w:i w:val="0"/>
-        </w:rPr>
-        <w:t>inheritance</w:t>
-      </w:r>
-      <w:r>
-        <w:rPr>
-          <w:b w:val="0"/>
-          <w:i w:val="0"/>
-        </w:rPr>
-        <w:t xml:space="preserve"> would be used to define </w:t>
-      </w:r>
-      <w:r>
-        <w:rPr>
-          <w:rFonts w:ascii="Consolas" w:hAnsi="Consolas"/>
-          <w:b w:val="0"/>
-          <w:i w:val="0"/>
-          <w:sz w:val="19"/>
-        </w:rPr>
-        <w:t>Minibus</w:t>
-      </w:r>
-      <w:r>
-        <w:rPr>
-          <w:b w:val="0"/>
-          <w:i w:val="0"/>
-        </w:rPr>
-        <w:t xml:space="preserve">, and state </w:t>
-      </w:r>
-      <w:r>
-        <w:rPr>
-          <w:b/>
-          <w:i w:val="0"/>
-        </w:rPr>
-        <w:t>one</w:t>
-      </w:r>
-      <w:r>
-        <w:rPr>
-          <w:b w:val="0"/>
-          <w:i w:val="0"/>
-        </w:rPr>
-        <w:t xml:space="preserve"> benefit of inheritance to the programmer. </w:t>
-      </w:r>
-      <w:r>
-        <w:rPr>
-          <w:b/>
-          <w:i w:val="0"/>
-        </w:rPr>
-        <w:t>[3]</w:t>
-      </w:r>
-      <w:r>
-        <w:rPr>
-          <w:b w:val="0"/>
-          <w:i w:val="0"/>
-        </w:rPr>
-        <w:t xml:space="preserve"> </w:t>
-      </w:r>
-      <w:r>
-        <w:rPr>
-          <w:b w:val="0"/>
-          <w:i/>
-        </w:rPr>
-        <w:t>(AO2)</w:t>
-      </w:r>
-    </w:p>
-    <w:p>
-      <w:pPr>
-        <w:spacing w:before="260"/>
-        <w:pBdr>
-          <w:bottom w:val="single" w:sz="4" w:space="1" w:color="AAB4C0"/>
-        </w:pBdr>
-      </w:pPr>
-    </w:p>
-    <w:p>
-      <w:pPr>
-        <w:spacing w:before="260"/>
-        <w:pBdr>
-          <w:bottom w:val="single" w:sz="4" w:space="1" w:color="AAB4C0"/>
-        </w:pBdr>
-      </w:pPr>
-    </w:p>
-    <w:p>
-      <w:pPr>
-        <w:spacing w:before="260"/>
-        <w:pBdr>
-          <w:bottom w:val="single" w:sz="4" w:space="1" w:color="AAB4C0"/>
-        </w:pBdr>
-      </w:pPr>
-    </w:p>
-    <w:p>
-      <w:pPr>
-        <w:spacing w:before="260"/>
-        <w:pBdr>
-          <w:bottom w:val="single" w:sz="4" w:space="1" w:color="AAB4C0"/>
-        </w:pBdr>
-      </w:pPr>
-    </w:p>
+    <w:tbl>
+      <w:tblPr>
+        <w:tblStyle w:val="TableGrid"/>
+        <w:tblW w:type="auto" w:w="0"/>
+        <w:tblLook w:firstColumn="1" w:firstRow="1" w:lastColumn="0" w:lastRow="0" w:noHBand="0" w:noVBand="1" w:val="04A0"/>
+      </w:tblPr>
+      <w:tblGrid>
+        <w:gridCol w:w="8640"/>
+      </w:tblGrid>
+      <w:tr>
+        <w:trPr>
+          <w:trHeight w:val="1360" w:hRule="atLeast"/>
+        </w:trPr>
+        <w:tc>
+          <w:tcPr>
+            <w:tcW w:type="dxa" w:w="8640"/>
+          </w:tcPr>
+          <w:p>
+            <w:pPr>
+              <w:spacing w:before="40"/>
+            </w:pPr>
+          </w:p>
+        </w:tc>
+      </w:tr>
+    </w:tbl>
+    <w:p/>
     <w:p>
       <w:r>
         <w:rPr>
@@ -2307,189 +2189,137 @@
         <w:t>(AO3)</w:t>
       </w:r>
     </w:p>
+    <w:tbl>
+      <w:tblPr>
+        <w:tblStyle w:val="TableGrid"/>
+        <w:tblW w:type="auto" w:w="0"/>
+        <w:tblLook w:firstColumn="1" w:firstRow="1" w:lastColumn="0" w:lastRow="0" w:noHBand="0" w:noVBand="1" w:val="04A0"/>
+      </w:tblPr>
+      <w:tblGrid>
+        <w:gridCol w:w="8640"/>
+      </w:tblGrid>
+      <w:tr>
+        <w:trPr>
+          <w:trHeight w:val="2380" w:hRule="atLeast"/>
+        </w:trPr>
+        <w:tc>
+          <w:tcPr>
+            <w:tcW w:type="dxa" w:w="8640"/>
+          </w:tcPr>
+          <w:p>
+            <w:pPr>
+              <w:spacing w:before="40"/>
+            </w:pPr>
+          </w:p>
+        </w:tc>
+      </w:tr>
+    </w:tbl>
+    <w:p/>
     <w:p>
-      <w:pPr>
-        <w:spacing w:before="260"/>
-        <w:pBdr>
-          <w:bottom w:val="single" w:sz="4" w:space="1" w:color="AAB4C0"/>
-        </w:pBdr>
-      </w:pPr>
+      <w:r>
+        <w:rPr>
+          <w:b/>
+          <w:i w:val="0"/>
+        </w:rPr>
+        <w:t>7(b)</w:t>
+      </w:r>
+      <w:r>
+        <w:rPr>
+          <w:b w:val="0"/>
+          <w:i w:val="0"/>
+        </w:rPr>
+        <w:t xml:space="preserve"> Explain the difference between </w:t>
+      </w:r>
+      <w:r>
+        <w:rPr>
+          <w:b/>
+          <w:i w:val="0"/>
+        </w:rPr>
+        <w:t>indirect</w:t>
+      </w:r>
+      <w:r>
+        <w:rPr>
+          <w:b w:val="0"/>
+          <w:i w:val="0"/>
+        </w:rPr>
+        <w:t xml:space="preserve"> addressing and </w:t>
+      </w:r>
+      <w:r>
+        <w:rPr>
+          <w:b/>
+          <w:i w:val="0"/>
+        </w:rPr>
+        <w:t>direct</w:t>
+      </w:r>
+      <w:r>
+        <w:rPr>
+          <w:b w:val="0"/>
+          <w:i w:val="0"/>
+        </w:rPr>
+        <w:t xml:space="preserve"> addressing, and state </w:t>
+      </w:r>
+      <w:r>
+        <w:rPr>
+          <w:b/>
+          <w:i w:val="0"/>
+        </w:rPr>
+        <w:t>one</w:t>
+      </w:r>
+      <w:r>
+        <w:rPr>
+          <w:b w:val="0"/>
+          <w:i w:val="0"/>
+        </w:rPr>
+        <w:t xml:space="preserve"> advantage of indirect addressing. </w:t>
+      </w:r>
+      <w:r>
+        <w:rPr>
+          <w:b/>
+          <w:i w:val="0"/>
+        </w:rPr>
+        <w:t>[4]</w:t>
+      </w:r>
+      <w:r>
+        <w:rPr>
+          <w:b w:val="0"/>
+          <w:i w:val="0"/>
+        </w:rPr>
+        <w:t xml:space="preserve"> </w:t>
+      </w:r>
+      <w:r>
+        <w:rPr>
+          <w:b w:val="0"/>
+          <w:i/>
+        </w:rPr>
+        <w:t>(AO1)</w:t>
+      </w:r>
     </w:p>
-    <w:p>
-      <w:pPr>
-        <w:spacing w:before="260"/>
-        <w:pBdr>
-          <w:bottom w:val="single" w:sz="4" w:space="1" w:color="AAB4C0"/>
-        </w:pBdr>
-      </w:pPr>
-    </w:p>
-    <w:p>
-      <w:pPr>
-        <w:spacing w:before="260"/>
-        <w:pBdr>
-          <w:bottom w:val="single" w:sz="4" w:space="1" w:color="AAB4C0"/>
-        </w:pBdr>
-      </w:pPr>
-    </w:p>
-    <w:p>
-      <w:pPr>
-        <w:spacing w:before="260"/>
-        <w:pBdr>
-          <w:bottom w:val="single" w:sz="4" w:space="1" w:color="AAB4C0"/>
-        </w:pBdr>
-      </w:pPr>
-    </w:p>
-    <w:p>
-      <w:pPr>
-        <w:spacing w:before="260"/>
-        <w:pBdr>
-          <w:bottom w:val="single" w:sz="4" w:space="1" w:color="AAB4C0"/>
-        </w:pBdr>
-      </w:pPr>
-    </w:p>
-    <w:p>
-      <w:pPr>
-        <w:spacing w:before="260"/>
-        <w:pBdr>
-          <w:bottom w:val="single" w:sz="4" w:space="1" w:color="AAB4C0"/>
-        </w:pBdr>
-      </w:pPr>
-    </w:p>
-    <w:p>
-      <w:pPr>
-        <w:spacing w:before="260"/>
-        <w:pBdr>
-          <w:bottom w:val="single" w:sz="4" w:space="1" w:color="AAB4C0"/>
-        </w:pBdr>
-      </w:pPr>
-    </w:p>
-    <w:p>
-      <w:r>
-        <w:rPr>
-          <w:b/>
-          <w:i w:val="0"/>
-        </w:rPr>
-        <w:t>7(b)</w:t>
-      </w:r>
-      <w:r>
-        <w:rPr>
-          <w:b w:val="0"/>
-          <w:i w:val="0"/>
-        </w:rPr>
-        <w:t xml:space="preserve"> Explain the difference between </w:t>
-      </w:r>
-      <w:r>
-        <w:rPr>
-          <w:b/>
-          <w:i w:val="0"/>
-        </w:rPr>
-        <w:t>indirect</w:t>
-      </w:r>
-      <w:r>
-        <w:rPr>
-          <w:b w:val="0"/>
-          <w:i w:val="0"/>
-        </w:rPr>
-        <w:t xml:space="preserve"> addressing and </w:t>
-      </w:r>
-      <w:r>
-        <w:rPr>
-          <w:b/>
-          <w:i w:val="0"/>
-        </w:rPr>
-        <w:t>direct</w:t>
-      </w:r>
-      <w:r>
-        <w:rPr>
-          <w:b w:val="0"/>
-          <w:i w:val="0"/>
-        </w:rPr>
-        <w:t xml:space="preserve"> addressing, and state </w:t>
-      </w:r>
-      <w:r>
-        <w:rPr>
-          <w:b/>
-          <w:i w:val="0"/>
-        </w:rPr>
-        <w:t>one</w:t>
-      </w:r>
-      <w:r>
-        <w:rPr>
-          <w:b w:val="0"/>
-          <w:i w:val="0"/>
-        </w:rPr>
-        <w:t xml:space="preserve"> advantage of indirect addressing. </w:t>
-      </w:r>
-      <w:r>
-        <w:rPr>
-          <w:b/>
-          <w:i w:val="0"/>
-        </w:rPr>
-        <w:t>[4]</w:t>
-      </w:r>
-      <w:r>
-        <w:rPr>
-          <w:b w:val="0"/>
-          <w:i w:val="0"/>
-        </w:rPr>
-        <w:t xml:space="preserve"> </w:t>
-      </w:r>
-      <w:r>
-        <w:rPr>
-          <w:b w:val="0"/>
-          <w:i/>
-        </w:rPr>
-        <w:t>(AO1)</w:t>
-      </w:r>
-    </w:p>
-    <w:p>
-      <w:pPr>
-        <w:spacing w:before="260"/>
-        <w:pBdr>
-          <w:bottom w:val="single" w:sz="4" w:space="1" w:color="AAB4C0"/>
-        </w:pBdr>
-      </w:pPr>
-    </w:p>
-    <w:p>
-      <w:pPr>
-        <w:spacing w:before="260"/>
-        <w:pBdr>
-          <w:bottom w:val="single" w:sz="4" w:space="1" w:color="AAB4C0"/>
-        </w:pBdr>
-      </w:pPr>
-    </w:p>
-    <w:p>
-      <w:pPr>
-        <w:spacing w:before="260"/>
-        <w:pBdr>
-          <w:bottom w:val="single" w:sz="4" w:space="1" w:color="AAB4C0"/>
-        </w:pBdr>
-      </w:pPr>
-    </w:p>
-    <w:p>
-      <w:pPr>
-        <w:spacing w:before="260"/>
-        <w:pBdr>
-          <w:bottom w:val="single" w:sz="4" w:space="1" w:color="AAB4C0"/>
-        </w:pBdr>
-      </w:pPr>
-    </w:p>
-    <w:p>
-      <w:pPr>
-        <w:spacing w:before="260"/>
-        <w:pBdr>
-          <w:bottom w:val="single" w:sz="4" w:space="1" w:color="AAB4C0"/>
-        </w:pBdr>
-      </w:pPr>
-    </w:p>
-    <w:p>
-      <w:pPr>
-        <w:spacing w:before="260"/>
-        <w:pBdr>
-          <w:bottom w:val="single" w:sz="4" w:space="1" w:color="AAB4C0"/>
-        </w:pBdr>
-      </w:pPr>
-    </w:p>
+    <w:tbl>
+      <w:tblPr>
+        <w:tblStyle w:val="TableGrid"/>
+        <w:tblW w:type="auto" w:w="0"/>
+        <w:tblLook w:firstColumn="1" w:firstRow="1" w:lastColumn="0" w:lastRow="0" w:noHBand="0" w:noVBand="1" w:val="04A0"/>
+      </w:tblPr>
+      <w:tblGrid>
+        <w:gridCol w:w="8640"/>
+      </w:tblGrid>
+      <w:tr>
+        <w:trPr>
+          <w:trHeight w:val="2040" w:hRule="atLeast"/>
+        </w:trPr>
+        <w:tc>
+          <w:tcPr>
+            <w:tcW w:type="dxa" w:w="8640"/>
+          </w:tcPr>
+          <w:p>
+            <w:pPr>
+              <w:spacing w:before="40"/>
+            </w:pPr>
+          </w:p>
+        </w:tc>
+      </w:tr>
+    </w:tbl>
+    <w:p/>
     <w:p>
       <w:r>
         <w:rPr>
@@ -2576,292 +2406,258 @@
         <w:t>(AO1)</w:t>
       </w:r>
     </w:p>
+    <w:tbl>
+      <w:tblPr>
+        <w:tblStyle w:val="TableGrid"/>
+        <w:tblW w:type="auto" w:w="0"/>
+        <w:tblLook w:firstColumn="1" w:firstRow="1" w:lastColumn="0" w:lastRow="0" w:noHBand="0" w:noVBand="1" w:val="04A0"/>
+      </w:tblPr>
+      <w:tblGrid>
+        <w:gridCol w:w="8640"/>
+      </w:tblGrid>
+      <w:tr>
+        <w:trPr>
+          <w:trHeight w:val="1360" w:hRule="atLeast"/>
+        </w:trPr>
+        <w:tc>
+          <w:tcPr>
+            <w:tcW w:type="dxa" w:w="8640"/>
+          </w:tcPr>
+          <w:p>
+            <w:pPr>
+              <w:spacing w:before="40"/>
+            </w:pPr>
+          </w:p>
+        </w:tc>
+      </w:tr>
+    </w:tbl>
+    <w:p/>
     <w:p>
-      <w:pPr>
-        <w:spacing w:before="260"/>
-        <w:pBdr>
-          <w:bottom w:val="single" w:sz="4" w:space="1" w:color="AAB4C0"/>
-        </w:pBdr>
-      </w:pPr>
+      <w:r>
+        <w:rPr>
+          <w:b/>
+          <w:i w:val="0"/>
+        </w:rPr>
+        <w:t>8(b)</w:t>
+      </w:r>
+      <w:r>
+        <w:rPr>
+          <w:b w:val="0"/>
+          <w:i w:val="0"/>
+        </w:rPr>
+        <w:t xml:space="preserve"> Explain what is meant by a </w:t>
+      </w:r>
+      <w:r>
+        <w:rPr>
+          <w:b/>
+          <w:i w:val="0"/>
+        </w:rPr>
+        <w:t>hashing algorithm</w:t>
+      </w:r>
+      <w:r>
+        <w:rPr>
+          <w:b w:val="0"/>
+          <w:i w:val="0"/>
+        </w:rPr>
+        <w:t xml:space="preserve"> and describe how hashing is used to store and check </w:t>
+      </w:r>
+      <w:r>
+        <w:rPr>
+          <w:b/>
+          <w:i w:val="0"/>
+        </w:rPr>
+        <w:t>passwords</w:t>
+      </w:r>
+      <w:r>
+        <w:rPr>
+          <w:b w:val="0"/>
+          <w:i w:val="0"/>
+        </w:rPr>
+        <w:t xml:space="preserve"> securely. </w:t>
+      </w:r>
+      <w:r>
+        <w:rPr>
+          <w:b/>
+          <w:i w:val="0"/>
+        </w:rPr>
+        <w:t>[4]</w:t>
+      </w:r>
+      <w:r>
+        <w:rPr>
+          <w:b w:val="0"/>
+          <w:i w:val="0"/>
+        </w:rPr>
+        <w:t xml:space="preserve"> </w:t>
+      </w:r>
+      <w:r>
+        <w:rPr>
+          <w:b w:val="0"/>
+          <w:i/>
+        </w:rPr>
+        <w:t>(AO2)</w:t>
+      </w:r>
     </w:p>
+    <w:tbl>
+      <w:tblPr>
+        <w:tblStyle w:val="TableGrid"/>
+        <w:tblW w:type="auto" w:w="0"/>
+        <w:tblLook w:firstColumn="1" w:firstRow="1" w:lastColumn="0" w:lastRow="0" w:noHBand="0" w:noVBand="1" w:val="04A0"/>
+      </w:tblPr>
+      <w:tblGrid>
+        <w:gridCol w:w="8640"/>
+      </w:tblGrid>
+      <w:tr>
+        <w:trPr>
+          <w:trHeight w:val="2040" w:hRule="atLeast"/>
+        </w:trPr>
+        <w:tc>
+          <w:tcPr>
+            <w:tcW w:type="dxa" w:w="8640"/>
+          </w:tcPr>
+          <w:p>
+            <w:pPr>
+              <w:spacing w:before="40"/>
+            </w:pPr>
+          </w:p>
+        </w:tc>
+      </w:tr>
+    </w:tbl>
+    <w:p/>
     <w:p>
-      <w:pPr>
-        <w:spacing w:before="260"/>
-        <w:pBdr>
-          <w:bottom w:val="single" w:sz="4" w:space="1" w:color="AAB4C0"/>
-        </w:pBdr>
-      </w:pPr>
+      <w:r>
+        <w:rPr>
+          <w:b/>
+          <w:i w:val="0"/>
+        </w:rPr>
+        <w:t>8(c)</w:t>
+      </w:r>
+      <w:r>
+        <w:rPr>
+          <w:b w:val="0"/>
+          <w:i w:val="0"/>
+        </w:rPr>
+        <w:t xml:space="preserve"> A hash table of size 11 stores keys using the hash function </w:t>
+      </w:r>
+      <w:r>
+        <w:rPr>
+          <w:rFonts w:ascii="Consolas" w:hAnsi="Consolas"/>
+          <w:b w:val="0"/>
+          <w:i w:val="0"/>
+          <w:sz w:val="19"/>
+        </w:rPr>
+        <w:t>h(k) = k MOD 11</w:t>
+      </w:r>
+      <w:r>
+        <w:rPr>
+          <w:b w:val="0"/>
+          <w:i w:val="0"/>
+        </w:rPr>
+        <w:t xml:space="preserve">. The keys </w:t>
+      </w:r>
+      <w:r>
+        <w:rPr>
+          <w:b/>
+          <w:i w:val="0"/>
+        </w:rPr>
+        <w:t>14</w:t>
+      </w:r>
+      <w:r>
+        <w:rPr>
+          <w:b w:val="0"/>
+          <w:i w:val="0"/>
+        </w:rPr>
+        <w:t xml:space="preserve">, </w:t>
+      </w:r>
+      <w:r>
+        <w:rPr>
+          <w:b/>
+          <w:i w:val="0"/>
+        </w:rPr>
+        <w:t>25</w:t>
+      </w:r>
+      <w:r>
+        <w:rPr>
+          <w:b w:val="0"/>
+          <w:i w:val="0"/>
+        </w:rPr>
+        <w:t xml:space="preserve"> and </w:t>
+      </w:r>
+      <w:r>
+        <w:rPr>
+          <w:b/>
+          <w:i w:val="0"/>
+        </w:rPr>
+        <w:t>36</w:t>
+      </w:r>
+      <w:r>
+        <w:rPr>
+          <w:b w:val="0"/>
+          <w:i w:val="0"/>
+        </w:rPr>
+        <w:t xml:space="preserve"> are inserted in that order. Show the index each key maps to, identify any </w:t>
+      </w:r>
+      <w:r>
+        <w:rPr>
+          <w:b/>
+          <w:i w:val="0"/>
+        </w:rPr>
+        <w:t>collision</w:t>
+      </w:r>
+      <w:r>
+        <w:rPr>
+          <w:b w:val="0"/>
+          <w:i w:val="0"/>
+        </w:rPr>
+        <w:t xml:space="preserve">, and state one method of resolving it. </w:t>
+      </w:r>
+      <w:r>
+        <w:rPr>
+          <w:b/>
+          <w:i w:val="0"/>
+        </w:rPr>
+        <w:t>[3]</w:t>
+      </w:r>
+      <w:r>
+        <w:rPr>
+          <w:b w:val="0"/>
+          <w:i w:val="0"/>
+        </w:rPr>
+        <w:t xml:space="preserve"> </w:t>
+      </w:r>
+      <w:r>
+        <w:rPr>
+          <w:b w:val="0"/>
+          <w:i/>
+        </w:rPr>
+        <w:t>(AO3)</w:t>
+      </w:r>
     </w:p>
-    <w:p>
-      <w:pPr>
-        <w:spacing w:before="260"/>
-        <w:pBdr>
-          <w:bottom w:val="single" w:sz="4" w:space="1" w:color="AAB4C0"/>
-        </w:pBdr>
-      </w:pPr>
-    </w:p>
-    <w:p>
-      <w:pPr>
-        <w:spacing w:before="260"/>
-        <w:pBdr>
-          <w:bottom w:val="single" w:sz="4" w:space="1" w:color="AAB4C0"/>
-        </w:pBdr>
-      </w:pPr>
-    </w:p>
-    <w:p>
-      <w:r>
-        <w:rPr>
-          <w:b/>
-          <w:i w:val="0"/>
-        </w:rPr>
-        <w:t>8(b)</w:t>
-      </w:r>
-      <w:r>
-        <w:rPr>
-          <w:b w:val="0"/>
-          <w:i w:val="0"/>
-        </w:rPr>
-        <w:t xml:space="preserve"> Explain what is meant by a </w:t>
-      </w:r>
-      <w:r>
-        <w:rPr>
-          <w:b/>
-          <w:i w:val="0"/>
-        </w:rPr>
-        <w:t>hashing algorithm</w:t>
-      </w:r>
-      <w:r>
-        <w:rPr>
-          <w:b w:val="0"/>
-          <w:i w:val="0"/>
-        </w:rPr>
-        <w:t xml:space="preserve"> and describe how hashing is used to store and check </w:t>
-      </w:r>
-      <w:r>
-        <w:rPr>
-          <w:b/>
-          <w:i w:val="0"/>
-        </w:rPr>
-        <w:t>passwords</w:t>
-      </w:r>
-      <w:r>
-        <w:rPr>
-          <w:b w:val="0"/>
-          <w:i w:val="0"/>
-        </w:rPr>
-        <w:t xml:space="preserve"> securely. </w:t>
-      </w:r>
-      <w:r>
-        <w:rPr>
-          <w:b/>
-          <w:i w:val="0"/>
-        </w:rPr>
-        <w:t>[4]</w:t>
-      </w:r>
-      <w:r>
-        <w:rPr>
-          <w:b w:val="0"/>
-          <w:i w:val="0"/>
-        </w:rPr>
-        <w:t xml:space="preserve"> </w:t>
-      </w:r>
-      <w:r>
-        <w:rPr>
-          <w:b w:val="0"/>
-          <w:i/>
-        </w:rPr>
-        <w:t>(AO2)</w:t>
-      </w:r>
-    </w:p>
-    <w:p>
-      <w:pPr>
-        <w:spacing w:before="260"/>
-        <w:pBdr>
-          <w:bottom w:val="single" w:sz="4" w:space="1" w:color="AAB4C0"/>
-        </w:pBdr>
-      </w:pPr>
-    </w:p>
-    <w:p>
-      <w:pPr>
-        <w:spacing w:before="260"/>
-        <w:pBdr>
-          <w:bottom w:val="single" w:sz="4" w:space="1" w:color="AAB4C0"/>
-        </w:pBdr>
-      </w:pPr>
-    </w:p>
-    <w:p>
-      <w:pPr>
-        <w:spacing w:before="260"/>
-        <w:pBdr>
-          <w:bottom w:val="single" w:sz="4" w:space="1" w:color="AAB4C0"/>
-        </w:pBdr>
-      </w:pPr>
-    </w:p>
-    <w:p>
-      <w:pPr>
-        <w:spacing w:before="260"/>
-        <w:pBdr>
-          <w:bottom w:val="single" w:sz="4" w:space="1" w:color="AAB4C0"/>
-        </w:pBdr>
-      </w:pPr>
-    </w:p>
-    <w:p>
-      <w:pPr>
-        <w:spacing w:before="260"/>
-        <w:pBdr>
-          <w:bottom w:val="single" w:sz="4" w:space="1" w:color="AAB4C0"/>
-        </w:pBdr>
-      </w:pPr>
-    </w:p>
-    <w:p>
-      <w:pPr>
-        <w:spacing w:before="260"/>
-        <w:pBdr>
-          <w:bottom w:val="single" w:sz="4" w:space="1" w:color="AAB4C0"/>
-        </w:pBdr>
-      </w:pPr>
-    </w:p>
-    <w:p>
-      <w:r>
-        <w:rPr>
-          <w:b/>
-          <w:i w:val="0"/>
-        </w:rPr>
-        <w:t>8(c)</w:t>
-      </w:r>
-      <w:r>
-        <w:rPr>
-          <w:b w:val="0"/>
-          <w:i w:val="0"/>
-        </w:rPr>
-        <w:t xml:space="preserve"> A hash table of size 11 stores keys using the hash function </w:t>
-      </w:r>
-      <w:r>
-        <w:rPr>
-          <w:rFonts w:ascii="Consolas" w:hAnsi="Consolas"/>
-          <w:b w:val="0"/>
-          <w:i w:val="0"/>
-          <w:sz w:val="19"/>
-        </w:rPr>
-        <w:t>h(k) = k MOD 11</w:t>
-      </w:r>
-      <w:r>
-        <w:rPr>
-          <w:b w:val="0"/>
-          <w:i w:val="0"/>
-        </w:rPr>
-        <w:t xml:space="preserve">. The keys </w:t>
-      </w:r>
-      <w:r>
-        <w:rPr>
-          <w:b/>
-          <w:i w:val="0"/>
-        </w:rPr>
-        <w:t>14</w:t>
-      </w:r>
-      <w:r>
-        <w:rPr>
-          <w:b w:val="0"/>
-          <w:i w:val="0"/>
-        </w:rPr>
-        <w:t xml:space="preserve">, </w:t>
-      </w:r>
-      <w:r>
-        <w:rPr>
-          <w:b/>
-          <w:i w:val="0"/>
-        </w:rPr>
-        <w:t>25</w:t>
-      </w:r>
-      <w:r>
-        <w:rPr>
-          <w:b w:val="0"/>
-          <w:i w:val="0"/>
-        </w:rPr>
-        <w:t xml:space="preserve"> and </w:t>
-      </w:r>
-      <w:r>
-        <w:rPr>
-          <w:b/>
-          <w:i w:val="0"/>
-        </w:rPr>
-        <w:t>36</w:t>
-      </w:r>
-      <w:r>
-        <w:rPr>
-          <w:b w:val="0"/>
-          <w:i w:val="0"/>
-        </w:rPr>
-        <w:t xml:space="preserve"> are inserted in that order. Show the index each key maps to, identify any </w:t>
-      </w:r>
-      <w:r>
-        <w:rPr>
-          <w:b/>
-          <w:i w:val="0"/>
-        </w:rPr>
-        <w:t>collision</w:t>
-      </w:r>
-      <w:r>
-        <w:rPr>
-          <w:b w:val="0"/>
-          <w:i w:val="0"/>
-        </w:rPr>
-        <w:t xml:space="preserve">, and state one method of resolving it. </w:t>
-      </w:r>
-      <w:r>
-        <w:rPr>
-          <w:b/>
-          <w:i w:val="0"/>
-        </w:rPr>
-        <w:t>[3]</w:t>
-      </w:r>
-      <w:r>
-        <w:rPr>
-          <w:b w:val="0"/>
-          <w:i w:val="0"/>
-        </w:rPr>
-        <w:t xml:space="preserve"> </w:t>
-      </w:r>
-      <w:r>
-        <w:rPr>
-          <w:b w:val="0"/>
-          <w:i/>
-        </w:rPr>
-        <w:t>(AO3)</w:t>
-      </w:r>
-    </w:p>
-    <w:p>
-      <w:pPr>
-        <w:spacing w:before="260"/>
-        <w:pBdr>
-          <w:bottom w:val="single" w:sz="4" w:space="1" w:color="AAB4C0"/>
-        </w:pBdr>
-      </w:pPr>
-    </w:p>
-    <w:p>
-      <w:pPr>
-        <w:spacing w:before="260"/>
-        <w:pBdr>
-          <w:bottom w:val="single" w:sz="4" w:space="1" w:color="AAB4C0"/>
-        </w:pBdr>
-      </w:pPr>
-    </w:p>
-    <w:p>
-      <w:pPr>
-        <w:spacing w:before="260"/>
-        <w:pBdr>
-          <w:bottom w:val="single" w:sz="4" w:space="1" w:color="AAB4C0"/>
-        </w:pBdr>
-      </w:pPr>
-    </w:p>
-    <w:p>
-      <w:pPr>
-        <w:spacing w:before="260"/>
-        <w:pBdr>
-          <w:bottom w:val="single" w:sz="4" w:space="1" w:color="AAB4C0"/>
-        </w:pBdr>
-      </w:pPr>
-    </w:p>
+    <w:tbl>
+      <w:tblPr>
+        <w:tblStyle w:val="TableGrid"/>
+        <w:tblW w:type="auto" w:w="0"/>
+        <w:tblLook w:firstColumn="1" w:firstRow="1" w:lastColumn="0" w:lastRow="0" w:noHBand="0" w:noVBand="1" w:val="04A0"/>
+      </w:tblPr>
+      <w:tblGrid>
+        <w:gridCol w:w="8640"/>
+      </w:tblGrid>
+      <w:tr>
+        <w:trPr>
+          <w:trHeight w:val="1360" w:hRule="atLeast"/>
+        </w:trPr>
+        <w:tc>
+          <w:tcPr>
+            <w:tcW w:type="dxa" w:w="8640"/>
+          </w:tcPr>
+          <w:p>
+            <w:pPr>
+              <w:spacing w:before="40"/>
+            </w:pPr>
+          </w:p>
+        </w:tc>
+      </w:tr>
+    </w:tbl>
+    <w:p/>
     <w:p>
       <w:r>
         <w:rPr>
@@ -3051,344 +2847,310 @@
         <w:t>(AO2)</w:t>
       </w:r>
     </w:p>
+    <w:tbl>
+      <w:tblPr>
+        <w:tblStyle w:val="TableGrid"/>
+        <w:tblW w:type="auto" w:w="0"/>
+        <w:tblLook w:firstColumn="1" w:firstRow="1" w:lastColumn="0" w:lastRow="0" w:noHBand="0" w:noVBand="1" w:val="04A0"/>
+      </w:tblPr>
+      <w:tblGrid>
+        <w:gridCol w:w="8640"/>
+      </w:tblGrid>
+      <w:tr>
+        <w:trPr>
+          <w:trHeight w:val="1360" w:hRule="atLeast"/>
+        </w:trPr>
+        <w:tc>
+          <w:tcPr>
+            <w:tcW w:type="dxa" w:w="8640"/>
+          </w:tcPr>
+          <w:p>
+            <w:pPr>
+              <w:spacing w:before="40"/>
+            </w:pPr>
+          </w:p>
+        </w:tc>
+      </w:tr>
+    </w:tbl>
+    <w:p/>
     <w:p>
-      <w:pPr>
-        <w:spacing w:before="260"/>
-        <w:pBdr>
-          <w:bottom w:val="single" w:sz="4" w:space="1" w:color="AAB4C0"/>
-        </w:pBdr>
-      </w:pPr>
+      <w:r>
+        <w:rPr>
+          <w:b/>
+          <w:i w:val="0"/>
+        </w:rPr>
+        <w:t>9(b)</w:t>
+      </w:r>
+      <w:r>
+        <w:rPr>
+          <w:b w:val="0"/>
+          <w:i w:val="0"/>
+        </w:rPr>
+        <w:t xml:space="preserve"> Write an SQL statement to add a new member with </w:t>
+      </w:r>
+      <w:r>
+        <w:rPr>
+          <w:rFonts w:ascii="Consolas" w:hAnsi="Consolas"/>
+          <w:b w:val="0"/>
+          <w:i w:val="0"/>
+          <w:sz w:val="19"/>
+        </w:rPr>
+        <w:t>MemberID</w:t>
+      </w:r>
+      <w:r>
+        <w:rPr>
+          <w:b w:val="0"/>
+          <w:i w:val="0"/>
+        </w:rPr>
+        <w:t xml:space="preserve"> </w:t>
+      </w:r>
+      <w:r>
+        <w:rPr>
+          <w:b/>
+          <w:i w:val="0"/>
+        </w:rPr>
+        <w:t>207</w:t>
+      </w:r>
+      <w:r>
+        <w:rPr>
+          <w:b w:val="0"/>
+          <w:i w:val="0"/>
+        </w:rPr>
+        <w:t xml:space="preserve">, surname </w:t>
+      </w:r>
+      <w:r>
+        <w:rPr>
+          <w:b/>
+          <w:i w:val="0"/>
+        </w:rPr>
+        <w:t>'Okafor'</w:t>
+      </w:r>
+      <w:r>
+        <w:rPr>
+          <w:b w:val="0"/>
+          <w:i w:val="0"/>
+        </w:rPr>
+        <w:t xml:space="preserve"> and </w:t>
+      </w:r>
+      <w:r>
+        <w:rPr>
+          <w:rFonts w:ascii="Consolas" w:hAnsi="Consolas"/>
+          <w:b w:val="0"/>
+          <w:i w:val="0"/>
+          <w:sz w:val="19"/>
+        </w:rPr>
+        <w:t>JoinDate</w:t>
+      </w:r>
+      <w:r>
+        <w:rPr>
+          <w:b w:val="0"/>
+          <w:i w:val="0"/>
+        </w:rPr>
+        <w:t xml:space="preserve"> </w:t>
+      </w:r>
+      <w:r>
+        <w:rPr>
+          <w:b/>
+          <w:i w:val="0"/>
+        </w:rPr>
+        <w:t>'2026-06-27'</w:t>
+      </w:r>
+      <w:r>
+        <w:rPr>
+          <w:b w:val="0"/>
+          <w:i w:val="0"/>
+        </w:rPr>
+        <w:t xml:space="preserve">. </w:t>
+      </w:r>
+      <w:r>
+        <w:rPr>
+          <w:b/>
+          <w:i w:val="0"/>
+        </w:rPr>
+        <w:t>[3]</w:t>
+      </w:r>
+      <w:r>
+        <w:rPr>
+          <w:b w:val="0"/>
+          <w:i w:val="0"/>
+        </w:rPr>
+        <w:t xml:space="preserve"> </w:t>
+      </w:r>
+      <w:r>
+        <w:rPr>
+          <w:b w:val="0"/>
+          <w:i/>
+        </w:rPr>
+        <w:t>(AO3)</w:t>
+      </w:r>
     </w:p>
+    <w:tbl>
+      <w:tblPr>
+        <w:tblStyle w:val="TableGrid"/>
+        <w:tblW w:type="auto" w:w="0"/>
+        <w:tblLook w:firstColumn="1" w:firstRow="1" w:lastColumn="0" w:lastRow="0" w:noHBand="0" w:noVBand="1" w:val="04A0"/>
+      </w:tblPr>
+      <w:tblGrid>
+        <w:gridCol w:w="8640"/>
+      </w:tblGrid>
+      <w:tr>
+        <w:trPr>
+          <w:trHeight w:val="1360" w:hRule="atLeast"/>
+        </w:trPr>
+        <w:tc>
+          <w:tcPr>
+            <w:tcW w:type="dxa" w:w="8640"/>
+          </w:tcPr>
+          <w:p>
+            <w:pPr>
+              <w:spacing w:before="40"/>
+            </w:pPr>
+          </w:p>
+        </w:tc>
+      </w:tr>
+    </w:tbl>
+    <w:p/>
     <w:p>
-      <w:pPr>
-        <w:spacing w:before="260"/>
-        <w:pBdr>
-          <w:bottom w:val="single" w:sz="4" w:space="1" w:color="AAB4C0"/>
-        </w:pBdr>
-      </w:pPr>
+      <w:r>
+        <w:rPr>
+          <w:b/>
+          <w:i w:val="0"/>
+        </w:rPr>
+        <w:t>9(c)</w:t>
+      </w:r>
+      <w:r>
+        <w:rPr>
+          <w:b w:val="0"/>
+          <w:i w:val="0"/>
+        </w:rPr>
+        <w:t xml:space="preserve"> Write an SQL statement that lists the </w:t>
+      </w:r>
+      <w:r>
+        <w:rPr>
+          <w:rFonts w:ascii="Consolas" w:hAnsi="Consolas"/>
+          <w:b w:val="0"/>
+          <w:i w:val="0"/>
+          <w:sz w:val="19"/>
+        </w:rPr>
+        <w:t>Surname</w:t>
+      </w:r>
+      <w:r>
+        <w:rPr>
+          <w:b w:val="0"/>
+          <w:i w:val="0"/>
+        </w:rPr>
+        <w:t xml:space="preserve"> of each member together with the </w:t>
+      </w:r>
+      <w:r>
+        <w:rPr>
+          <w:rFonts w:ascii="Consolas" w:hAnsi="Consolas"/>
+          <w:b w:val="0"/>
+          <w:i w:val="0"/>
+          <w:sz w:val="19"/>
+        </w:rPr>
+        <w:t>ISBN</w:t>
+      </w:r>
+      <w:r>
+        <w:rPr>
+          <w:b w:val="0"/>
+          <w:i w:val="0"/>
+        </w:rPr>
+        <w:t xml:space="preserve"> and </w:t>
+      </w:r>
+      <w:r>
+        <w:rPr>
+          <w:rFonts w:ascii="Consolas" w:hAnsi="Consolas"/>
+          <w:b w:val="0"/>
+          <w:i w:val="0"/>
+          <w:sz w:val="19"/>
+        </w:rPr>
+        <w:t>DueDate</w:t>
+      </w:r>
+      <w:r>
+        <w:rPr>
+          <w:b w:val="0"/>
+          <w:i w:val="0"/>
+        </w:rPr>
+        <w:t xml:space="preserve"> of every loan they have </w:t>
+      </w:r>
+      <w:r>
+        <w:rPr>
+          <w:b/>
+          <w:i w:val="0"/>
+        </w:rPr>
+        <w:t>not yet returned</w:t>
+      </w:r>
+      <w:r>
+        <w:rPr>
+          <w:b w:val="0"/>
+          <w:i w:val="0"/>
+        </w:rPr>
+        <w:t xml:space="preserve">, sorted by </w:t>
+      </w:r>
+      <w:r>
+        <w:rPr>
+          <w:rFonts w:ascii="Consolas" w:hAnsi="Consolas"/>
+          <w:b w:val="0"/>
+          <w:i w:val="0"/>
+          <w:sz w:val="19"/>
+        </w:rPr>
+        <w:t>DueDate</w:t>
+      </w:r>
+      <w:r>
+        <w:rPr>
+          <w:b w:val="0"/>
+          <w:i w:val="0"/>
+        </w:rPr>
+        <w:t xml:space="preserve"> (earliest first). </w:t>
+      </w:r>
+      <w:r>
+        <w:rPr>
+          <w:b/>
+          <w:i w:val="0"/>
+        </w:rPr>
+        <w:t>[4]</w:t>
+      </w:r>
+      <w:r>
+        <w:rPr>
+          <w:b w:val="0"/>
+          <w:i w:val="0"/>
+        </w:rPr>
+        <w:t xml:space="preserve"> </w:t>
+      </w:r>
+      <w:r>
+        <w:rPr>
+          <w:b w:val="0"/>
+          <w:i/>
+        </w:rPr>
+        <w:t>(AO3)</w:t>
+      </w:r>
     </w:p>
-    <w:p>
-      <w:pPr>
-        <w:spacing w:before="260"/>
-        <w:pBdr>
-          <w:bottom w:val="single" w:sz="4" w:space="1" w:color="AAB4C0"/>
-        </w:pBdr>
-      </w:pPr>
-    </w:p>
-    <w:p>
-      <w:pPr>
-        <w:spacing w:before="260"/>
-        <w:pBdr>
-          <w:bottom w:val="single" w:sz="4" w:space="1" w:color="AAB4C0"/>
-        </w:pBdr>
-      </w:pPr>
-    </w:p>
-    <w:p>
-      <w:r>
-        <w:rPr>
-          <w:b/>
-          <w:i w:val="0"/>
-        </w:rPr>
-        <w:t>9(b)</w:t>
-      </w:r>
-      <w:r>
-        <w:rPr>
-          <w:b w:val="0"/>
-          <w:i w:val="0"/>
-        </w:rPr>
-        <w:t xml:space="preserve"> Write an SQL statement to add a new member with </w:t>
-      </w:r>
-      <w:r>
-        <w:rPr>
-          <w:rFonts w:ascii="Consolas" w:hAnsi="Consolas"/>
-          <w:b w:val="0"/>
-          <w:i w:val="0"/>
-          <w:sz w:val="19"/>
-        </w:rPr>
-        <w:t>MemberID</w:t>
-      </w:r>
-      <w:r>
-        <w:rPr>
-          <w:b w:val="0"/>
-          <w:i w:val="0"/>
-        </w:rPr>
-        <w:t xml:space="preserve"> </w:t>
-      </w:r>
-      <w:r>
-        <w:rPr>
-          <w:b/>
-          <w:i w:val="0"/>
-        </w:rPr>
-        <w:t>207</w:t>
-      </w:r>
-      <w:r>
-        <w:rPr>
-          <w:b w:val="0"/>
-          <w:i w:val="0"/>
-        </w:rPr>
-        <w:t xml:space="preserve">, surname </w:t>
-      </w:r>
-      <w:r>
-        <w:rPr>
-          <w:b/>
-          <w:i w:val="0"/>
-        </w:rPr>
-        <w:t>'Okafor'</w:t>
-      </w:r>
-      <w:r>
-        <w:rPr>
-          <w:b w:val="0"/>
-          <w:i w:val="0"/>
-        </w:rPr>
-        <w:t xml:space="preserve"> and </w:t>
-      </w:r>
-      <w:r>
-        <w:rPr>
-          <w:rFonts w:ascii="Consolas" w:hAnsi="Consolas"/>
-          <w:b w:val="0"/>
-          <w:i w:val="0"/>
-          <w:sz w:val="19"/>
-        </w:rPr>
-        <w:t>JoinDate</w:t>
-      </w:r>
-      <w:r>
-        <w:rPr>
-          <w:b w:val="0"/>
-          <w:i w:val="0"/>
-        </w:rPr>
-        <w:t xml:space="preserve"> </w:t>
-      </w:r>
-      <w:r>
-        <w:rPr>
-          <w:b/>
-          <w:i w:val="0"/>
-        </w:rPr>
-        <w:t>'2026-06-27'</w:t>
-      </w:r>
-      <w:r>
-        <w:rPr>
-          <w:b w:val="0"/>
-          <w:i w:val="0"/>
-        </w:rPr>
-        <w:t xml:space="preserve">. </w:t>
-      </w:r>
-      <w:r>
-        <w:rPr>
-          <w:b/>
-          <w:i w:val="0"/>
-        </w:rPr>
-        <w:t>[3]</w:t>
-      </w:r>
-      <w:r>
-        <w:rPr>
-          <w:b w:val="0"/>
-          <w:i w:val="0"/>
-        </w:rPr>
-        <w:t xml:space="preserve"> </w:t>
-      </w:r>
-      <w:r>
-        <w:rPr>
-          <w:b w:val="0"/>
-          <w:i/>
-        </w:rPr>
-        <w:t>(AO3)</w:t>
-      </w:r>
-    </w:p>
-    <w:p>
-      <w:pPr>
-        <w:spacing w:before="260"/>
-        <w:pBdr>
-          <w:bottom w:val="single" w:sz="4" w:space="1" w:color="AAB4C0"/>
-        </w:pBdr>
-      </w:pPr>
-    </w:p>
-    <w:p>
-      <w:pPr>
-        <w:spacing w:before="260"/>
-        <w:pBdr>
-          <w:bottom w:val="single" w:sz="4" w:space="1" w:color="AAB4C0"/>
-        </w:pBdr>
-      </w:pPr>
-    </w:p>
-    <w:p>
-      <w:pPr>
-        <w:spacing w:before="260"/>
-        <w:pBdr>
-          <w:bottom w:val="single" w:sz="4" w:space="1" w:color="AAB4C0"/>
-        </w:pBdr>
-      </w:pPr>
-    </w:p>
-    <w:p>
-      <w:pPr>
-        <w:spacing w:before="260"/>
-        <w:pBdr>
-          <w:bottom w:val="single" w:sz="4" w:space="1" w:color="AAB4C0"/>
-        </w:pBdr>
-      </w:pPr>
-    </w:p>
-    <w:p>
-      <w:r>
-        <w:rPr>
-          <w:b/>
-          <w:i w:val="0"/>
-        </w:rPr>
-        <w:t>9(c)</w:t>
-      </w:r>
-      <w:r>
-        <w:rPr>
-          <w:b w:val="0"/>
-          <w:i w:val="0"/>
-        </w:rPr>
-        <w:t xml:space="preserve"> Write an SQL statement that lists the </w:t>
-      </w:r>
-      <w:r>
-        <w:rPr>
-          <w:rFonts w:ascii="Consolas" w:hAnsi="Consolas"/>
-          <w:b w:val="0"/>
-          <w:i w:val="0"/>
-          <w:sz w:val="19"/>
-        </w:rPr>
-        <w:t>Surname</w:t>
-      </w:r>
-      <w:r>
-        <w:rPr>
-          <w:b w:val="0"/>
-          <w:i w:val="0"/>
-        </w:rPr>
-        <w:t xml:space="preserve"> of each member together with the </w:t>
-      </w:r>
-      <w:r>
-        <w:rPr>
-          <w:rFonts w:ascii="Consolas" w:hAnsi="Consolas"/>
-          <w:b w:val="0"/>
-          <w:i w:val="0"/>
-          <w:sz w:val="19"/>
-        </w:rPr>
-        <w:t>ISBN</w:t>
-      </w:r>
-      <w:r>
-        <w:rPr>
-          <w:b w:val="0"/>
-          <w:i w:val="0"/>
-        </w:rPr>
-        <w:t xml:space="preserve"> and </w:t>
-      </w:r>
-      <w:r>
-        <w:rPr>
-          <w:rFonts w:ascii="Consolas" w:hAnsi="Consolas"/>
-          <w:b w:val="0"/>
-          <w:i w:val="0"/>
-          <w:sz w:val="19"/>
-        </w:rPr>
-        <w:t>DueDate</w:t>
-      </w:r>
-      <w:r>
-        <w:rPr>
-          <w:b w:val="0"/>
-          <w:i w:val="0"/>
-        </w:rPr>
-        <w:t xml:space="preserve"> of every loan they have </w:t>
-      </w:r>
-      <w:r>
-        <w:rPr>
-          <w:b/>
-          <w:i w:val="0"/>
-        </w:rPr>
-        <w:t>not yet returned</w:t>
-      </w:r>
-      <w:r>
-        <w:rPr>
-          <w:b w:val="0"/>
-          <w:i w:val="0"/>
-        </w:rPr>
-        <w:t xml:space="preserve">, sorted by </w:t>
-      </w:r>
-      <w:r>
-        <w:rPr>
-          <w:rFonts w:ascii="Consolas" w:hAnsi="Consolas"/>
-          <w:b w:val="0"/>
-          <w:i w:val="0"/>
-          <w:sz w:val="19"/>
-        </w:rPr>
-        <w:t>DueDate</w:t>
-      </w:r>
-      <w:r>
-        <w:rPr>
-          <w:b w:val="0"/>
-          <w:i w:val="0"/>
-        </w:rPr>
-        <w:t xml:space="preserve"> (earliest first). </w:t>
-      </w:r>
-      <w:r>
-        <w:rPr>
-          <w:b/>
-          <w:i w:val="0"/>
-        </w:rPr>
-        <w:t>[4]</w:t>
-      </w:r>
-      <w:r>
-        <w:rPr>
-          <w:b w:val="0"/>
-          <w:i w:val="0"/>
-        </w:rPr>
-        <w:t xml:space="preserve"> </w:t>
-      </w:r>
-      <w:r>
-        <w:rPr>
-          <w:b w:val="0"/>
-          <w:i/>
-        </w:rPr>
-        <w:t>(AO3)</w:t>
-      </w:r>
-    </w:p>
-    <w:p>
-      <w:pPr>
-        <w:spacing w:before="260"/>
-        <w:pBdr>
-          <w:bottom w:val="single" w:sz="4" w:space="1" w:color="AAB4C0"/>
-        </w:pBdr>
-      </w:pPr>
-    </w:p>
-    <w:p>
-      <w:pPr>
-        <w:spacing w:before="260"/>
-        <w:pBdr>
-          <w:bottom w:val="single" w:sz="4" w:space="1" w:color="AAB4C0"/>
-        </w:pBdr>
-      </w:pPr>
-    </w:p>
-    <w:p>
-      <w:pPr>
-        <w:spacing w:before="260"/>
-        <w:pBdr>
-          <w:bottom w:val="single" w:sz="4" w:space="1" w:color="AAB4C0"/>
-        </w:pBdr>
-      </w:pPr>
-    </w:p>
-    <w:p>
-      <w:pPr>
-        <w:spacing w:before="260"/>
-        <w:pBdr>
-          <w:bottom w:val="single" w:sz="4" w:space="1" w:color="AAB4C0"/>
-        </w:pBdr>
-      </w:pPr>
-    </w:p>
-    <w:p>
-      <w:pPr>
-        <w:spacing w:before="260"/>
-        <w:pBdr>
-          <w:bottom w:val="single" w:sz="4" w:space="1" w:color="AAB4C0"/>
-        </w:pBdr>
-      </w:pPr>
-    </w:p>
-    <w:p>
-      <w:pPr>
-        <w:spacing w:before="260"/>
-        <w:pBdr>
-          <w:bottom w:val="single" w:sz="4" w:space="1" w:color="AAB4C0"/>
-        </w:pBdr>
-      </w:pPr>
-    </w:p>
+    <w:tbl>
+      <w:tblPr>
+        <w:tblStyle w:val="TableGrid"/>
+        <w:tblW w:type="auto" w:w="0"/>
+        <w:tblLook w:firstColumn="1" w:firstRow="1" w:lastColumn="0" w:lastRow="0" w:noHBand="0" w:noVBand="1" w:val="04A0"/>
+      </w:tblPr>
+      <w:tblGrid>
+        <w:gridCol w:w="8640"/>
+      </w:tblGrid>
+      <w:tr>
+        <w:trPr>
+          <w:trHeight w:val="2040" w:hRule="atLeast"/>
+        </w:trPr>
+        <w:tc>
+          <w:tcPr>
+            <w:tcW w:type="dxa" w:w="8640"/>
+          </w:tcPr>
+          <w:p>
+            <w:pPr>
+              <w:spacing w:before="40"/>
+            </w:pPr>
+          </w:p>
+        </w:tc>
+      </w:tr>
+    </w:tbl>
+    <w:p/>
     <w:p>
       <w:r>
         <w:rPr>
@@ -3489,262 +3251,228 @@
         <w:t>(AO1)</w:t>
       </w:r>
     </w:p>
+    <w:tbl>
+      <w:tblPr>
+        <w:tblStyle w:val="TableGrid"/>
+        <w:tblW w:type="auto" w:w="0"/>
+        <w:tblLook w:firstColumn="1" w:firstRow="1" w:lastColumn="0" w:lastRow="0" w:noHBand="0" w:noVBand="1" w:val="04A0"/>
+      </w:tblPr>
+      <w:tblGrid>
+        <w:gridCol w:w="8640"/>
+      </w:tblGrid>
+      <w:tr>
+        <w:trPr>
+          <w:trHeight w:val="1360" w:hRule="atLeast"/>
+        </w:trPr>
+        <w:tc>
+          <w:tcPr>
+            <w:tcW w:type="dxa" w:w="8640"/>
+          </w:tcPr>
+          <w:p>
+            <w:pPr>
+              <w:spacing w:before="40"/>
+            </w:pPr>
+          </w:p>
+        </w:tc>
+      </w:tr>
+    </w:tbl>
+    <w:p/>
     <w:p>
-      <w:pPr>
-        <w:spacing w:before="260"/>
-        <w:pBdr>
-          <w:bottom w:val="single" w:sz="4" w:space="1" w:color="AAB4C0"/>
-        </w:pBdr>
-      </w:pPr>
+      <w:r>
+        <w:rPr>
+          <w:b/>
+          <w:i w:val="0"/>
+        </w:rPr>
+        <w:t>10(b)</w:t>
+      </w:r>
+      <w:r>
+        <w:rPr>
+          <w:b w:val="0"/>
+          <w:i w:val="0"/>
+        </w:rPr>
+        <w:t xml:space="preserve"> Explain how </w:t>
+      </w:r>
+      <w:r>
+        <w:rPr>
+          <w:b/>
+          <w:i w:val="0"/>
+        </w:rPr>
+        <w:t>protocols</w:t>
+      </w:r>
+      <w:r>
+        <w:rPr>
+          <w:b w:val="0"/>
+          <w:i w:val="0"/>
+        </w:rPr>
+        <w:t xml:space="preserve"> such as </w:t>
+      </w:r>
+      <w:r>
+        <w:rPr>
+          <w:b/>
+          <w:i w:val="0"/>
+        </w:rPr>
+        <w:t>TCP</w:t>
+      </w:r>
+      <w:r>
+        <w:rPr>
+          <w:b w:val="0"/>
+          <w:i w:val="0"/>
+        </w:rPr>
+        <w:t xml:space="preserve"> ensure that data sent across a network arrives </w:t>
+      </w:r>
+      <w:r>
+        <w:rPr>
+          <w:b/>
+          <w:i w:val="0"/>
+        </w:rPr>
+        <w:t>reliably and in the correct order</w:t>
+      </w:r>
+      <w:r>
+        <w:rPr>
+          <w:b w:val="0"/>
+          <w:i w:val="0"/>
+        </w:rPr>
+        <w:t xml:space="preserve">. </w:t>
+      </w:r>
+      <w:r>
+        <w:rPr>
+          <w:b/>
+          <w:i w:val="0"/>
+        </w:rPr>
+        <w:t>[4]</w:t>
+      </w:r>
+      <w:r>
+        <w:rPr>
+          <w:b w:val="0"/>
+          <w:i w:val="0"/>
+        </w:rPr>
+        <w:t xml:space="preserve"> </w:t>
+      </w:r>
+      <w:r>
+        <w:rPr>
+          <w:b w:val="0"/>
+          <w:i/>
+        </w:rPr>
+        <w:t>(AO2)</w:t>
+      </w:r>
     </w:p>
+    <w:tbl>
+      <w:tblPr>
+        <w:tblStyle w:val="TableGrid"/>
+        <w:tblW w:type="auto" w:w="0"/>
+        <w:tblLook w:firstColumn="1" w:firstRow="1" w:lastColumn="0" w:lastRow="0" w:noHBand="0" w:noVBand="1" w:val="04A0"/>
+      </w:tblPr>
+      <w:tblGrid>
+        <w:gridCol w:w="8640"/>
+      </w:tblGrid>
+      <w:tr>
+        <w:trPr>
+          <w:trHeight w:val="2040" w:hRule="atLeast"/>
+        </w:trPr>
+        <w:tc>
+          <w:tcPr>
+            <w:tcW w:type="dxa" w:w="8640"/>
+          </w:tcPr>
+          <w:p>
+            <w:pPr>
+              <w:spacing w:before="40"/>
+            </w:pPr>
+          </w:p>
+        </w:tc>
+      </w:tr>
+    </w:tbl>
+    <w:p/>
     <w:p>
-      <w:pPr>
-        <w:spacing w:before="260"/>
-        <w:pBdr>
-          <w:bottom w:val="single" w:sz="4" w:space="1" w:color="AAB4C0"/>
-        </w:pBdr>
-      </w:pPr>
+      <w:r>
+        <w:rPr>
+          <w:b/>
+          <w:i w:val="0"/>
+        </w:rPr>
+        <w:t>10(c)</w:t>
+      </w:r>
+      <w:r>
+        <w:rPr>
+          <w:b w:val="0"/>
+          <w:i w:val="0"/>
+        </w:rPr>
+        <w:t xml:space="preserve"> A company hosts a website. Explain the difference between the </w:t>
+      </w:r>
+      <w:r>
+        <w:rPr>
+          <w:b/>
+          <w:i w:val="0"/>
+        </w:rPr>
+        <w:t>client–server</w:t>
+      </w:r>
+      <w:r>
+        <w:rPr>
+          <w:b w:val="0"/>
+          <w:i w:val="0"/>
+        </w:rPr>
+        <w:t xml:space="preserve"> and </w:t>
+      </w:r>
+      <w:r>
+        <w:rPr>
+          <w:b/>
+          <w:i w:val="0"/>
+        </w:rPr>
+        <w:t>peer-to-peer</w:t>
+      </w:r>
+      <w:r>
+        <w:rPr>
+          <w:b w:val="0"/>
+          <w:i w:val="0"/>
+        </w:rPr>
+        <w:t xml:space="preserve"> models, and justify why client–server is appropriate for the company's website. </w:t>
+      </w:r>
+      <w:r>
+        <w:rPr>
+          <w:b/>
+          <w:i w:val="0"/>
+        </w:rPr>
+        <w:t>[3]</w:t>
+      </w:r>
+      <w:r>
+        <w:rPr>
+          <w:b w:val="0"/>
+          <w:i w:val="0"/>
+        </w:rPr>
+        <w:t xml:space="preserve"> </w:t>
+      </w:r>
+      <w:r>
+        <w:rPr>
+          <w:b w:val="0"/>
+          <w:i/>
+        </w:rPr>
+        <w:t>(AO2)</w:t>
+      </w:r>
     </w:p>
-    <w:p>
-      <w:pPr>
-        <w:spacing w:before="260"/>
-        <w:pBdr>
-          <w:bottom w:val="single" w:sz="4" w:space="1" w:color="AAB4C0"/>
-        </w:pBdr>
-      </w:pPr>
-    </w:p>
-    <w:p>
-      <w:pPr>
-        <w:spacing w:before="260"/>
-        <w:pBdr>
-          <w:bottom w:val="single" w:sz="4" w:space="1" w:color="AAB4C0"/>
-        </w:pBdr>
-      </w:pPr>
-    </w:p>
-    <w:p>
-      <w:r>
-        <w:rPr>
-          <w:b/>
-          <w:i w:val="0"/>
-        </w:rPr>
-        <w:t>10(b)</w:t>
-      </w:r>
-      <w:r>
-        <w:rPr>
-          <w:b w:val="0"/>
-          <w:i w:val="0"/>
-        </w:rPr>
-        <w:t xml:space="preserve"> Explain how </w:t>
-      </w:r>
-      <w:r>
-        <w:rPr>
-          <w:b/>
-          <w:i w:val="0"/>
-        </w:rPr>
-        <w:t>protocols</w:t>
-      </w:r>
-      <w:r>
-        <w:rPr>
-          <w:b w:val="0"/>
-          <w:i w:val="0"/>
-        </w:rPr>
-        <w:t xml:space="preserve"> such as </w:t>
-      </w:r>
-      <w:r>
-        <w:rPr>
-          <w:b/>
-          <w:i w:val="0"/>
-        </w:rPr>
-        <w:t>TCP</w:t>
-      </w:r>
-      <w:r>
-        <w:rPr>
-          <w:b w:val="0"/>
-          <w:i w:val="0"/>
-        </w:rPr>
-        <w:t xml:space="preserve"> ensure that data sent across a network arrives </w:t>
-      </w:r>
-      <w:r>
-        <w:rPr>
-          <w:b/>
-          <w:i w:val="0"/>
-        </w:rPr>
-        <w:t>reliably and in the correct order</w:t>
-      </w:r>
-      <w:r>
-        <w:rPr>
-          <w:b w:val="0"/>
-          <w:i w:val="0"/>
-        </w:rPr>
-        <w:t xml:space="preserve">. </w:t>
-      </w:r>
-      <w:r>
-        <w:rPr>
-          <w:b/>
-          <w:i w:val="0"/>
-        </w:rPr>
-        <w:t>[4]</w:t>
-      </w:r>
-      <w:r>
-        <w:rPr>
-          <w:b w:val="0"/>
-          <w:i w:val="0"/>
-        </w:rPr>
-        <w:t xml:space="preserve"> </w:t>
-      </w:r>
-      <w:r>
-        <w:rPr>
-          <w:b w:val="0"/>
-          <w:i/>
-        </w:rPr>
-        <w:t>(AO2)</w:t>
-      </w:r>
-    </w:p>
-    <w:p>
-      <w:pPr>
-        <w:spacing w:before="260"/>
-        <w:pBdr>
-          <w:bottom w:val="single" w:sz="4" w:space="1" w:color="AAB4C0"/>
-        </w:pBdr>
-      </w:pPr>
-    </w:p>
-    <w:p>
-      <w:pPr>
-        <w:spacing w:before="260"/>
-        <w:pBdr>
-          <w:bottom w:val="single" w:sz="4" w:space="1" w:color="AAB4C0"/>
-        </w:pBdr>
-      </w:pPr>
-    </w:p>
-    <w:p>
-      <w:pPr>
-        <w:spacing w:before="260"/>
-        <w:pBdr>
-          <w:bottom w:val="single" w:sz="4" w:space="1" w:color="AAB4C0"/>
-        </w:pBdr>
-      </w:pPr>
-    </w:p>
-    <w:p>
-      <w:pPr>
-        <w:spacing w:before="260"/>
-        <w:pBdr>
-          <w:bottom w:val="single" w:sz="4" w:space="1" w:color="AAB4C0"/>
-        </w:pBdr>
-      </w:pPr>
-    </w:p>
-    <w:p>
-      <w:pPr>
-        <w:spacing w:before="260"/>
-        <w:pBdr>
-          <w:bottom w:val="single" w:sz="4" w:space="1" w:color="AAB4C0"/>
-        </w:pBdr>
-      </w:pPr>
-    </w:p>
-    <w:p>
-      <w:pPr>
-        <w:spacing w:before="260"/>
-        <w:pBdr>
-          <w:bottom w:val="single" w:sz="4" w:space="1" w:color="AAB4C0"/>
-        </w:pBdr>
-      </w:pPr>
-    </w:p>
-    <w:p>
-      <w:r>
-        <w:rPr>
-          <w:b/>
-          <w:i w:val="0"/>
-        </w:rPr>
-        <w:t>10(c)</w:t>
-      </w:r>
-      <w:r>
-        <w:rPr>
-          <w:b w:val="0"/>
-          <w:i w:val="0"/>
-        </w:rPr>
-        <w:t xml:space="preserve"> A company hosts a website. Explain the difference between the </w:t>
-      </w:r>
-      <w:r>
-        <w:rPr>
-          <w:b/>
-          <w:i w:val="0"/>
-        </w:rPr>
-        <w:t>client–server</w:t>
-      </w:r>
-      <w:r>
-        <w:rPr>
-          <w:b w:val="0"/>
-          <w:i w:val="0"/>
-        </w:rPr>
-        <w:t xml:space="preserve"> and </w:t>
-      </w:r>
-      <w:r>
-        <w:rPr>
-          <w:b/>
-          <w:i w:val="0"/>
-        </w:rPr>
-        <w:t>peer-to-peer</w:t>
-      </w:r>
-      <w:r>
-        <w:rPr>
-          <w:b w:val="0"/>
-          <w:i w:val="0"/>
-        </w:rPr>
-        <w:t xml:space="preserve"> models, and justify why client–server is appropriate for the company's website. </w:t>
-      </w:r>
-      <w:r>
-        <w:rPr>
-          <w:b/>
-          <w:i w:val="0"/>
-        </w:rPr>
-        <w:t>[3]</w:t>
-      </w:r>
-      <w:r>
-        <w:rPr>
-          <w:b w:val="0"/>
-          <w:i w:val="0"/>
-        </w:rPr>
-        <w:t xml:space="preserve"> </w:t>
-      </w:r>
-      <w:r>
-        <w:rPr>
-          <w:b w:val="0"/>
-          <w:i/>
-        </w:rPr>
-        <w:t>(AO2)</w:t>
-      </w:r>
-    </w:p>
-    <w:p>
-      <w:pPr>
-        <w:spacing w:before="260"/>
-        <w:pBdr>
-          <w:bottom w:val="single" w:sz="4" w:space="1" w:color="AAB4C0"/>
-        </w:pBdr>
-      </w:pPr>
-    </w:p>
-    <w:p>
-      <w:pPr>
-        <w:spacing w:before="260"/>
-        <w:pBdr>
-          <w:bottom w:val="single" w:sz="4" w:space="1" w:color="AAB4C0"/>
-        </w:pBdr>
-      </w:pPr>
-    </w:p>
-    <w:p>
-      <w:pPr>
-        <w:spacing w:before="260"/>
-        <w:pBdr>
-          <w:bottom w:val="single" w:sz="4" w:space="1" w:color="AAB4C0"/>
-        </w:pBdr>
-      </w:pPr>
-    </w:p>
-    <w:p>
-      <w:pPr>
-        <w:spacing w:before="260"/>
-        <w:pBdr>
-          <w:bottom w:val="single" w:sz="4" w:space="1" w:color="AAB4C0"/>
-        </w:pBdr>
-      </w:pPr>
-    </w:p>
+    <w:tbl>
+      <w:tblPr>
+        <w:tblStyle w:val="TableGrid"/>
+        <w:tblW w:type="auto" w:w="0"/>
+        <w:tblLook w:firstColumn="1" w:firstRow="1" w:lastColumn="0" w:lastRow="0" w:noHBand="0" w:noVBand="1" w:val="04A0"/>
+      </w:tblPr>
+      <w:tblGrid>
+        <w:gridCol w:w="8640"/>
+      </w:tblGrid>
+      <w:tr>
+        <w:trPr>
+          <w:trHeight w:val="1360" w:hRule="atLeast"/>
+        </w:trPr>
+        <w:tc>
+          <w:tcPr>
+            <w:tcW w:type="dxa" w:w="8640"/>
+          </w:tcPr>
+          <w:p>
+            <w:pPr>
+              <w:spacing w:before="40"/>
+            </w:pPr>
+          </w:p>
+        </w:tc>
+      </w:tr>
+    </w:tbl>
+    <w:p/>
     <w:p>
       <w:r>
         <w:rPr>
@@ -3845,38 +3573,32 @@
         <w:t>(AO2)</w:t>
       </w:r>
     </w:p>
-    <w:p>
-      <w:pPr>
-        <w:spacing w:before="260"/>
-        <w:pBdr>
-          <w:bottom w:val="single" w:sz="4" w:space="1" w:color="AAB4C0"/>
-        </w:pBdr>
-      </w:pPr>
-    </w:p>
-    <w:p>
-      <w:pPr>
-        <w:spacing w:before="260"/>
-        <w:pBdr>
-          <w:bottom w:val="single" w:sz="4" w:space="1" w:color="AAB4C0"/>
-        </w:pBdr>
-      </w:pPr>
-    </w:p>
-    <w:p>
-      <w:pPr>
-        <w:spacing w:before="260"/>
-        <w:pBdr>
-          <w:bottom w:val="single" w:sz="4" w:space="1" w:color="AAB4C0"/>
-        </w:pBdr>
-      </w:pPr>
-    </w:p>
-    <w:p>
-      <w:pPr>
-        <w:spacing w:before="260"/>
-        <w:pBdr>
-          <w:bottom w:val="single" w:sz="4" w:space="1" w:color="AAB4C0"/>
-        </w:pBdr>
-      </w:pPr>
-    </w:p>
+    <w:tbl>
+      <w:tblPr>
+        <w:tblStyle w:val="TableGrid"/>
+        <w:tblW w:type="auto" w:w="0"/>
+        <w:tblLook w:firstColumn="1" w:firstRow="1" w:lastColumn="0" w:lastRow="0" w:noHBand="0" w:noVBand="1" w:val="04A0"/>
+      </w:tblPr>
+      <w:tblGrid>
+        <w:gridCol w:w="8640"/>
+      </w:tblGrid>
+      <w:tr>
+        <w:trPr>
+          <w:trHeight w:val="1360" w:hRule="atLeast"/>
+        </w:trPr>
+        <w:tc>
+          <w:tcPr>
+            <w:tcW w:type="dxa" w:w="8640"/>
+          </w:tcPr>
+          <w:p>
+            <w:pPr>
+              <w:spacing w:before="40"/>
+            </w:pPr>
+          </w:p>
+        </w:tc>
+      </w:tr>
+    </w:tbl>
+    <w:p/>
     <w:p>
       <w:r>
         <w:rPr>
@@ -3977,191 +3699,139 @@
         <w:t>(AO3)</w:t>
       </w:r>
     </w:p>
+    <w:tbl>
+      <w:tblPr>
+        <w:tblStyle w:val="TableGrid"/>
+        <w:tblW w:type="auto" w:w="0"/>
+        <w:tblLook w:firstColumn="1" w:firstRow="1" w:lastColumn="0" w:lastRow="0" w:noHBand="0" w:noVBand="1" w:val="04A0"/>
+      </w:tblPr>
+      <w:tblGrid>
+        <w:gridCol w:w="8640"/>
+      </w:tblGrid>
+      <w:tr>
+        <w:trPr>
+          <w:trHeight w:val="2380" w:hRule="atLeast"/>
+        </w:trPr>
+        <w:tc>
+          <w:tcPr>
+            <w:tcW w:type="dxa" w:w="8640"/>
+          </w:tcPr>
+          <w:p>
+            <w:pPr>
+              <w:spacing w:before="40"/>
+            </w:pPr>
+          </w:p>
+        </w:tc>
+      </w:tr>
+    </w:tbl>
+    <w:p/>
     <w:p>
-      <w:pPr>
-        <w:spacing w:before="260"/>
-        <w:pBdr>
-          <w:bottom w:val="single" w:sz="4" w:space="1" w:color="AAB4C0"/>
-        </w:pBdr>
-      </w:pPr>
+      <w:r>
+        <w:rPr>
+          <w:b/>
+          <w:i w:val="0"/>
+        </w:rPr>
+        <w:t>11(c)</w:t>
+      </w:r>
+      <w:r>
+        <w:rPr>
+          <w:b w:val="0"/>
+          <w:i w:val="0"/>
+        </w:rPr>
+        <w:t xml:space="preserve"> Perform the binary addition </w:t>
+      </w:r>
+      <w:r>
+        <w:rPr>
+          <w:rFonts w:ascii="Consolas" w:hAnsi="Consolas"/>
+          <w:b w:val="0"/>
+          <w:i w:val="0"/>
+          <w:sz w:val="19"/>
+        </w:rPr>
+        <w:t>0101 1010 + 0011 0110</w:t>
+      </w:r>
+      <w:r>
+        <w:rPr>
+          <w:b w:val="0"/>
+          <w:i w:val="0"/>
+        </w:rPr>
+        <w:t xml:space="preserve"> in 8 bits. State the 8-bit result and explain whether </w:t>
+      </w:r>
+      <w:r>
+        <w:rPr>
+          <w:b/>
+          <w:i w:val="0"/>
+        </w:rPr>
+        <w:t>overflow</w:t>
+      </w:r>
+      <w:r>
+        <w:rPr>
+          <w:b w:val="0"/>
+          <w:i w:val="0"/>
+        </w:rPr>
+        <w:t xml:space="preserve"> has occurred if the values are interpreted as </w:t>
+      </w:r>
+      <w:r>
+        <w:rPr>
+          <w:b/>
+          <w:i w:val="0"/>
+        </w:rPr>
+        <w:t>signed two's complement</w:t>
+      </w:r>
+      <w:r>
+        <w:rPr>
+          <w:b w:val="0"/>
+          <w:i w:val="0"/>
+        </w:rPr>
+        <w:t xml:space="preserve">. </w:t>
+      </w:r>
+      <w:r>
+        <w:rPr>
+          <w:b/>
+          <w:i w:val="0"/>
+        </w:rPr>
+        <w:t>[4]</w:t>
+      </w:r>
+      <w:r>
+        <w:rPr>
+          <w:b w:val="0"/>
+          <w:i w:val="0"/>
+        </w:rPr>
+        <w:t xml:space="preserve"> </w:t>
+      </w:r>
+      <w:r>
+        <w:rPr>
+          <w:b w:val="0"/>
+          <w:i/>
+        </w:rPr>
+        <w:t>(AO3)</w:t>
+      </w:r>
     </w:p>
-    <w:p>
-      <w:pPr>
-        <w:spacing w:before="260"/>
-        <w:pBdr>
-          <w:bottom w:val="single" w:sz="4" w:space="1" w:color="AAB4C0"/>
-        </w:pBdr>
-      </w:pPr>
-    </w:p>
-    <w:p>
-      <w:pPr>
-        <w:spacing w:before="260"/>
-        <w:pBdr>
-          <w:bottom w:val="single" w:sz="4" w:space="1" w:color="AAB4C0"/>
-        </w:pBdr>
-      </w:pPr>
-    </w:p>
-    <w:p>
-      <w:pPr>
-        <w:spacing w:before="260"/>
-        <w:pBdr>
-          <w:bottom w:val="single" w:sz="4" w:space="1" w:color="AAB4C0"/>
-        </w:pBdr>
-      </w:pPr>
-    </w:p>
-    <w:p>
-      <w:pPr>
-        <w:spacing w:before="260"/>
-        <w:pBdr>
-          <w:bottom w:val="single" w:sz="4" w:space="1" w:color="AAB4C0"/>
-        </w:pBdr>
-      </w:pPr>
-    </w:p>
-    <w:p>
-      <w:pPr>
-        <w:spacing w:before="260"/>
-        <w:pBdr>
-          <w:bottom w:val="single" w:sz="4" w:space="1" w:color="AAB4C0"/>
-        </w:pBdr>
-      </w:pPr>
-    </w:p>
-    <w:p>
-      <w:pPr>
-        <w:spacing w:before="260"/>
-        <w:pBdr>
-          <w:bottom w:val="single" w:sz="4" w:space="1" w:color="AAB4C0"/>
-        </w:pBdr>
-      </w:pPr>
-    </w:p>
-    <w:p>
-      <w:r>
-        <w:rPr>
-          <w:b/>
-          <w:i w:val="0"/>
-        </w:rPr>
-        <w:t>11(c)</w:t>
-      </w:r>
-      <w:r>
-        <w:rPr>
-          <w:b w:val="0"/>
-          <w:i w:val="0"/>
-        </w:rPr>
-        <w:t xml:space="preserve"> Perform the binary addition </w:t>
-      </w:r>
-      <w:r>
-        <w:rPr>
-          <w:rFonts w:ascii="Consolas" w:hAnsi="Consolas"/>
-          <w:b w:val="0"/>
-          <w:i w:val="0"/>
-          <w:sz w:val="19"/>
-        </w:rPr>
-        <w:t>0101 1010 + 0011 0110</w:t>
-      </w:r>
-      <w:r>
-        <w:rPr>
-          <w:b w:val="0"/>
-          <w:i w:val="0"/>
-        </w:rPr>
-        <w:t xml:space="preserve"> in 8 bits. State the 8-bit result and explain whether </w:t>
-      </w:r>
-      <w:r>
-        <w:rPr>
-          <w:b/>
-          <w:i w:val="0"/>
-        </w:rPr>
-        <w:t>overflow</w:t>
-      </w:r>
-      <w:r>
-        <w:rPr>
-          <w:b w:val="0"/>
-          <w:i w:val="0"/>
-        </w:rPr>
-        <w:t xml:space="preserve"> has occurred if the values are interpreted as </w:t>
-      </w:r>
-      <w:r>
-        <w:rPr>
-          <w:b/>
-          <w:i w:val="0"/>
-        </w:rPr>
-        <w:t>signed two's complement</w:t>
-      </w:r>
-      <w:r>
-        <w:rPr>
-          <w:b w:val="0"/>
-          <w:i w:val="0"/>
-        </w:rPr>
-        <w:t xml:space="preserve">. </w:t>
-      </w:r>
-      <w:r>
-        <w:rPr>
-          <w:b/>
-          <w:i w:val="0"/>
-        </w:rPr>
-        <w:t>[4]</w:t>
-      </w:r>
-      <w:r>
-        <w:rPr>
-          <w:b w:val="0"/>
-          <w:i w:val="0"/>
-        </w:rPr>
-        <w:t xml:space="preserve"> </w:t>
-      </w:r>
-      <w:r>
-        <w:rPr>
-          <w:b w:val="0"/>
-          <w:i/>
-        </w:rPr>
-        <w:t>(AO3)</w:t>
-      </w:r>
-    </w:p>
-    <w:p>
-      <w:pPr>
-        <w:spacing w:before="260"/>
-        <w:pBdr>
-          <w:bottom w:val="single" w:sz="4" w:space="1" w:color="AAB4C0"/>
-        </w:pBdr>
-      </w:pPr>
-    </w:p>
-    <w:p>
-      <w:pPr>
-        <w:spacing w:before="260"/>
-        <w:pBdr>
-          <w:bottom w:val="single" w:sz="4" w:space="1" w:color="AAB4C0"/>
-        </w:pBdr>
-      </w:pPr>
-    </w:p>
-    <w:p>
-      <w:pPr>
-        <w:spacing w:before="260"/>
-        <w:pBdr>
-          <w:bottom w:val="single" w:sz="4" w:space="1" w:color="AAB4C0"/>
-        </w:pBdr>
-      </w:pPr>
-    </w:p>
-    <w:p>
-      <w:pPr>
-        <w:spacing w:before="260"/>
-        <w:pBdr>
-          <w:bottom w:val="single" w:sz="4" w:space="1" w:color="AAB4C0"/>
-        </w:pBdr>
-      </w:pPr>
-    </w:p>
-    <w:p>
-      <w:pPr>
-        <w:spacing w:before="260"/>
-        <w:pBdr>
-          <w:bottom w:val="single" w:sz="4" w:space="1" w:color="AAB4C0"/>
-        </w:pBdr>
-      </w:pPr>
-    </w:p>
-    <w:p>
-      <w:pPr>
-        <w:spacing w:before="260"/>
-        <w:pBdr>
-          <w:bottom w:val="single" w:sz="4" w:space="1" w:color="AAB4C0"/>
-        </w:pBdr>
-      </w:pPr>
-    </w:p>
+    <w:tbl>
+      <w:tblPr>
+        <w:tblStyle w:val="TableGrid"/>
+        <w:tblW w:type="auto" w:w="0"/>
+        <w:tblLook w:firstColumn="1" w:firstRow="1" w:lastColumn="0" w:lastRow="0" w:noHBand="0" w:noVBand="1" w:val="04A0"/>
+      </w:tblPr>
+      <w:tblGrid>
+        <w:gridCol w:w="8640"/>
+      </w:tblGrid>
+      <w:tr>
+        <w:trPr>
+          <w:trHeight w:val="2040" w:hRule="atLeast"/>
+        </w:trPr>
+        <w:tc>
+          <w:tcPr>
+            <w:tcW w:type="dxa" w:w="8640"/>
+          </w:tcPr>
+          <w:p>
+            <w:pPr>
+              <w:spacing w:before="40"/>
+            </w:pPr>
+          </w:p>
+        </w:tc>
+      </w:tr>
+    </w:tbl>
+    <w:p/>
     <w:p>
       <w:r>
         <w:rPr>
@@ -4276,276 +3946,242 @@
         <w:t>(AO1)</w:t>
       </w:r>
     </w:p>
+    <w:tbl>
+      <w:tblPr>
+        <w:tblStyle w:val="TableGrid"/>
+        <w:tblW w:type="auto" w:w="0"/>
+        <w:tblLook w:firstColumn="1" w:firstRow="1" w:lastColumn="0" w:lastRow="0" w:noHBand="0" w:noVBand="1" w:val="04A0"/>
+      </w:tblPr>
+      <w:tblGrid>
+        <w:gridCol w:w="8640"/>
+      </w:tblGrid>
+      <w:tr>
+        <w:trPr>
+          <w:trHeight w:val="1360" w:hRule="atLeast"/>
+        </w:trPr>
+        <w:tc>
+          <w:tcPr>
+            <w:tcW w:type="dxa" w:w="8640"/>
+          </w:tcPr>
+          <w:p>
+            <w:pPr>
+              <w:spacing w:before="40"/>
+            </w:pPr>
+          </w:p>
+        </w:tc>
+      </w:tr>
+    </w:tbl>
+    <w:p/>
     <w:p>
-      <w:pPr>
-        <w:spacing w:before="260"/>
-        <w:pBdr>
-          <w:bottom w:val="single" w:sz="4" w:space="1" w:color="AAB4C0"/>
-        </w:pBdr>
-      </w:pPr>
+      <w:r>
+        <w:rPr>
+          <w:b/>
+          <w:i w:val="0"/>
+        </w:rPr>
+        <w:t>12(b)</w:t>
+      </w:r>
+      <w:r>
+        <w:rPr>
+          <w:b w:val="0"/>
+          <w:i w:val="0"/>
+        </w:rPr>
+        <w:t xml:space="preserve"> A </w:t>
+      </w:r>
+      <w:r>
+        <w:rPr>
+          <w:b/>
+          <w:i w:val="0"/>
+        </w:rPr>
+        <w:t>binary search tree (BST)</w:t>
+      </w:r>
+      <w:r>
+        <w:rPr>
+          <w:b w:val="0"/>
+          <w:i w:val="0"/>
+        </w:rPr>
+        <w:t xml:space="preserve"> is built by inserting the following keys in order: </w:t>
+      </w:r>
+      <w:r>
+        <w:rPr>
+          <w:b/>
+          <w:i w:val="0"/>
+        </w:rPr>
+        <w:t>50, 30, 70, 20, 40, 60</w:t>
+      </w:r>
+      <w:r>
+        <w:rPr>
+          <w:b w:val="0"/>
+          <w:i w:val="0"/>
+        </w:rPr>
+        <w:t xml:space="preserve">. Draw the resulting tree and state the order in which the keys are visited by an </w:t>
+      </w:r>
+      <w:r>
+        <w:rPr>
+          <w:b/>
+          <w:i w:val="0"/>
+        </w:rPr>
+        <w:t>in-order traversal</w:t>
+      </w:r>
+      <w:r>
+        <w:rPr>
+          <w:b w:val="0"/>
+          <w:i w:val="0"/>
+        </w:rPr>
+        <w:t xml:space="preserve">. </w:t>
+      </w:r>
+      <w:r>
+        <w:rPr>
+          <w:b/>
+          <w:i w:val="0"/>
+        </w:rPr>
+        <w:t>[4]</w:t>
+      </w:r>
+      <w:r>
+        <w:rPr>
+          <w:b w:val="0"/>
+          <w:i w:val="0"/>
+        </w:rPr>
+        <w:t xml:space="preserve"> </w:t>
+      </w:r>
+      <w:r>
+        <w:rPr>
+          <w:b w:val="0"/>
+          <w:i/>
+        </w:rPr>
+        <w:t>(AO3)</w:t>
+      </w:r>
     </w:p>
+    <w:tbl>
+      <w:tblPr>
+        <w:tblStyle w:val="TableGrid"/>
+        <w:tblW w:type="auto" w:w="0"/>
+        <w:tblLook w:firstColumn="1" w:firstRow="1" w:lastColumn="0" w:lastRow="0" w:noHBand="0" w:noVBand="1" w:val="04A0"/>
+      </w:tblPr>
+      <w:tblGrid>
+        <w:gridCol w:w="8640"/>
+      </w:tblGrid>
+      <w:tr>
+        <w:trPr>
+          <w:trHeight w:val="2040" w:hRule="atLeast"/>
+        </w:trPr>
+        <w:tc>
+          <w:tcPr>
+            <w:tcW w:type="dxa" w:w="8640"/>
+          </w:tcPr>
+          <w:p>
+            <w:pPr>
+              <w:spacing w:before="40"/>
+            </w:pPr>
+          </w:p>
+        </w:tc>
+      </w:tr>
+    </w:tbl>
+    <w:p/>
     <w:p>
-      <w:pPr>
-        <w:spacing w:before="260"/>
-        <w:pBdr>
-          <w:bottom w:val="single" w:sz="4" w:space="1" w:color="AAB4C0"/>
-        </w:pBdr>
-      </w:pPr>
+      <w:r>
+        <w:rPr>
+          <w:b/>
+          <w:i w:val="0"/>
+        </w:rPr>
+        <w:t>12(c)</w:t>
+      </w:r>
+      <w:r>
+        <w:rPr>
+          <w:b w:val="0"/>
+          <w:i w:val="0"/>
+        </w:rPr>
+        <w:t xml:space="preserve"> State the </w:t>
+      </w:r>
+      <w:r>
+        <w:rPr>
+          <w:b/>
+          <w:i w:val="0"/>
+        </w:rPr>
+        <w:t>Big O</w:t>
+      </w:r>
+      <w:r>
+        <w:rPr>
+          <w:b w:val="0"/>
+          <w:i w:val="0"/>
+        </w:rPr>
+        <w:t xml:space="preserve"> time complexity of: (i) inserting a node at the head of a linked list; (ii) searching a </w:t>
+      </w:r>
+      <w:r>
+        <w:rPr>
+          <w:b/>
+          <w:i w:val="0"/>
+        </w:rPr>
+        <w:t>balanced</w:t>
+      </w:r>
+      <w:r>
+        <w:rPr>
+          <w:b w:val="0"/>
+          <w:i w:val="0"/>
+        </w:rPr>
+        <w:t xml:space="preserve"> binary search tree of </w:t>
+      </w:r>
+      <w:r>
+        <w:rPr>
+          <w:b w:val="0"/>
+          <w:i/>
+        </w:rPr>
+        <w:t>n</w:t>
+      </w:r>
+      <w:r>
+        <w:rPr>
+          <w:b w:val="0"/>
+          <w:i w:val="0"/>
+        </w:rPr>
+        <w:t xml:space="preserve"> nodes; (iii) accessing an element of an array by its index. </w:t>
+      </w:r>
+      <w:r>
+        <w:rPr>
+          <w:b/>
+          <w:i w:val="0"/>
+        </w:rPr>
+        <w:t>[3]</w:t>
+      </w:r>
+      <w:r>
+        <w:rPr>
+          <w:b w:val="0"/>
+          <w:i w:val="0"/>
+        </w:rPr>
+        <w:t xml:space="preserve"> </w:t>
+      </w:r>
+      <w:r>
+        <w:rPr>
+          <w:b w:val="0"/>
+          <w:i/>
+        </w:rPr>
+        <w:t>(AO1)</w:t>
+      </w:r>
     </w:p>
-    <w:p>
-      <w:pPr>
-        <w:spacing w:before="260"/>
-        <w:pBdr>
-          <w:bottom w:val="single" w:sz="4" w:space="1" w:color="AAB4C0"/>
-        </w:pBdr>
-      </w:pPr>
-    </w:p>
-    <w:p>
-      <w:pPr>
-        <w:spacing w:before="260"/>
-        <w:pBdr>
-          <w:bottom w:val="single" w:sz="4" w:space="1" w:color="AAB4C0"/>
-        </w:pBdr>
-      </w:pPr>
-    </w:p>
-    <w:p>
-      <w:r>
-        <w:rPr>
-          <w:b/>
-          <w:i w:val="0"/>
-        </w:rPr>
-        <w:t>12(b)</w:t>
-      </w:r>
-      <w:r>
-        <w:rPr>
-          <w:b w:val="0"/>
-          <w:i w:val="0"/>
-        </w:rPr>
-        <w:t xml:space="preserve"> A </w:t>
-      </w:r>
-      <w:r>
-        <w:rPr>
-          <w:b/>
-          <w:i w:val="0"/>
-        </w:rPr>
-        <w:t>binary search tree (BST)</w:t>
-      </w:r>
-      <w:r>
-        <w:rPr>
-          <w:b w:val="0"/>
-          <w:i w:val="0"/>
-        </w:rPr>
-        <w:t xml:space="preserve"> is built by inserting the following keys in order: </w:t>
-      </w:r>
-      <w:r>
-        <w:rPr>
-          <w:b/>
-          <w:i w:val="0"/>
-        </w:rPr>
-        <w:t>50, 30, 70, 20, 40, 60</w:t>
-      </w:r>
-      <w:r>
-        <w:rPr>
-          <w:b w:val="0"/>
-          <w:i w:val="0"/>
-        </w:rPr>
-        <w:t xml:space="preserve">. Draw the resulting tree and state the order in which the keys are visited by an </w:t>
-      </w:r>
-      <w:r>
-        <w:rPr>
-          <w:b/>
-          <w:i w:val="0"/>
-        </w:rPr>
-        <w:t>in-order traversal</w:t>
-      </w:r>
-      <w:r>
-        <w:rPr>
-          <w:b w:val="0"/>
-          <w:i w:val="0"/>
-        </w:rPr>
-        <w:t xml:space="preserve">. </w:t>
-      </w:r>
-      <w:r>
-        <w:rPr>
-          <w:b/>
-          <w:i w:val="0"/>
-        </w:rPr>
-        <w:t>[4]</w:t>
-      </w:r>
-      <w:r>
-        <w:rPr>
-          <w:b w:val="0"/>
-          <w:i w:val="0"/>
-        </w:rPr>
-        <w:t xml:space="preserve"> </w:t>
-      </w:r>
-      <w:r>
-        <w:rPr>
-          <w:b w:val="0"/>
-          <w:i/>
-        </w:rPr>
-        <w:t>(AO3)</w:t>
-      </w:r>
-    </w:p>
-    <w:p>
-      <w:pPr>
-        <w:spacing w:before="260"/>
-        <w:pBdr>
-          <w:bottom w:val="single" w:sz="4" w:space="1" w:color="AAB4C0"/>
-        </w:pBdr>
-      </w:pPr>
-    </w:p>
-    <w:p>
-      <w:pPr>
-        <w:spacing w:before="260"/>
-        <w:pBdr>
-          <w:bottom w:val="single" w:sz="4" w:space="1" w:color="AAB4C0"/>
-        </w:pBdr>
-      </w:pPr>
-    </w:p>
-    <w:p>
-      <w:pPr>
-        <w:spacing w:before="260"/>
-        <w:pBdr>
-          <w:bottom w:val="single" w:sz="4" w:space="1" w:color="AAB4C0"/>
-        </w:pBdr>
-      </w:pPr>
-    </w:p>
-    <w:p>
-      <w:pPr>
-        <w:spacing w:before="260"/>
-        <w:pBdr>
-          <w:bottom w:val="single" w:sz="4" w:space="1" w:color="AAB4C0"/>
-        </w:pBdr>
-      </w:pPr>
-    </w:p>
-    <w:p>
-      <w:pPr>
-        <w:spacing w:before="260"/>
-        <w:pBdr>
-          <w:bottom w:val="single" w:sz="4" w:space="1" w:color="AAB4C0"/>
-        </w:pBdr>
-      </w:pPr>
-    </w:p>
-    <w:p>
-      <w:pPr>
-        <w:spacing w:before="260"/>
-        <w:pBdr>
-          <w:bottom w:val="single" w:sz="4" w:space="1" w:color="AAB4C0"/>
-        </w:pBdr>
-      </w:pPr>
-    </w:p>
-    <w:p>
-      <w:r>
-        <w:rPr>
-          <w:b/>
-          <w:i w:val="0"/>
-        </w:rPr>
-        <w:t>12(c)</w:t>
-      </w:r>
-      <w:r>
-        <w:rPr>
-          <w:b w:val="0"/>
-          <w:i w:val="0"/>
-        </w:rPr>
-        <w:t xml:space="preserve"> State the </w:t>
-      </w:r>
-      <w:r>
-        <w:rPr>
-          <w:b/>
-          <w:i w:val="0"/>
-        </w:rPr>
-        <w:t>Big O</w:t>
-      </w:r>
-      <w:r>
-        <w:rPr>
-          <w:b w:val="0"/>
-          <w:i w:val="0"/>
-        </w:rPr>
-        <w:t xml:space="preserve"> time complexity of: (i) inserting a node at the head of a linked list; (ii) searching a </w:t>
-      </w:r>
-      <w:r>
-        <w:rPr>
-          <w:b/>
-          <w:i w:val="0"/>
-        </w:rPr>
-        <w:t>balanced</w:t>
-      </w:r>
-      <w:r>
-        <w:rPr>
-          <w:b w:val="0"/>
-          <w:i w:val="0"/>
-        </w:rPr>
-        <w:t xml:space="preserve"> binary search tree of </w:t>
-      </w:r>
-      <w:r>
-        <w:rPr>
-          <w:b w:val="0"/>
-          <w:i/>
-        </w:rPr>
-        <w:t>n</w:t>
-      </w:r>
-      <w:r>
-        <w:rPr>
-          <w:b w:val="0"/>
-          <w:i w:val="0"/>
-        </w:rPr>
-        <w:t xml:space="preserve"> nodes; (iii) accessing an element of an array by its index. </w:t>
-      </w:r>
-      <w:r>
-        <w:rPr>
-          <w:b/>
-          <w:i w:val="0"/>
-        </w:rPr>
-        <w:t>[3]</w:t>
-      </w:r>
-      <w:r>
-        <w:rPr>
-          <w:b w:val="0"/>
-          <w:i w:val="0"/>
-        </w:rPr>
-        <w:t xml:space="preserve"> </w:t>
-      </w:r>
-      <w:r>
-        <w:rPr>
-          <w:b w:val="0"/>
-          <w:i/>
-        </w:rPr>
-        <w:t>(AO1)</w:t>
-      </w:r>
-    </w:p>
-    <w:p>
-      <w:pPr>
-        <w:spacing w:before="260"/>
-        <w:pBdr>
-          <w:bottom w:val="single" w:sz="4" w:space="1" w:color="AAB4C0"/>
-        </w:pBdr>
-      </w:pPr>
-    </w:p>
-    <w:p>
-      <w:pPr>
-        <w:spacing w:before="260"/>
-        <w:pBdr>
-          <w:bottom w:val="single" w:sz="4" w:space="1" w:color="AAB4C0"/>
-        </w:pBdr>
-      </w:pPr>
-    </w:p>
-    <w:p>
-      <w:pPr>
-        <w:spacing w:before="260"/>
-        <w:pBdr>
-          <w:bottom w:val="single" w:sz="4" w:space="1" w:color="AAB4C0"/>
-        </w:pBdr>
-      </w:pPr>
-    </w:p>
-    <w:p>
-      <w:pPr>
-        <w:spacing w:before="260"/>
-        <w:pBdr>
-          <w:bottom w:val="single" w:sz="4" w:space="1" w:color="AAB4C0"/>
-        </w:pBdr>
-      </w:pPr>
-    </w:p>
+    <w:tbl>
+      <w:tblPr>
+        <w:tblStyle w:val="TableGrid"/>
+        <w:tblW w:type="auto" w:w="0"/>
+        <w:tblLook w:firstColumn="1" w:firstRow="1" w:lastColumn="0" w:lastRow="0" w:noHBand="0" w:noVBand="1" w:val="04A0"/>
+      </w:tblPr>
+      <w:tblGrid>
+        <w:gridCol w:w="8640"/>
+      </w:tblGrid>
+      <w:tr>
+        <w:trPr>
+          <w:trHeight w:val="1360" w:hRule="atLeast"/>
+        </w:trPr>
+        <w:tc>
+          <w:tcPr>
+            <w:tcW w:type="dxa" w:w="8640"/>
+          </w:tcPr>
+          <w:p>
+            <w:pPr>
+              <w:spacing w:before="40"/>
+            </w:pPr>
+          </w:p>
+        </w:tc>
+      </w:tr>
+    </w:tbl>
+    <w:p/>
     <w:p>
       <w:r>
         <w:rPr>
@@ -4634,252 +4270,202 @@
         <w:t>(AO3)</w:t>
       </w:r>
     </w:p>
+    <w:tbl>
+      <w:tblPr>
+        <w:tblStyle w:val="TableGrid"/>
+        <w:tblW w:type="auto" w:w="0"/>
+        <w:tblLook w:firstColumn="1" w:firstRow="1" w:lastColumn="0" w:lastRow="0" w:noHBand="0" w:noVBand="1" w:val="04A0"/>
+      </w:tblPr>
+      <w:tblGrid>
+        <w:gridCol w:w="8640"/>
+      </w:tblGrid>
+      <w:tr>
+        <w:trPr>
+          <w:trHeight w:val="2040" w:hRule="atLeast"/>
+        </w:trPr>
+        <w:tc>
+          <w:tcPr>
+            <w:tcW w:type="dxa" w:w="8640"/>
+          </w:tcPr>
+          <w:p>
+            <w:pPr>
+              <w:spacing w:before="40"/>
+            </w:pPr>
+          </w:p>
+        </w:tc>
+      </w:tr>
+    </w:tbl>
+    <w:p/>
     <w:p>
-      <w:pPr>
-        <w:spacing w:before="260"/>
-        <w:pBdr>
-          <w:bottom w:val="single" w:sz="4" w:space="1" w:color="AAB4C0"/>
-        </w:pBdr>
-      </w:pPr>
+      <w:r>
+        <w:rPr>
+          <w:b/>
+          <w:i w:val="0"/>
+        </w:rPr>
+        <w:t>13(b)</w:t>
+      </w:r>
+      <w:r>
+        <w:rPr>
+          <w:b w:val="0"/>
+          <w:i w:val="0"/>
+        </w:rPr>
+        <w:t xml:space="preserve"> Using the laws of Boolean algebra, simplify the expression </w:t>
+      </w:r>
+      <w:r>
+        <w:rPr>
+          <w:rFonts w:ascii="Consolas" w:hAnsi="Consolas"/>
+          <w:b w:val="0"/>
+          <w:i w:val="0"/>
+          <w:sz w:val="19"/>
+        </w:rPr>
+        <w:t>Q = A.(A + B) + A.C + C</w:t>
+      </w:r>
+      <w:r>
+        <w:rPr>
+          <w:b w:val="0"/>
+          <w:i w:val="0"/>
+        </w:rPr>
+        <w:t xml:space="preserve"> to its simplest form. Show each step and name the law used. </w:t>
+      </w:r>
+      <w:r>
+        <w:rPr>
+          <w:b/>
+          <w:i w:val="0"/>
+        </w:rPr>
+        <w:t>[4]</w:t>
+      </w:r>
+      <w:r>
+        <w:rPr>
+          <w:b w:val="0"/>
+          <w:i w:val="0"/>
+        </w:rPr>
+        <w:t xml:space="preserve"> </w:t>
+      </w:r>
+      <w:r>
+        <w:rPr>
+          <w:b w:val="0"/>
+          <w:i/>
+        </w:rPr>
+        <w:t>(AO3)</w:t>
+      </w:r>
     </w:p>
+    <w:tbl>
+      <w:tblPr>
+        <w:tblStyle w:val="TableGrid"/>
+        <w:tblW w:type="auto" w:w="0"/>
+        <w:tblLook w:firstColumn="1" w:firstRow="1" w:lastColumn="0" w:lastRow="0" w:noHBand="0" w:noVBand="1" w:val="04A0"/>
+      </w:tblPr>
+      <w:tblGrid>
+        <w:gridCol w:w="8640"/>
+      </w:tblGrid>
+      <w:tr>
+        <w:trPr>
+          <w:trHeight w:val="2040" w:hRule="atLeast"/>
+        </w:trPr>
+        <w:tc>
+          <w:tcPr>
+            <w:tcW w:type="dxa" w:w="8640"/>
+          </w:tcPr>
+          <w:p>
+            <w:pPr>
+              <w:spacing w:before="40"/>
+            </w:pPr>
+          </w:p>
+        </w:tc>
+      </w:tr>
+    </w:tbl>
+    <w:p/>
     <w:p>
-      <w:pPr>
-        <w:spacing w:before="260"/>
-        <w:pBdr>
-          <w:bottom w:val="single" w:sz="4" w:space="1" w:color="AAB4C0"/>
-        </w:pBdr>
-      </w:pPr>
+      <w:r>
+        <w:rPr>
+          <w:b/>
+          <w:i w:val="0"/>
+        </w:rPr>
+        <w:t>13(c)</w:t>
+      </w:r>
+      <w:r>
+        <w:rPr>
+          <w:b w:val="0"/>
+          <w:i w:val="0"/>
+        </w:rPr>
+        <w:t xml:space="preserve"> A counter circuit uses a </w:t>
+      </w:r>
+      <w:r>
+        <w:rPr>
+          <w:b/>
+          <w:i w:val="0"/>
+        </w:rPr>
+        <w:t>D-type flip-flop</w:t>
+      </w:r>
+      <w:r>
+        <w:rPr>
+          <w:b w:val="0"/>
+          <w:i w:val="0"/>
+        </w:rPr>
+        <w:t xml:space="preserve">. State the purpose of a flip-flop in a sequential circuit, and explain why flip-flops are described as the building blocks of computer </w:t>
+      </w:r>
+      <w:r>
+        <w:rPr>
+          <w:b/>
+          <w:i w:val="0"/>
+        </w:rPr>
+        <w:t>memory/registers</w:t>
+      </w:r>
+      <w:r>
+        <w:rPr>
+          <w:b w:val="0"/>
+          <w:i w:val="0"/>
+        </w:rPr>
+        <w:t xml:space="preserve">. </w:t>
+      </w:r>
+      <w:r>
+        <w:rPr>
+          <w:b/>
+          <w:i w:val="0"/>
+        </w:rPr>
+        <w:t>[3]</w:t>
+      </w:r>
+      <w:r>
+        <w:rPr>
+          <w:b w:val="0"/>
+          <w:i w:val="0"/>
+        </w:rPr>
+        <w:t xml:space="preserve"> </w:t>
+      </w:r>
+      <w:r>
+        <w:rPr>
+          <w:b w:val="0"/>
+          <w:i/>
+        </w:rPr>
+        <w:t>(AO2)</w:t>
+      </w:r>
     </w:p>
-    <w:p>
-      <w:pPr>
-        <w:spacing w:before="260"/>
-        <w:pBdr>
-          <w:bottom w:val="single" w:sz="4" w:space="1" w:color="AAB4C0"/>
-        </w:pBdr>
-      </w:pPr>
-    </w:p>
-    <w:p>
-      <w:pPr>
-        <w:spacing w:before="260"/>
-        <w:pBdr>
-          <w:bottom w:val="single" w:sz="4" w:space="1" w:color="AAB4C0"/>
-        </w:pBdr>
-      </w:pPr>
-    </w:p>
-    <w:p>
-      <w:pPr>
-        <w:spacing w:before="260"/>
-        <w:pBdr>
-          <w:bottom w:val="single" w:sz="4" w:space="1" w:color="AAB4C0"/>
-        </w:pBdr>
-      </w:pPr>
-    </w:p>
-    <w:p>
-      <w:pPr>
-        <w:spacing w:before="260"/>
-        <w:pBdr>
-          <w:bottom w:val="single" w:sz="4" w:space="1" w:color="AAB4C0"/>
-        </w:pBdr>
-      </w:pPr>
-    </w:p>
-    <w:p>
-      <w:r>
-        <w:rPr>
-          <w:b/>
-          <w:i w:val="0"/>
-        </w:rPr>
-        <w:t>13(b)</w:t>
-      </w:r>
-      <w:r>
-        <w:rPr>
-          <w:b w:val="0"/>
-          <w:i w:val="0"/>
-        </w:rPr>
-        <w:t xml:space="preserve"> Using the laws of Boolean algebra, simplify the expression </w:t>
-      </w:r>
-      <w:r>
-        <w:rPr>
-          <w:rFonts w:ascii="Consolas" w:hAnsi="Consolas"/>
-          <w:b w:val="0"/>
-          <w:i w:val="0"/>
-          <w:sz w:val="19"/>
-        </w:rPr>
-        <w:t>Q = A.(A + B) + A.C + C</w:t>
-      </w:r>
-      <w:r>
-        <w:rPr>
-          <w:b w:val="0"/>
-          <w:i w:val="0"/>
-        </w:rPr>
-        <w:t xml:space="preserve"> to its simplest form. Show each step and name the law used. </w:t>
-      </w:r>
-      <w:r>
-        <w:rPr>
-          <w:b/>
-          <w:i w:val="0"/>
-        </w:rPr>
-        <w:t>[4]</w:t>
-      </w:r>
-      <w:r>
-        <w:rPr>
-          <w:b w:val="0"/>
-          <w:i w:val="0"/>
-        </w:rPr>
-        <w:t xml:space="preserve"> </w:t>
-      </w:r>
-      <w:r>
-        <w:rPr>
-          <w:b w:val="0"/>
-          <w:i/>
-        </w:rPr>
-        <w:t>(AO3)</w:t>
-      </w:r>
-    </w:p>
-    <w:p>
-      <w:pPr>
-        <w:spacing w:before="260"/>
-        <w:pBdr>
-          <w:bottom w:val="single" w:sz="4" w:space="1" w:color="AAB4C0"/>
-        </w:pBdr>
-      </w:pPr>
-    </w:p>
-    <w:p>
-      <w:pPr>
-        <w:spacing w:before="260"/>
-        <w:pBdr>
-          <w:bottom w:val="single" w:sz="4" w:space="1" w:color="AAB4C0"/>
-        </w:pBdr>
-      </w:pPr>
-    </w:p>
-    <w:p>
-      <w:pPr>
-        <w:spacing w:before="260"/>
-        <w:pBdr>
-          <w:bottom w:val="single" w:sz="4" w:space="1" w:color="AAB4C0"/>
-        </w:pBdr>
-      </w:pPr>
-    </w:p>
-    <w:p>
-      <w:pPr>
-        <w:spacing w:before="260"/>
-        <w:pBdr>
-          <w:bottom w:val="single" w:sz="4" w:space="1" w:color="AAB4C0"/>
-        </w:pBdr>
-      </w:pPr>
-    </w:p>
-    <w:p>
-      <w:pPr>
-        <w:spacing w:before="260"/>
-        <w:pBdr>
-          <w:bottom w:val="single" w:sz="4" w:space="1" w:color="AAB4C0"/>
-        </w:pBdr>
-      </w:pPr>
-    </w:p>
-    <w:p>
-      <w:pPr>
-        <w:spacing w:before="260"/>
-        <w:pBdr>
-          <w:bottom w:val="single" w:sz="4" w:space="1" w:color="AAB4C0"/>
-        </w:pBdr>
-      </w:pPr>
-    </w:p>
-    <w:p>
-      <w:r>
-        <w:rPr>
-          <w:b/>
-          <w:i w:val="0"/>
-        </w:rPr>
-        <w:t>13(c)</w:t>
-      </w:r>
-      <w:r>
-        <w:rPr>
-          <w:b w:val="0"/>
-          <w:i w:val="0"/>
-        </w:rPr>
-        <w:t xml:space="preserve"> A counter circuit uses a </w:t>
-      </w:r>
-      <w:r>
-        <w:rPr>
-          <w:b/>
-          <w:i w:val="0"/>
-        </w:rPr>
-        <w:t>D-type flip-flop</w:t>
-      </w:r>
-      <w:r>
-        <w:rPr>
-          <w:b w:val="0"/>
-          <w:i w:val="0"/>
-        </w:rPr>
-        <w:t xml:space="preserve">. State the purpose of a flip-flop in a sequential circuit, and explain why flip-flops are described as the building blocks of computer </w:t>
-      </w:r>
-      <w:r>
-        <w:rPr>
-          <w:b/>
-          <w:i w:val="0"/>
-        </w:rPr>
-        <w:t>memory/registers</w:t>
-      </w:r>
-      <w:r>
-        <w:rPr>
-          <w:b w:val="0"/>
-          <w:i w:val="0"/>
-        </w:rPr>
-        <w:t xml:space="preserve">. </w:t>
-      </w:r>
-      <w:r>
-        <w:rPr>
-          <w:b/>
-          <w:i w:val="0"/>
-        </w:rPr>
-        <w:t>[3]</w:t>
-      </w:r>
-      <w:r>
-        <w:rPr>
-          <w:b w:val="0"/>
-          <w:i w:val="0"/>
-        </w:rPr>
-        <w:t xml:space="preserve"> </w:t>
-      </w:r>
-      <w:r>
-        <w:rPr>
-          <w:b w:val="0"/>
-          <w:i/>
-        </w:rPr>
-        <w:t>(AO2)</w:t>
-      </w:r>
-    </w:p>
-    <w:p>
-      <w:pPr>
-        <w:spacing w:before="260"/>
-        <w:pBdr>
-          <w:bottom w:val="single" w:sz="4" w:space="1" w:color="AAB4C0"/>
-        </w:pBdr>
-      </w:pPr>
-    </w:p>
-    <w:p>
-      <w:pPr>
-        <w:spacing w:before="260"/>
-        <w:pBdr>
-          <w:bottom w:val="single" w:sz="4" w:space="1" w:color="AAB4C0"/>
-        </w:pBdr>
-      </w:pPr>
-    </w:p>
-    <w:p>
-      <w:pPr>
-        <w:spacing w:before="260"/>
-        <w:pBdr>
-          <w:bottom w:val="single" w:sz="4" w:space="1" w:color="AAB4C0"/>
-        </w:pBdr>
-      </w:pPr>
-    </w:p>
-    <w:p>
-      <w:pPr>
-        <w:spacing w:before="260"/>
-        <w:pBdr>
-          <w:bottom w:val="single" w:sz="4" w:space="1" w:color="AAB4C0"/>
-        </w:pBdr>
-      </w:pPr>
-    </w:p>
+    <w:tbl>
+      <w:tblPr>
+        <w:tblStyle w:val="TableGrid"/>
+        <w:tblW w:type="auto" w:w="0"/>
+        <w:tblLook w:firstColumn="1" w:firstRow="1" w:lastColumn="0" w:lastRow="0" w:noHBand="0" w:noVBand="1" w:val="04A0"/>
+      </w:tblPr>
+      <w:tblGrid>
+        <w:gridCol w:w="8640"/>
+      </w:tblGrid>
+      <w:tr>
+        <w:trPr>
+          <w:trHeight w:val="1360" w:hRule="atLeast"/>
+        </w:trPr>
+        <w:tc>
+          <w:tcPr>
+            <w:tcW w:type="dxa" w:w="8640"/>
+          </w:tcPr>
+          <w:p>
+            <w:pPr>
+              <w:spacing w:before="40"/>
+            </w:pPr>
+          </w:p>
+        </w:tc>
+      </w:tr>
+    </w:tbl>
+    <w:p/>
     <w:p>
       <w:r>
         <w:rPr>
@@ -4994,230 +4580,228 @@
         <w:t>(AO2)</w:t>
       </w:r>
     </w:p>
+    <w:tbl>
+      <w:tblPr>
+        <w:tblStyle w:val="TableGrid"/>
+        <w:tblW w:type="auto" w:w="0"/>
+        <w:tblLook w:firstColumn="1" w:firstRow="1" w:lastColumn="0" w:lastRow="0" w:noHBand="0" w:noVBand="1" w:val="04A0"/>
+      </w:tblPr>
+      <w:tblGrid>
+        <w:gridCol w:w="8640"/>
+      </w:tblGrid>
+      <w:tr>
+        <w:trPr>
+          <w:trHeight w:val="1360" w:hRule="atLeast"/>
+        </w:trPr>
+        <w:tc>
+          <w:tcPr>
+            <w:tcW w:type="dxa" w:w="8640"/>
+          </w:tcPr>
+          <w:p>
+            <w:pPr>
+              <w:spacing w:before="40"/>
+            </w:pPr>
+          </w:p>
+        </w:tc>
+      </w:tr>
+    </w:tbl>
+    <w:p/>
     <w:p>
-      <w:pPr>
-        <w:spacing w:before="260"/>
-        <w:pBdr>
-          <w:bottom w:val="single" w:sz="4" w:space="1" w:color="AAB4C0"/>
-        </w:pBdr>
-      </w:pPr>
+      <w:r>
+        <w:rPr>
+          <w:b/>
+          <w:i w:val="0"/>
+        </w:rPr>
+        <w:t>14(b)</w:t>
+      </w:r>
+      <w:r>
+        <w:rPr>
+          <w:b w:val="0"/>
+          <w:i w:val="0"/>
+        </w:rPr>
+        <w:t xml:space="preserve"> Describe how a </w:t>
+      </w:r>
+      <w:r>
+        <w:rPr>
+          <w:b/>
+          <w:i w:val="0"/>
+        </w:rPr>
+        <w:t>proxy server</w:t>
+      </w:r>
+      <w:r>
+        <w:rPr>
+          <w:b w:val="0"/>
+          <w:i w:val="0"/>
+        </w:rPr>
+        <w:t xml:space="preserve"> can improve both the </w:t>
+      </w:r>
+      <w:r>
+        <w:rPr>
+          <w:b/>
+          <w:i w:val="0"/>
+        </w:rPr>
+        <w:t>performance</w:t>
+      </w:r>
+      <w:r>
+        <w:rPr>
+          <w:b w:val="0"/>
+          <w:i w:val="0"/>
+        </w:rPr>
+        <w:t xml:space="preserve"> and the </w:t>
+      </w:r>
+      <w:r>
+        <w:rPr>
+          <w:b/>
+          <w:i w:val="0"/>
+        </w:rPr>
+        <w:t>security</w:t>
+      </w:r>
+      <w:r>
+        <w:rPr>
+          <w:b w:val="0"/>
+          <w:i w:val="0"/>
+        </w:rPr>
+        <w:t xml:space="preserve"> of a network. </w:t>
+      </w:r>
+      <w:r>
+        <w:rPr>
+          <w:b/>
+          <w:i w:val="0"/>
+        </w:rPr>
+        <w:t>[2]</w:t>
+      </w:r>
+      <w:r>
+        <w:rPr>
+          <w:b w:val="0"/>
+          <w:i w:val="0"/>
+        </w:rPr>
+        <w:t xml:space="preserve"> </w:t>
+      </w:r>
+      <w:r>
+        <w:rPr>
+          <w:b w:val="0"/>
+          <w:i/>
+        </w:rPr>
+        <w:t>(AO2)</w:t>
+      </w:r>
     </w:p>
+    <w:tbl>
+      <w:tblPr>
+        <w:tblStyle w:val="TableGrid"/>
+        <w:tblW w:type="auto" w:w="0"/>
+        <w:tblLook w:firstColumn="1" w:firstRow="1" w:lastColumn="0" w:lastRow="0" w:noHBand="0" w:noVBand="1" w:val="04A0"/>
+      </w:tblPr>
+      <w:tblGrid>
+        <w:gridCol w:w="8640"/>
+      </w:tblGrid>
+      <w:tr>
+        <w:trPr>
+          <w:trHeight w:val="1020" w:hRule="atLeast"/>
+        </w:trPr>
+        <w:tc>
+          <w:tcPr>
+            <w:tcW w:type="dxa" w:w="8640"/>
+          </w:tcPr>
+          <w:p>
+            <w:pPr>
+              <w:spacing w:before="40"/>
+            </w:pPr>
+          </w:p>
+        </w:tc>
+      </w:tr>
+    </w:tbl>
+    <w:p/>
     <w:p>
-      <w:pPr>
-        <w:spacing w:before="260"/>
-        <w:pBdr>
-          <w:bottom w:val="single" w:sz="4" w:space="1" w:color="AAB4C0"/>
-        </w:pBdr>
-      </w:pPr>
+      <w:r>
+        <w:rPr>
+          <w:b/>
+          <w:i w:val="0"/>
+        </w:rPr>
+        <w:t>14(c)</w:t>
+      </w:r>
+      <w:r>
+        <w:rPr>
+          <w:b w:val="0"/>
+          <w:i w:val="0"/>
+        </w:rPr>
+        <w:t xml:space="preserve"> Explain the difference between a </w:t>
+      </w:r>
+      <w:r>
+        <w:rPr>
+          <w:b/>
+          <w:i w:val="0"/>
+        </w:rPr>
+        <w:t>virus</w:t>
+      </w:r>
+      <w:r>
+        <w:rPr>
+          <w:b w:val="0"/>
+          <w:i w:val="0"/>
+        </w:rPr>
+        <w:t xml:space="preserve"> and a </w:t>
+      </w:r>
+      <w:r>
+        <w:rPr>
+          <w:b/>
+          <w:i w:val="0"/>
+        </w:rPr>
+        <w:t>worm</w:t>
+      </w:r>
+      <w:r>
+        <w:rPr>
+          <w:b w:val="0"/>
+          <w:i w:val="0"/>
+        </w:rPr>
+        <w:t xml:space="preserve">. </w:t>
+      </w:r>
+      <w:r>
+        <w:rPr>
+          <w:b/>
+          <w:i w:val="0"/>
+        </w:rPr>
+        <w:t>[2]</w:t>
+      </w:r>
+      <w:r>
+        <w:rPr>
+          <w:b w:val="0"/>
+          <w:i w:val="0"/>
+        </w:rPr>
+        <w:t xml:space="preserve"> </w:t>
+      </w:r>
+      <w:r>
+        <w:rPr>
+          <w:b w:val="0"/>
+          <w:i/>
+        </w:rPr>
+        <w:t>(AO1)</w:t>
+      </w:r>
     </w:p>
-    <w:p>
-      <w:pPr>
-        <w:spacing w:before="260"/>
-        <w:pBdr>
-          <w:bottom w:val="single" w:sz="4" w:space="1" w:color="AAB4C0"/>
-        </w:pBdr>
-      </w:pPr>
-    </w:p>
-    <w:p>
-      <w:pPr>
-        <w:spacing w:before="260"/>
-        <w:pBdr>
-          <w:bottom w:val="single" w:sz="4" w:space="1" w:color="AAB4C0"/>
-        </w:pBdr>
-      </w:pPr>
-    </w:p>
-    <w:p>
-      <w:r>
-        <w:rPr>
-          <w:b/>
-          <w:i w:val="0"/>
-        </w:rPr>
-        <w:t>14(b)</w:t>
-      </w:r>
-      <w:r>
-        <w:rPr>
-          <w:b w:val="0"/>
-          <w:i w:val="0"/>
-        </w:rPr>
-        <w:t xml:space="preserve"> Describe how a </w:t>
-      </w:r>
-      <w:r>
-        <w:rPr>
-          <w:b/>
-          <w:i w:val="0"/>
-        </w:rPr>
-        <w:t>proxy server</w:t>
-      </w:r>
-      <w:r>
-        <w:rPr>
-          <w:b w:val="0"/>
-          <w:i w:val="0"/>
-        </w:rPr>
-        <w:t xml:space="preserve"> can improve both the </w:t>
-      </w:r>
-      <w:r>
-        <w:rPr>
-          <w:b/>
-          <w:i w:val="0"/>
-        </w:rPr>
-        <w:t>performance</w:t>
-      </w:r>
-      <w:r>
-        <w:rPr>
-          <w:b w:val="0"/>
-          <w:i w:val="0"/>
-        </w:rPr>
-        <w:t xml:space="preserve"> and the </w:t>
-      </w:r>
-      <w:r>
-        <w:rPr>
-          <w:b/>
-          <w:i w:val="0"/>
-        </w:rPr>
-        <w:t>security</w:t>
-      </w:r>
-      <w:r>
-        <w:rPr>
-          <w:b w:val="0"/>
-          <w:i w:val="0"/>
-        </w:rPr>
-        <w:t xml:space="preserve"> of a network. </w:t>
-      </w:r>
-      <w:r>
-        <w:rPr>
-          <w:b/>
-          <w:i w:val="0"/>
-        </w:rPr>
-        <w:t>[2]</w:t>
-      </w:r>
-      <w:r>
-        <w:rPr>
-          <w:b w:val="0"/>
-          <w:i w:val="0"/>
-        </w:rPr>
-        <w:t xml:space="preserve"> </w:t>
-      </w:r>
-      <w:r>
-        <w:rPr>
-          <w:b w:val="0"/>
-          <w:i/>
-        </w:rPr>
-        <w:t>(AO2)</w:t>
-      </w:r>
-    </w:p>
-    <w:p>
-      <w:pPr>
-        <w:spacing w:before="260"/>
-        <w:pBdr>
-          <w:bottom w:val="single" w:sz="4" w:space="1" w:color="AAB4C0"/>
-        </w:pBdr>
-      </w:pPr>
-    </w:p>
-    <w:p>
-      <w:pPr>
-        <w:spacing w:before="260"/>
-        <w:pBdr>
-          <w:bottom w:val="single" w:sz="4" w:space="1" w:color="AAB4C0"/>
-        </w:pBdr>
-      </w:pPr>
-    </w:p>
-    <w:p>
-      <w:pPr>
-        <w:spacing w:before="260"/>
-        <w:pBdr>
-          <w:bottom w:val="single" w:sz="4" w:space="1" w:color="AAB4C0"/>
-        </w:pBdr>
-      </w:pPr>
-    </w:p>
-    <w:p>
-      <w:r>
-        <w:rPr>
-          <w:b/>
-          <w:i w:val="0"/>
-        </w:rPr>
-        <w:t>14(c)</w:t>
-      </w:r>
-      <w:r>
-        <w:rPr>
-          <w:b w:val="0"/>
-          <w:i w:val="0"/>
-        </w:rPr>
-        <w:t xml:space="preserve"> Explain the difference between a </w:t>
-      </w:r>
-      <w:r>
-        <w:rPr>
-          <w:b/>
-          <w:i w:val="0"/>
-        </w:rPr>
-        <w:t>virus</w:t>
-      </w:r>
-      <w:r>
-        <w:rPr>
-          <w:b w:val="0"/>
-          <w:i w:val="0"/>
-        </w:rPr>
-        <w:t xml:space="preserve"> and a </w:t>
-      </w:r>
-      <w:r>
-        <w:rPr>
-          <w:b/>
-          <w:i w:val="0"/>
-        </w:rPr>
-        <w:t>worm</w:t>
-      </w:r>
-      <w:r>
-        <w:rPr>
-          <w:b w:val="0"/>
-          <w:i w:val="0"/>
-        </w:rPr>
-        <w:t xml:space="preserve">. </w:t>
-      </w:r>
-      <w:r>
-        <w:rPr>
-          <w:b/>
-          <w:i w:val="0"/>
-        </w:rPr>
-        <w:t>[2]</w:t>
-      </w:r>
-      <w:r>
-        <w:rPr>
-          <w:b w:val="0"/>
-          <w:i w:val="0"/>
-        </w:rPr>
-        <w:t xml:space="preserve"> </w:t>
-      </w:r>
-      <w:r>
-        <w:rPr>
-          <w:b w:val="0"/>
-          <w:i/>
-        </w:rPr>
-        <w:t>(AO1)</w:t>
-      </w:r>
-    </w:p>
-    <w:p>
-      <w:pPr>
-        <w:spacing w:before="260"/>
-        <w:pBdr>
-          <w:bottom w:val="single" w:sz="4" w:space="1" w:color="AAB4C0"/>
-        </w:pBdr>
-      </w:pPr>
-    </w:p>
-    <w:p>
-      <w:pPr>
-        <w:spacing w:before="260"/>
-        <w:pBdr>
-          <w:bottom w:val="single" w:sz="4" w:space="1" w:color="AAB4C0"/>
-        </w:pBdr>
-      </w:pPr>
-    </w:p>
-    <w:p>
-      <w:pPr>
-        <w:spacing w:before="260"/>
-        <w:pBdr>
-          <w:bottom w:val="single" w:sz="4" w:space="1" w:color="AAB4C0"/>
-        </w:pBdr>
-      </w:pPr>
-    </w:p>
+    <w:tbl>
+      <w:tblPr>
+        <w:tblStyle w:val="TableGrid"/>
+        <w:tblW w:type="auto" w:w="0"/>
+        <w:tblLook w:firstColumn="1" w:firstRow="1" w:lastColumn="0" w:lastRow="0" w:noHBand="0" w:noVBand="1" w:val="04A0"/>
+      </w:tblPr>
+      <w:tblGrid>
+        <w:gridCol w:w="8640"/>
+      </w:tblGrid>
+      <w:tr>
+        <w:trPr>
+          <w:trHeight w:val="1020" w:hRule="atLeast"/>
+        </w:trPr>
+        <w:tc>
+          <w:tcPr>
+            <w:tcW w:type="dxa" w:w="8640"/>
+          </w:tcPr>
+          <w:p>
+            <w:pPr>
+              <w:spacing w:before="40"/>
+            </w:pPr>
+          </w:p>
+        </w:tc>
+      </w:tr>
+    </w:tbl>
+    <w:p/>
     <w:p>
       <w:r>
         <w:rPr>
@@ -5369,102 +4953,32 @@
         <w:t>(AO3)</w:t>
       </w:r>
     </w:p>
-    <w:p>
-      <w:pPr>
-        <w:spacing w:before="260"/>
-        <w:pBdr>
-          <w:bottom w:val="single" w:sz="4" w:space="1" w:color="AAB4C0"/>
-        </w:pBdr>
-      </w:pPr>
-    </w:p>
-    <w:p>
-      <w:pPr>
-        <w:spacing w:before="260"/>
-        <w:pBdr>
-          <w:bottom w:val="single" w:sz="4" w:space="1" w:color="AAB4C0"/>
-        </w:pBdr>
-      </w:pPr>
-    </w:p>
-    <w:p>
-      <w:pPr>
-        <w:spacing w:before="260"/>
-        <w:pBdr>
-          <w:bottom w:val="single" w:sz="4" w:space="1" w:color="AAB4C0"/>
-        </w:pBdr>
-      </w:pPr>
-    </w:p>
-    <w:p>
-      <w:pPr>
-        <w:spacing w:before="260"/>
-        <w:pBdr>
-          <w:bottom w:val="single" w:sz="4" w:space="1" w:color="AAB4C0"/>
-        </w:pBdr>
-      </w:pPr>
-    </w:p>
-    <w:p>
-      <w:pPr>
-        <w:spacing w:before="260"/>
-        <w:pBdr>
-          <w:bottom w:val="single" w:sz="4" w:space="1" w:color="AAB4C0"/>
-        </w:pBdr>
-      </w:pPr>
-    </w:p>
-    <w:p>
-      <w:pPr>
-        <w:spacing w:before="260"/>
-        <w:pBdr>
-          <w:bottom w:val="single" w:sz="4" w:space="1" w:color="AAB4C0"/>
-        </w:pBdr>
-      </w:pPr>
-    </w:p>
-    <w:p>
-      <w:pPr>
-        <w:spacing w:before="260"/>
-        <w:pBdr>
-          <w:bottom w:val="single" w:sz="4" w:space="1" w:color="AAB4C0"/>
-        </w:pBdr>
-      </w:pPr>
-    </w:p>
-    <w:p>
-      <w:pPr>
-        <w:spacing w:before="260"/>
-        <w:pBdr>
-          <w:bottom w:val="single" w:sz="4" w:space="1" w:color="AAB4C0"/>
-        </w:pBdr>
-      </w:pPr>
-    </w:p>
-    <w:p>
-      <w:pPr>
-        <w:spacing w:before="260"/>
-        <w:pBdr>
-          <w:bottom w:val="single" w:sz="4" w:space="1" w:color="AAB4C0"/>
-        </w:pBdr>
-      </w:pPr>
-    </w:p>
-    <w:p>
-      <w:pPr>
-        <w:spacing w:before="260"/>
-        <w:pBdr>
-          <w:bottom w:val="single" w:sz="4" w:space="1" w:color="AAB4C0"/>
-        </w:pBdr>
-      </w:pPr>
-    </w:p>
-    <w:p>
-      <w:pPr>
-        <w:spacing w:before="260"/>
-        <w:pBdr>
-          <w:bottom w:val="single" w:sz="4" w:space="1" w:color="AAB4C0"/>
-        </w:pBdr>
-      </w:pPr>
-    </w:p>
-    <w:p>
-      <w:pPr>
-        <w:spacing w:before="260"/>
-        <w:pBdr>
-          <w:bottom w:val="single" w:sz="4" w:space="1" w:color="AAB4C0"/>
-        </w:pBdr>
-      </w:pPr>
-    </w:p>
+    <w:tbl>
+      <w:tblPr>
+        <w:tblStyle w:val="TableGrid"/>
+        <w:tblW w:type="auto" w:w="0"/>
+        <w:tblLook w:firstColumn="1" w:firstRow="1" w:lastColumn="0" w:lastRow="0" w:noHBand="0" w:noVBand="1" w:val="04A0"/>
+      </w:tblPr>
+      <w:tblGrid>
+        <w:gridCol w:w="8640"/>
+      </w:tblGrid>
+      <w:tr>
+        <w:trPr>
+          <w:trHeight w:val="4080" w:hRule="atLeast"/>
+        </w:trPr>
+        <w:tc>
+          <w:tcPr>
+            <w:tcW w:type="dxa" w:w="8640"/>
+          </w:tcPr>
+          <w:p>
+            <w:pPr>
+              <w:spacing w:before="40"/>
+            </w:pPr>
+          </w:p>
+        </w:tc>
+      </w:tr>
+    </w:tbl>
+    <w:p/>
     <w:p>
       <w:r>
         <w:rPr>
